--- a/RESUMO MACHINE LEARNING.docx
+++ b/RESUMO MACHINE LEARNING.docx
@@ -1,87 +1,12 @@
 
 <file path=word/document.xml><?xml version="1.0" encoding="utf-8"?>
-<w:document xmlns:wpc="http://schemas.microsoft.com/office/word/2010/wordprocessingCanvas" xmlns:cx="http://schemas.microsoft.com/office/drawing/2014/chartex" xmlns:cx1="http://schemas.microsoft.com/office/drawing/2015/9/8/chartex" xmlns:cx2="http://schemas.microsoft.com/office/drawing/2015/10/21/chartex" xmlns:cx3="http://schemas.microsoft.com/office/drawing/2016/5/9/chartex" xmlns:cx4="http://schemas.microsoft.com/office/drawing/2016/5/10/chartex" xmlns:cx5="http://schemas.microsoft.com/office/drawing/2016/5/11/chartex" xmlns:cx6="http://schemas.microsoft.com/office/drawing/2016/5/12/chartex" xmlns:cx7="http://schemas.microsoft.com/office/drawing/2016/5/13/chartex" xmlns:cx8="http://schemas.microsoft.com/office/drawing/2016/5/14/chartex" xmlns:mc="http://schemas.openxmlformats.org/markup-compatibility/2006" xmlns:aink="http://schemas.microsoft.com/office/drawing/2016/ink" xmlns:am3d="http://schemas.microsoft.com/office/drawing/2017/model3d" xmlns:o="urn:schemas-microsoft-com:office:office" xmlns:oel="http://schemas.microsoft.com/office/2019/extlst" xmlns:r="http://schemas.openxmlformats.org/officeDocument/2006/relationships" xmlns:m="http://schemas.openxmlformats.org/officeDocument/2006/math" xmlns:v="urn:schemas-microsoft-com:vml" xmlns:wp14="http://schemas.microsoft.com/office/word/2010/wordprocessingDrawing" xmlns:wp="http://schemas.openxmlformats.org/drawingml/2006/wordprocessingDrawing" xmlns:w10="urn:schemas-microsoft-com:office:word" xmlns:w="http://schemas.openxmlformats.org/wordprocessingml/2006/main" xmlns:w14="http://schemas.microsoft.com/office/word/2010/wordml" xmlns:w15="http://schemas.microsoft.com/office/word/2012/wordml" xmlns:w16cex="http://schemas.microsoft.com/office/word/2018/wordml/cex" xmlns:w16cid="http://schemas.microsoft.com/office/word/2016/wordml/cid" xmlns:w16="http://schemas.microsoft.com/office/word/2018/wordml" xmlns:w16du="http://schemas.microsoft.com/office/word/2023/wordml/word16du" xmlns:w16sdtdh="http://schemas.microsoft.com/office/word/2020/wordml/sdtdatahash" xmlns:w16sdtfl="http://schemas.microsoft.com/office/word/2024/wordml/sdtformatlock" xmlns:w16se="http://schemas.microsoft.com/office/word/2015/wordml/symex" xmlns:wpg="http://schemas.microsoft.com/office/word/2010/wordprocessingGroup" xmlns:wpi="http://schemas.microsoft.com/office/word/2010/wordprocessingInk" xmlns:wne="http://schemas.microsoft.com/office/word/2006/wordml" xmlns:wps="http://schemas.microsoft.com/office/word/2010/wordprocessingShape" mc:Ignorable="w14 w15 w16se w16cid w16 w16cex w16sdtdh w16sdtfl w16du wp14">
+<w:document xmlns:wpc="http://schemas.microsoft.com/office/word/2010/wordprocessingCanvas" xmlns:cx="http://schemas.microsoft.com/office/drawing/2014/chartex" xmlns:cx1="http://schemas.microsoft.com/office/drawing/2015/9/8/chartex" xmlns:cx2="http://schemas.microsoft.com/office/drawing/2015/10/21/chartex" xmlns:cx3="http://schemas.microsoft.com/office/drawing/2016/5/9/chartex" xmlns:cx4="http://schemas.microsoft.com/office/drawing/2016/5/10/chartex" xmlns:cx5="http://schemas.microsoft.com/office/drawing/2016/5/11/chartex" xmlns:cx6="http://schemas.microsoft.com/office/drawing/2016/5/12/chartex" xmlns:cx7="http://schemas.microsoft.com/office/drawing/2016/5/13/chartex" xmlns:cx8="http://schemas.microsoft.com/office/drawing/2016/5/14/chartex" xmlns:mc="http://schemas.openxmlformats.org/markup-compatibility/2006" xmlns:aink="http://schemas.microsoft.com/office/drawing/2016/ink" xmlns:am3d="http://schemas.microsoft.com/office/drawing/2017/model3d" xmlns:o="urn:schemas-microsoft-com:office:office" xmlns:r="http://schemas.openxmlformats.org/officeDocument/2006/relationships" xmlns:m="http://schemas.openxmlformats.org/officeDocument/2006/math" xmlns:v="urn:schemas-microsoft-com:vml" xmlns:wp14="http://schemas.microsoft.com/office/word/2010/wordprocessingDrawing" xmlns:wp="http://schemas.openxmlformats.org/drawingml/2006/wordprocessingDrawing" xmlns:w10="urn:schemas-microsoft-com:office:word" xmlns:w="http://schemas.openxmlformats.org/wordprocessingml/2006/main" xmlns:w14="http://schemas.microsoft.com/office/word/2010/wordml" xmlns:w15="http://schemas.microsoft.com/office/word/2012/wordml" xmlns:w16cex="http://schemas.microsoft.com/office/word/2018/wordml/cex" xmlns:w16cid="http://schemas.microsoft.com/office/word/2016/wordml/cid" xmlns:w16="http://schemas.microsoft.com/office/word/2018/wordml" xmlns:w16sdtdh="http://schemas.microsoft.com/office/word/2020/wordml/sdtdatahash" xmlns:w16se="http://schemas.microsoft.com/office/word/2015/wordml/symex" xmlns:wpg="http://schemas.microsoft.com/office/word/2010/wordprocessingGroup" xmlns:wpi="http://schemas.microsoft.com/office/word/2010/wordprocessingInk" xmlns:wne="http://schemas.microsoft.com/office/word/2006/wordml" xmlns:wps="http://schemas.microsoft.com/office/word/2010/wordprocessingShape" mc:Ignorable="w14 w15 w16se w16cid w16 w16cex w16sdtdh wp14">
   <w:body>
     <w:p>
       <w:pPr>
         <w:pStyle w:val="Ttulo1"/>
       </w:pPr>
       <w:r>
-        <w:rPr>
-          <w:noProof/>
-        </w:rPr>
-        <mc:AlternateContent>
-          <mc:Choice Requires="wps">
-            <w:drawing>
-              <wp:anchor distT="0" distB="0" distL="114300" distR="114300" simplePos="0" relativeHeight="251677696" behindDoc="0" locked="0" layoutInCell="1" allowOverlap="1" wp14:anchorId="116085B5" wp14:editId="034DE3B3">
-                <wp:simplePos x="0" y="0"/>
-                <wp:positionH relativeFrom="page">
-                  <wp:align>left</wp:align>
-                </wp:positionH>
-                <wp:positionV relativeFrom="paragraph">
-                  <wp:posOffset>733425</wp:posOffset>
-                </wp:positionV>
-                <wp:extent cx="7553325" cy="47625"/>
-                <wp:effectExtent l="0" t="0" r="28575" b="28575"/>
-                <wp:wrapNone/>
-                <wp:docPr id="844207976" name="Conector reto 5"/>
-                <wp:cNvGraphicFramePr/>
-                <a:graphic xmlns:a="http://schemas.openxmlformats.org/drawingml/2006/main">
-                  <a:graphicData uri="http://schemas.microsoft.com/office/word/2010/wordprocessingShape">
-                    <wps:wsp>
-                      <wps:cNvCnPr/>
-                      <wps:spPr>
-                        <a:xfrm flipV="1">
-                          <a:off x="0" y="0"/>
-                          <a:ext cx="7553325" cy="47625"/>
-                        </a:xfrm>
-                        <a:prstGeom prst="line">
-                          <a:avLst/>
-                        </a:prstGeom>
-                        <a:ln>
-                          <a:solidFill>
-                            <a:schemeClr val="tx1"/>
-                          </a:solidFill>
-                        </a:ln>
-                      </wps:spPr>
-                      <wps:style>
-                        <a:lnRef idx="2">
-                          <a:schemeClr val="accent1"/>
-                        </a:lnRef>
-                        <a:fillRef idx="0">
-                          <a:schemeClr val="accent1"/>
-                        </a:fillRef>
-                        <a:effectRef idx="1">
-                          <a:schemeClr val="accent1"/>
-                        </a:effectRef>
-                        <a:fontRef idx="minor">
-                          <a:schemeClr val="tx1"/>
-                        </a:fontRef>
-                      </wps:style>
-                      <wps:bodyPr/>
-                    </wps:wsp>
-                  </a:graphicData>
-                </a:graphic>
-                <wp14:sizeRelH relativeFrom="margin">
-                  <wp14:pctWidth>0</wp14:pctWidth>
-                </wp14:sizeRelH>
-                <wp14:sizeRelV relativeFrom="margin">
-                  <wp14:pctHeight>0</wp14:pctHeight>
-                </wp14:sizeRelV>
-              </wp:anchor>
-            </w:drawing>
-          </mc:Choice>
-          <mc:Fallback>
-            <w:pict>
-              <v:line w14:anchorId="30BF878B" id="Conector reto 5" o:spid="_x0000_s1026" style="position:absolute;flip:y;z-index:251677696;visibility:visible;mso-wrap-style:square;mso-width-percent:0;mso-height-percent:0;mso-wrap-distance-left:9pt;mso-wrap-distance-top:0;mso-wrap-distance-right:9pt;mso-wrap-distance-bottom:0;mso-position-horizontal:left;mso-position-horizontal-relative:page;mso-position-vertical:absolute;mso-position-vertical-relative:text;mso-width-percent:0;mso-height-percent:0;mso-width-relative:margin;mso-height-relative:margin" from="0,57.75pt" to="594.75pt,61.5pt" o:gfxdata="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" strokecolor="black [3213]" strokeweight="1.5pt">
-                <v:stroke joinstyle="miter"/>
-                <w10:wrap anchorx="page"/>
-              </v:line>
-            </w:pict>
-          </mc:Fallback>
-        </mc:AlternateContent>
-      </w:r>
-      <w:r>
         <w:t>RESUMO</w:t>
       </w:r>
       <w:r>
@@ -110,7 +35,10 @@
         <w:pStyle w:val="Ttulo4"/>
       </w:pPr>
       <w:r>
-        <w:t>FÓRMULA:</w:t>
+        <w:t>FÓRMULA</w:t>
+      </w:r>
+      <w:r>
+        <w:t>:</w:t>
       </w:r>
     </w:p>
     <w:p>
@@ -589,15 +517,9 @@
     <w:p>
       <w:pPr>
         <w:pStyle w:val="Ttulo3"/>
-        <w:rPr>
-          <w:color w:val="000000" w:themeColor="text1"/>
-        </w:rPr>
-      </w:pPr>
-      <w:r>
-        <w:t xml:space="preserve">REGRESSÃO </w:t>
-      </w:r>
-      <w:r>
-        <w:t>MÚLTIPLA</w:t>
+      </w:pPr>
+      <w:r>
+        <w:t>REGRESSÃO MÚLTIPLA</w:t>
       </w:r>
     </w:p>
     <w:p>
@@ -659,7 +581,7 @@
       <w:pPr>
         <w:numPr>
           <w:ilvl w:val="0"/>
-          <w:numId w:val="3"/>
+          <w:numId w:val="2"/>
         </w:numPr>
         <w:spacing w:after="0" w:line="276" w:lineRule="auto"/>
       </w:pPr>
@@ -698,10 +620,7 @@
         <w:t xml:space="preserve">Não </w:t>
       </w:r>
       <w:r>
-        <w:t xml:space="preserve">possui </w:t>
-      </w:r>
-      <w:r>
-        <w:t>Hiperparâmetro</w:t>
+        <w:t>possui Hiperparâmetro</w:t>
       </w:r>
     </w:p>
     <w:p>
@@ -926,10 +845,7 @@
         <w:pStyle w:val="Ttulo3"/>
       </w:pPr>
       <w:r>
-        <w:t xml:space="preserve">REGRESSÃO </w:t>
-      </w:r>
-      <w:r>
-        <w:t>POLINOMIAL</w:t>
+        <w:t>REGRESSÃO POLINOMIAL</w:t>
       </w:r>
     </w:p>
     <w:p>
@@ -1025,7 +941,6 @@
         <w:rPr>
           <w:rFonts w:ascii="Arial Nova" w:hAnsi="Arial Nova"/>
         </w:rPr>
-        <w:lastRenderedPageBreak/>
         <w:t>O grau do</w:t>
       </w:r>
       <w:r>
@@ -1109,7 +1024,21 @@
         <w:rPr>
           <w:rFonts w:ascii="Arial Nova" w:hAnsi="Arial Nova"/>
         </w:rPr>
-        <w:t>()) cria novas colunas/features, que serão de fato usadas para treinar o modelo.</w:t>
+        <w:t>()) cria novas colunas/</w:t>
+      </w:r>
+      <w:proofErr w:type="spellStart"/>
+      <w:r>
+        <w:rPr>
+          <w:rFonts w:ascii="Arial Nova" w:hAnsi="Arial Nova"/>
+        </w:rPr>
+        <w:t>features</w:t>
+      </w:r>
+      <w:proofErr w:type="spellEnd"/>
+      <w:r>
+        <w:rPr>
+          <w:rFonts w:ascii="Arial Nova" w:hAnsi="Arial Nova"/>
+        </w:rPr>
+        <w:t>, que serão de fato usadas para treinar o modelo.</w:t>
       </w:r>
     </w:p>
     <w:p>
@@ -1434,7 +1363,6 @@
         <w:pStyle w:val="Ttulo4"/>
       </w:pPr>
       <w:r>
-        <w:lastRenderedPageBreak/>
         <w:t>Código base:</w:t>
       </w:r>
     </w:p>
@@ -1696,7 +1624,6 @@
           <w:bCs/>
           <w:noProof/>
         </w:rPr>
-        <w:lastRenderedPageBreak/>
         <w:drawing>
           <wp:inline distT="0" distB="0" distL="0" distR="0" wp14:anchorId="54D6340B" wp14:editId="38977957">
             <wp:extent cx="4525006" cy="895475"/>
@@ -1867,7 +1794,7 @@
         <w:pStyle w:val="PargrafodaLista"/>
         <w:numPr>
           <w:ilvl w:val="0"/>
-          <w:numId w:val="53"/>
+          <w:numId w:val="46"/>
         </w:numPr>
         <w:spacing w:line="360" w:lineRule="auto"/>
         <w:rPr>
@@ -1896,7 +1823,7 @@
         <w:pStyle w:val="PargrafodaLista"/>
         <w:numPr>
           <w:ilvl w:val="0"/>
-          <w:numId w:val="53"/>
+          <w:numId w:val="46"/>
         </w:numPr>
         <w:spacing w:line="360" w:lineRule="auto"/>
         <w:rPr>
@@ -2155,7 +2082,6 @@
           <w:bCs/>
           <w:noProof/>
         </w:rPr>
-        <w:lastRenderedPageBreak/>
         <w:drawing>
           <wp:inline distT="0" distB="0" distL="0" distR="0" wp14:anchorId="0DBD44E5" wp14:editId="3108BDFD">
             <wp:extent cx="3877216" cy="790685"/>
@@ -2382,7 +2308,7 @@
       <w:pPr>
         <w:numPr>
           <w:ilvl w:val="0"/>
-          <w:numId w:val="4"/>
+          <w:numId w:val="3"/>
         </w:numPr>
         <w:rPr>
           <w:rFonts w:ascii="Arial" w:hAnsi="Arial" w:cs="Arial"/>
@@ -2399,7 +2325,7 @@
       <w:pPr>
         <w:numPr>
           <w:ilvl w:val="0"/>
-          <w:numId w:val="4"/>
+          <w:numId w:val="3"/>
         </w:numPr>
         <w:rPr>
           <w:rFonts w:ascii="Arial" w:hAnsi="Arial" w:cs="Arial"/>
@@ -2416,7 +2342,7 @@
       <w:pPr>
         <w:numPr>
           <w:ilvl w:val="0"/>
-          <w:numId w:val="4"/>
+          <w:numId w:val="3"/>
         </w:numPr>
         <w:rPr>
           <w:rFonts w:ascii="Arial" w:hAnsi="Arial" w:cs="Arial"/>
@@ -2434,7 +2360,7 @@
         <w:pStyle w:val="PargrafodaLista"/>
         <w:numPr>
           <w:ilvl w:val="0"/>
-          <w:numId w:val="4"/>
+          <w:numId w:val="3"/>
         </w:numPr>
         <w:rPr>
           <w:rFonts w:ascii="Arial" w:hAnsi="Arial" w:cs="Arial"/>
@@ -2673,7 +2599,7 @@
         <w:pStyle w:val="PargrafodaLista"/>
         <w:numPr>
           <w:ilvl w:val="0"/>
-          <w:numId w:val="5"/>
+          <w:numId w:val="4"/>
         </w:numPr>
         <w:rPr>
           <w:rFonts w:ascii="Arial" w:hAnsi="Arial" w:cs="Arial"/>
@@ -2691,7 +2617,7 @@
         <w:pStyle w:val="PargrafodaLista"/>
         <w:numPr>
           <w:ilvl w:val="0"/>
-          <w:numId w:val="5"/>
+          <w:numId w:val="4"/>
         </w:numPr>
         <w:rPr>
           <w:rFonts w:ascii="Arial" w:hAnsi="Arial" w:cs="Arial"/>
@@ -2709,7 +2635,7 @@
         <w:pStyle w:val="PargrafodaLista"/>
         <w:numPr>
           <w:ilvl w:val="0"/>
-          <w:numId w:val="5"/>
+          <w:numId w:val="4"/>
         </w:numPr>
         <w:rPr>
           <w:rFonts w:ascii="Arial" w:hAnsi="Arial" w:cs="Arial"/>
@@ -2733,7 +2659,6 @@
           <w:rFonts w:ascii="Arial" w:hAnsi="Arial" w:cs="Arial"/>
           <w:noProof/>
         </w:rPr>
-        <w:lastRenderedPageBreak/>
         <w:drawing>
           <wp:inline distT="0" distB="0" distL="0" distR="0" wp14:anchorId="4283FB97" wp14:editId="5C57AAE4">
             <wp:extent cx="5731510" cy="1996440"/>
@@ -2791,7 +2716,7 @@
         <w:pStyle w:val="PargrafodaLista"/>
         <w:numPr>
           <w:ilvl w:val="0"/>
-          <w:numId w:val="6"/>
+          <w:numId w:val="5"/>
         </w:numPr>
         <w:rPr>
           <w:rFonts w:ascii="Arial" w:hAnsi="Arial" w:cs="Arial"/>
@@ -2809,7 +2734,7 @@
         <w:pStyle w:val="PargrafodaLista"/>
         <w:numPr>
           <w:ilvl w:val="0"/>
-          <w:numId w:val="6"/>
+          <w:numId w:val="5"/>
         </w:numPr>
         <w:rPr>
           <w:rFonts w:ascii="Arial" w:hAnsi="Arial" w:cs="Arial"/>
@@ -2891,7 +2816,7 @@
         <w:pStyle w:val="PargrafodaLista"/>
         <w:numPr>
           <w:ilvl w:val="0"/>
-          <w:numId w:val="7"/>
+          <w:numId w:val="6"/>
         </w:numPr>
         <w:rPr>
           <w:rFonts w:ascii="Arial" w:hAnsi="Arial" w:cs="Arial"/>
@@ -2961,7 +2886,10 @@
         <w:t>NAIVE BAYES</w:t>
       </w:r>
       <w:r>
-        <w:t xml:space="preserve"> RESUMIR PRA CARAMBA</w:t>
+        <w:t xml:space="preserve"> RESUMI</w:t>
+      </w:r>
+      <w:r>
+        <w:t>R MAIS UM POUCO</w:t>
       </w:r>
     </w:p>
     <w:p>
@@ -3031,7 +2959,7 @@
       <w:pPr>
         <w:numPr>
           <w:ilvl w:val="0"/>
-          <w:numId w:val="54"/>
+          <w:numId w:val="47"/>
         </w:numPr>
         <w:rPr>
           <w:rFonts w:ascii="Arial" w:hAnsi="Arial" w:cs="Arial"/>
@@ -3076,111 +3004,7 @@
       <w:pPr>
         <w:numPr>
           <w:ilvl w:val="0"/>
-          <w:numId w:val="54"/>
-        </w:numPr>
-        <w:rPr>
-          <w:rFonts w:ascii="Arial" w:hAnsi="Arial" w:cs="Arial"/>
-        </w:rPr>
-      </w:pPr>
-      <w:r>
-        <w:rPr>
-          <w:rFonts w:ascii="Arial" w:hAnsi="Arial" w:cs="Arial"/>
-        </w:rPr>
-        <w:t xml:space="preserve">“Esse comentário é </w:t>
-      </w:r>
-      <w:r>
-        <w:rPr>
-          <w:rFonts w:ascii="Arial" w:hAnsi="Arial" w:cs="Arial"/>
-          <w:b/>
-          <w:bCs/>
-        </w:rPr>
-        <w:t>positivo</w:t>
-      </w:r>
-      <w:r>
-        <w:rPr>
-          <w:rFonts w:ascii="Arial" w:hAnsi="Arial" w:cs="Arial"/>
-        </w:rPr>
-        <w:t xml:space="preserve">, </w:t>
-      </w:r>
-      <w:r>
-        <w:rPr>
-          <w:rFonts w:ascii="Arial" w:hAnsi="Arial" w:cs="Arial"/>
-          <w:b/>
-          <w:bCs/>
-        </w:rPr>
-        <w:t>neutro</w:t>
-      </w:r>
-      <w:r>
-        <w:rPr>
-          <w:rFonts w:ascii="Arial" w:hAnsi="Arial" w:cs="Arial"/>
-        </w:rPr>
-        <w:t xml:space="preserve"> ou </w:t>
-      </w:r>
-      <w:r>
-        <w:rPr>
-          <w:rFonts w:ascii="Arial" w:hAnsi="Arial" w:cs="Arial"/>
-          <w:b/>
-          <w:bCs/>
-        </w:rPr>
-        <w:t>negativo</w:t>
-      </w:r>
-      <w:r>
-        <w:rPr>
-          <w:rFonts w:ascii="Arial" w:hAnsi="Arial" w:cs="Arial"/>
-        </w:rPr>
-        <w:t>?”</w:t>
-      </w:r>
-    </w:p>
-    <w:p>
-      <w:pPr>
-        <w:numPr>
-          <w:ilvl w:val="0"/>
-          <w:numId w:val="54"/>
-        </w:numPr>
-        <w:rPr>
-          <w:rFonts w:ascii="Arial" w:hAnsi="Arial" w:cs="Arial"/>
-        </w:rPr>
-      </w:pPr>
-      <w:r>
-        <w:rPr>
-          <w:rFonts w:ascii="Arial" w:hAnsi="Arial" w:cs="Arial"/>
-        </w:rPr>
-        <w:t xml:space="preserve">“Esse cliente vai </w:t>
-      </w:r>
-      <w:r>
-        <w:rPr>
-          <w:rFonts w:ascii="Arial" w:hAnsi="Arial" w:cs="Arial"/>
-          <w:b/>
-          <w:bCs/>
-        </w:rPr>
-        <w:t>comprar</w:t>
-      </w:r>
-      <w:r>
-        <w:rPr>
-          <w:rFonts w:ascii="Arial" w:hAnsi="Arial" w:cs="Arial"/>
-        </w:rPr>
-        <w:t xml:space="preserve"> ou </w:t>
-      </w:r>
-      <w:r>
-        <w:rPr>
-          <w:rFonts w:ascii="Arial" w:hAnsi="Arial" w:cs="Arial"/>
-          <w:b/>
-          <w:bCs/>
-        </w:rPr>
-        <w:t>não comprar</w:t>
-      </w:r>
-      <w:r>
-        <w:rPr>
-          <w:rFonts w:ascii="Arial" w:hAnsi="Arial" w:cs="Arial"/>
-        </w:rPr>
-        <w:t>?”</w:t>
-      </w:r>
-    </w:p>
-    <w:p>
-      <w:pPr>
-        <w:numPr>
-          <w:ilvl w:val="0"/>
-          <w:numId w:val="54"/>
+          <w:numId w:val="47"/>
         </w:numPr>
         <w:rPr>
           <w:rFonts w:ascii="Arial" w:hAnsi="Arial" w:cs="Arial"/>
@@ -3650,19 +3474,11 @@
           <w:rFonts w:ascii="Arial" w:hAnsi="Arial" w:cs="Arial"/>
         </w:rPr>
       </w:pPr>
-      <w:proofErr w:type="gramStart"/>
-      <w:r>
-        <w:rPr>
-          <w:rFonts w:ascii="Arial" w:hAnsi="Arial" w:cs="Arial"/>
-        </w:rPr>
-        <w:t>Formula</w:t>
-      </w:r>
-      <w:proofErr w:type="gramEnd"/>
-      <w:r>
-        <w:rPr>
-          <w:rFonts w:ascii="Arial" w:hAnsi="Arial" w:cs="Arial"/>
-        </w:rPr>
-        <w:t xml:space="preserve"> adaptada com o que cada coisa é:</w:t>
+      <w:r>
+        <w:rPr>
+          <w:rFonts w:ascii="Arial" w:hAnsi="Arial" w:cs="Arial"/>
+        </w:rPr>
+        <w:t>Formula adaptada com o que cada coisa é:</w:t>
       </w:r>
     </w:p>
     <w:p>
@@ -3715,7 +3531,7 @@
     </w:p>
     <w:tbl>
       <w:tblPr>
-        <w:tblW w:w="8895" w:type="dxa"/>
+        <w:tblW w:w="9434" w:type="dxa"/>
         <w:tblCellMar>
           <w:top w:w="15" w:type="dxa"/>
           <w:left w:w="15" w:type="dxa"/>
@@ -3725,10 +3541,13 @@
         <w:tblLook w:val="04A0" w:firstRow="1" w:lastRow="0" w:firstColumn="1" w:lastColumn="0" w:noHBand="0" w:noVBand="1"/>
       </w:tblPr>
       <w:tblGrid>
-        <w:gridCol w:w="4114"/>
-        <w:gridCol w:w="4781"/>
+        <w:gridCol w:w="3858"/>
+        <w:gridCol w:w="5576"/>
       </w:tblGrid>
       <w:tr>
+        <w:trPr>
+          <w:trHeight w:val="2460"/>
+        </w:trPr>
         <w:tc>
           <w:tcPr>
             <w:tcW w:w="0" w:type="auto"/>
@@ -3876,6 +3695,9 @@
         </w:tc>
       </w:tr>
       <w:tr>
+        <w:trPr>
+          <w:trHeight w:val="4105"/>
+        </w:trPr>
         <w:tc>
           <w:tcPr>
             <w:tcW w:w="0" w:type="auto"/>
@@ -3908,7 +3730,6 @@
                 <w:b/>
                 <w:bCs/>
               </w:rPr>
-              <w:lastRenderedPageBreak/>
               <w:t>CLASSE</w:t>
             </w:r>
           </w:p>
@@ -3922,28 +3743,14 @@
               <w:rPr>
                 <w:rFonts w:ascii="Arial" w:hAnsi="Arial" w:cs="Arial"/>
               </w:rPr>
-              <w:t xml:space="preserve">É o que você quer prever. É o rótulo, categoria, </w:t>
-            </w:r>
-            <w:proofErr w:type="gramStart"/>
-            <w:r>
-              <w:rPr>
-                <w:rFonts w:ascii="Arial" w:hAnsi="Arial" w:cs="Arial"/>
-              </w:rPr>
-              <w:t>resultado final</w:t>
-            </w:r>
-            <w:proofErr w:type="gramEnd"/>
-            <w:r>
-              <w:rPr>
-                <w:rFonts w:ascii="Arial" w:hAnsi="Arial" w:cs="Arial"/>
-              </w:rPr>
-              <w:t>.</w:t>
+              <w:t>É o que você quer prever. É o rótulo, categoria, resultado final.</w:t>
             </w:r>
           </w:p>
           <w:p>
             <w:pPr>
               <w:numPr>
                 <w:ilvl w:val="0"/>
-                <w:numId w:val="55"/>
+                <w:numId w:val="48"/>
               </w:numPr>
               <w:rPr>
                 <w:rFonts w:ascii="Arial" w:hAnsi="Arial" w:cs="Arial"/>
@@ -4035,7 +3842,7 @@
             <w:pPr>
               <w:numPr>
                 <w:ilvl w:val="0"/>
-                <w:numId w:val="56"/>
+                <w:numId w:val="49"/>
               </w:numPr>
               <w:spacing w:after="0"/>
               <w:rPr>
@@ -4053,7 +3860,7 @@
             <w:pPr>
               <w:numPr>
                 <w:ilvl w:val="0"/>
-                <w:numId w:val="56"/>
+                <w:numId w:val="49"/>
               </w:numPr>
               <w:spacing w:after="0"/>
               <w:rPr>
@@ -4071,7 +3878,7 @@
             <w:pPr>
               <w:numPr>
                 <w:ilvl w:val="0"/>
-                <w:numId w:val="56"/>
+                <w:numId w:val="49"/>
               </w:numPr>
               <w:spacing w:after="0"/>
               <w:rPr>
@@ -4110,6 +3917,9 @@
         </w:tc>
       </w:tr>
       <w:tr>
+        <w:trPr>
+          <w:trHeight w:val="474"/>
+        </w:trPr>
         <w:tc>
           <w:tcPr>
             <w:tcW w:w="0" w:type="auto"/>
@@ -4134,51 +3944,13 @@
                 <w:rFonts w:ascii="Arial" w:hAnsi="Arial" w:cs="Arial"/>
               </w:rPr>
             </w:pPr>
-            <w:r>
-              <w:rPr>
-                <w:rFonts w:ascii="Arial" w:hAnsi="Arial" w:cs="Arial"/>
-                <w:noProof/>
-              </w:rPr>
-              <w:drawing>
-                <wp:inline distT="0" distB="0" distL="0" distR="0" wp14:anchorId="7D24C4F3" wp14:editId="06A49FFB">
-                  <wp:extent cx="5363323" cy="600159"/>
-                  <wp:effectExtent l="0" t="0" r="0" b="9525"/>
-                  <wp:docPr id="1805913012" name="Imagem 1"/>
-                  <wp:cNvGraphicFramePr>
-                    <a:graphicFrameLocks xmlns:a="http://schemas.openxmlformats.org/drawingml/2006/main" noChangeAspect="1"/>
-                  </wp:cNvGraphicFramePr>
-                  <a:graphic xmlns:a="http://schemas.openxmlformats.org/drawingml/2006/main">
-                    <a:graphicData uri="http://schemas.openxmlformats.org/drawingml/2006/picture">
-                      <pic:pic xmlns:pic="http://schemas.openxmlformats.org/drawingml/2006/picture">
-                        <pic:nvPicPr>
-                          <pic:cNvPr id="1581398346" name=""/>
-                          <pic:cNvPicPr/>
-                        </pic:nvPicPr>
-                        <pic:blipFill>
-                          <a:blip r:embed="rId29"/>
-                          <a:stretch>
-                            <a:fillRect/>
-                          </a:stretch>
-                        </pic:blipFill>
-                        <pic:spPr>
-                          <a:xfrm>
-                            <a:off x="0" y="0"/>
-                            <a:ext cx="5363323" cy="600159"/>
-                          </a:xfrm>
-                          <a:prstGeom prst="rect">
-                            <a:avLst/>
-                          </a:prstGeom>
-                        </pic:spPr>
-                      </pic:pic>
-                    </a:graphicData>
-                  </a:graphic>
-                </wp:inline>
-              </w:drawing>
-            </w:r>
           </w:p>
         </w:tc>
       </w:tr>
       <w:tr>
+        <w:trPr>
+          <w:trHeight w:val="397"/>
+        </w:trPr>
         <w:tc>
           <w:tcPr>
             <w:tcW w:w="0" w:type="auto"/>
@@ -4195,7 +3967,6 @@
               <w:right w:w="150" w:type="dxa"/>
             </w:tcMar>
             <w:vAlign w:val="center"/>
-            <w:hideMark/>
           </w:tcPr>
           <w:p>
             <w:pPr>
@@ -4203,59 +3974,6 @@
                 <w:rFonts w:ascii="Arial" w:hAnsi="Arial" w:cs="Arial"/>
               </w:rPr>
             </w:pPr>
-            <w:r>
-              <w:rPr>
-                <w:rFonts w:ascii="Arial" w:hAnsi="Arial" w:cs="Arial"/>
-              </w:rPr>
-              <w:t>Classe, no nosso caso:</w:t>
-            </w:r>
-          </w:p>
-          <w:p>
-            <w:pPr>
-              <w:rPr>
-                <w:rFonts w:ascii="Arial" w:hAnsi="Arial" w:cs="Arial"/>
-              </w:rPr>
-            </w:pPr>
-            <w:r>
-              <w:rPr>
-                <w:rFonts w:ascii="Arial" w:hAnsi="Arial" w:cs="Arial"/>
-              </w:rPr>
-              <w:t>- Baixo</w:t>
-            </w:r>
-          </w:p>
-          <w:p>
-            <w:pPr>
-              <w:rPr>
-                <w:rFonts w:ascii="Arial" w:hAnsi="Arial" w:cs="Arial"/>
-              </w:rPr>
-            </w:pPr>
-            <w:r>
-              <w:rPr>
-                <w:rFonts w:ascii="Arial" w:hAnsi="Arial" w:cs="Arial"/>
-              </w:rPr>
-              <w:t xml:space="preserve">- </w:t>
-            </w:r>
-            <w:proofErr w:type="spellStart"/>
-            <w:r>
-              <w:rPr>
-                <w:rFonts w:ascii="Arial" w:hAnsi="Arial" w:cs="Arial"/>
-              </w:rPr>
-              <w:t>Medio</w:t>
-            </w:r>
-            <w:proofErr w:type="spellEnd"/>
-          </w:p>
-          <w:p>
-            <w:pPr>
-              <w:rPr>
-                <w:rFonts w:ascii="Arial" w:hAnsi="Arial" w:cs="Arial"/>
-              </w:rPr>
-            </w:pPr>
-            <w:r>
-              <w:rPr>
-                <w:rFonts w:ascii="Arial" w:hAnsi="Arial" w:cs="Arial"/>
-              </w:rPr>
-              <w:t>- Alto</w:t>
-            </w:r>
           </w:p>
         </w:tc>
         <w:tc>
@@ -4274,173 +3992,7 @@
               <w:right w:w="150" w:type="dxa"/>
             </w:tcMar>
             <w:vAlign w:val="center"/>
-            <w:hideMark/>
           </w:tcPr>
-          <w:p>
-            <w:pPr>
-              <w:numPr>
-                <w:ilvl w:val="0"/>
-                <w:numId w:val="57"/>
-              </w:numPr>
-              <w:rPr>
-                <w:rFonts w:ascii="Arial" w:hAnsi="Arial" w:cs="Arial"/>
-              </w:rPr>
-            </w:pPr>
-            <w:r>
-              <w:rPr>
-                <w:rFonts w:ascii="Arial" w:hAnsi="Arial" w:cs="Arial"/>
-              </w:rPr>
-              <w:t>x=(x1</w:t>
-            </w:r>
-            <w:proofErr w:type="gramStart"/>
-            <w:r>
-              <w:rPr>
-                <w:rFonts w:ascii="Arial" w:hAnsi="Arial" w:cs="Arial"/>
-              </w:rPr>
-              <w:t>​,x</w:t>
-            </w:r>
-            <w:proofErr w:type="gramEnd"/>
-            <w:r>
-              <w:rPr>
-                <w:rFonts w:ascii="Arial" w:hAnsi="Arial" w:cs="Arial"/>
-              </w:rPr>
-              <w:t>2​,...,</w:t>
-            </w:r>
-            <w:proofErr w:type="spellStart"/>
-            <w:r>
-              <w:rPr>
-                <w:rFonts w:ascii="Arial" w:hAnsi="Arial" w:cs="Arial"/>
-              </w:rPr>
-              <w:t>xn</w:t>
-            </w:r>
-            <w:proofErr w:type="spellEnd"/>
-            <w:r>
-              <w:rPr>
-                <w:rFonts w:ascii="Arial" w:hAnsi="Arial" w:cs="Arial"/>
-              </w:rPr>
-              <w:t>​)</w:t>
-            </w:r>
-          </w:p>
-          <w:p>
-            <w:pPr>
-              <w:numPr>
-                <w:ilvl w:val="0"/>
-                <w:numId w:val="57"/>
-              </w:numPr>
-              <w:rPr>
-                <w:rFonts w:ascii="Arial" w:hAnsi="Arial" w:cs="Arial"/>
-              </w:rPr>
-            </w:pPr>
-            <w:r>
-              <w:rPr>
-                <w:rFonts w:ascii="Arial" w:hAnsi="Arial" w:cs="Arial"/>
-              </w:rPr>
-              <w:t xml:space="preserve">Cada x1, x2...​ é </w:t>
-            </w:r>
-            <w:r>
-              <w:rPr>
-                <w:rFonts w:ascii="Arial" w:hAnsi="Arial" w:cs="Arial"/>
-                <w:b/>
-                <w:bCs/>
-              </w:rPr>
-              <w:t>uma característica ou dado observado</w:t>
-            </w:r>
-            <w:r>
-              <w:rPr>
-                <w:rFonts w:ascii="Arial" w:hAnsi="Arial" w:cs="Arial"/>
-              </w:rPr>
-              <w:t xml:space="preserve"> sobre o item que você quer classificar.</w:t>
-            </w:r>
-          </w:p>
-          <w:p>
-            <w:pPr>
-              <w:numPr>
-                <w:ilvl w:val="0"/>
-                <w:numId w:val="57"/>
-              </w:numPr>
-              <w:rPr>
-                <w:rFonts w:ascii="Arial" w:hAnsi="Arial" w:cs="Arial"/>
-              </w:rPr>
-            </w:pPr>
-            <w:r>
-              <w:rPr>
-                <w:rFonts w:ascii="Arial" w:hAnsi="Arial" w:cs="Arial"/>
-              </w:rPr>
-              <w:t>n é o número total de atributos.</w:t>
-            </w:r>
-          </w:p>
-          <w:p>
-            <w:pPr>
-              <w:rPr>
-                <w:rFonts w:ascii="Arial" w:hAnsi="Arial" w:cs="Arial"/>
-              </w:rPr>
-            </w:pPr>
-          </w:p>
-          <w:p>
-            <w:pPr>
-              <w:rPr>
-                <w:rFonts w:ascii="Arial" w:hAnsi="Arial" w:cs="Arial"/>
-              </w:rPr>
-            </w:pPr>
-            <w:r>
-              <w:rPr>
-                <w:rFonts w:ascii="Arial" w:hAnsi="Arial" w:cs="Arial"/>
-              </w:rPr>
-              <w:t>Exemplo</w:t>
-            </w:r>
-          </w:p>
-          <w:p>
-            <w:pPr>
-              <w:rPr>
-                <w:rFonts w:ascii="Arial" w:hAnsi="Arial" w:cs="Arial"/>
-              </w:rPr>
-            </w:pPr>
-            <w:r>
-              <w:rPr>
-                <w:rFonts w:ascii="Arial" w:hAnsi="Arial" w:cs="Arial"/>
-              </w:rPr>
-              <w:t xml:space="preserve">x1 = Ano do carro  </w:t>
-            </w:r>
-          </w:p>
-          <w:p>
-            <w:pPr>
-              <w:rPr>
-                <w:rFonts w:ascii="Arial" w:hAnsi="Arial" w:cs="Arial"/>
-              </w:rPr>
-            </w:pPr>
-            <w:r>
-              <w:rPr>
-                <w:rFonts w:ascii="Arial" w:hAnsi="Arial" w:cs="Arial"/>
-              </w:rPr>
-              <w:t xml:space="preserve">x2 = Preço do carro  </w:t>
-            </w:r>
-          </w:p>
-          <w:p>
-            <w:pPr>
-              <w:rPr>
-                <w:rFonts w:ascii="Arial" w:hAnsi="Arial" w:cs="Arial"/>
-              </w:rPr>
-            </w:pPr>
-            <w:r>
-              <w:rPr>
-                <w:rFonts w:ascii="Arial" w:hAnsi="Arial" w:cs="Arial"/>
-              </w:rPr>
-              <w:t>x3 = Quilometragem</w:t>
-            </w:r>
-          </w:p>
-          <w:p>
-            <w:pPr>
-              <w:rPr>
-                <w:rFonts w:ascii="Arial" w:hAnsi="Arial" w:cs="Arial"/>
-              </w:rPr>
-            </w:pPr>
-            <w:r>
-              <w:rPr>
-                <w:rFonts w:ascii="Arial" w:hAnsi="Arial" w:cs="Arial"/>
-              </w:rPr>
-              <w:t>x4 = Avaliação ou classificação do carro</w:t>
-            </w:r>
-          </w:p>
           <w:p>
             <w:pPr>
               <w:rPr>
@@ -4544,7 +4096,6 @@
         <w:rPr>
           <w:rFonts w:ascii="Arial" w:hAnsi="Arial" w:cs="Arial"/>
         </w:rPr>
-        <w:lastRenderedPageBreak/>
         <w:t>Ou seja</w:t>
       </w:r>
     </w:p>
@@ -4724,7 +4275,7 @@
       <w:pPr>
         <w:numPr>
           <w:ilvl w:val="0"/>
-          <w:numId w:val="58"/>
+          <w:numId w:val="50"/>
         </w:numPr>
         <w:rPr>
           <w:rFonts w:ascii="Arial" w:hAnsi="Arial" w:cs="Arial"/>
@@ -4749,7 +4300,7 @@
       <w:pPr>
         <w:numPr>
           <w:ilvl w:val="0"/>
-          <w:numId w:val="58"/>
+          <w:numId w:val="50"/>
         </w:numPr>
         <w:rPr>
           <w:rFonts w:ascii="Arial" w:hAnsi="Arial" w:cs="Arial"/>
@@ -4774,7 +4325,7 @@
       <w:pPr>
         <w:numPr>
           <w:ilvl w:val="0"/>
-          <w:numId w:val="58"/>
+          <w:numId w:val="50"/>
         </w:numPr>
         <w:rPr>
           <w:rFonts w:ascii="Arial" w:hAnsi="Arial" w:cs="Arial"/>
@@ -4799,7 +4350,7 @@
       <w:pPr>
         <w:numPr>
           <w:ilvl w:val="0"/>
-          <w:numId w:val="58"/>
+          <w:numId w:val="50"/>
         </w:numPr>
         <w:rPr>
           <w:rFonts w:ascii="Arial" w:hAnsi="Arial" w:cs="Arial"/>
@@ -4824,7 +4375,7 @@
       <w:pPr>
         <w:numPr>
           <w:ilvl w:val="0"/>
-          <w:numId w:val="58"/>
+          <w:numId w:val="50"/>
         </w:numPr>
         <w:rPr>
           <w:rFonts w:ascii="Arial" w:hAnsi="Arial" w:cs="Arial"/>
@@ -5095,7 +4646,6 @@
                 <w:b/>
                 <w:bCs/>
               </w:rPr>
-              <w:lastRenderedPageBreak/>
               <w:t>MultinomialNB</w:t>
             </w:r>
             <w:proofErr w:type="spellEnd"/>
@@ -6489,7 +6039,6 @@
               <w:pStyle w:val="Code"/>
             </w:pPr>
             <w:r>
-              <w:lastRenderedPageBreak/>
               <w:t># Vetorização</w:t>
             </w:r>
           </w:p>
@@ -6560,11 +6109,19 @@
                 <w:lang w:val="en-US"/>
               </w:rPr>
             </w:pPr>
-            <w:r>
-              <w:rPr>
-                <w:lang w:val="en-US"/>
-              </w:rPr>
-              <w:t xml:space="preserve">X_train, </w:t>
+            <w:proofErr w:type="spellStart"/>
+            <w:r>
+              <w:rPr>
+                <w:lang w:val="en-US"/>
+              </w:rPr>
+              <w:t>X_train</w:t>
+            </w:r>
+            <w:proofErr w:type="spellEnd"/>
+            <w:r>
+              <w:rPr>
+                <w:lang w:val="en-US"/>
+              </w:rPr>
+              <w:t xml:space="preserve">, </w:t>
             </w:r>
             <w:proofErr w:type="spellStart"/>
             <w:r>
@@ -6739,12 +6296,20 @@
               </w:rPr>
               <w:t>(</w:t>
             </w:r>
+            <w:proofErr w:type="spellStart"/>
             <w:proofErr w:type="gramEnd"/>
             <w:r>
               <w:rPr>
                 <w:lang w:val="en-US"/>
               </w:rPr>
-              <w:t xml:space="preserve">X_train, </w:t>
+              <w:t>X_train</w:t>
+            </w:r>
+            <w:proofErr w:type="spellEnd"/>
+            <w:r>
+              <w:rPr>
+                <w:lang w:val="en-US"/>
+              </w:rPr>
+              <w:t xml:space="preserve">, </w:t>
             </w:r>
             <w:proofErr w:type="spellStart"/>
             <w:r>
@@ -7119,12 +6684,20 @@
               </w:rPr>
               <w:t>(</w:t>
             </w:r>
+            <w:proofErr w:type="spellStart"/>
             <w:proofErr w:type="gramEnd"/>
             <w:r>
               <w:rPr>
                 <w:lang w:val="en-US"/>
               </w:rPr>
-              <w:t xml:space="preserve">X_train, </w:t>
+              <w:t>X_train</w:t>
+            </w:r>
+            <w:proofErr w:type="spellEnd"/>
+            <w:r>
+              <w:rPr>
+                <w:lang w:val="en-US"/>
+              </w:rPr>
+              <w:t xml:space="preserve">, </w:t>
             </w:r>
             <w:proofErr w:type="spellStart"/>
             <w:r>
@@ -7461,7 +7034,6 @@
           <w:rFonts w:ascii="Arial" w:hAnsi="Arial" w:cs="Arial"/>
           <w:noProof/>
         </w:rPr>
-        <w:lastRenderedPageBreak/>
         <w:drawing>
           <wp:inline distT="0" distB="0" distL="0" distR="0" wp14:anchorId="26D21A1A" wp14:editId="65401170">
             <wp:extent cx="5629275" cy="3834130"/>
@@ -7514,404 +7086,6 @@
     </w:p>
     <w:p>
       <w:pPr>
-        <w:rPr>
-          <w:rFonts w:ascii="Arial" w:hAnsi="Arial" w:cs="Arial"/>
-        </w:rPr>
-      </w:pPr>
-      <w:r>
-        <w:rPr>
-          <w:rFonts w:ascii="Arial" w:hAnsi="Arial" w:cs="Arial"/>
-        </w:rPr>
-        <w:t>Como ler esses dados:</w:t>
-      </w:r>
-    </w:p>
-    <w:tbl>
-      <w:tblPr>
-        <w:tblW w:w="8923" w:type="dxa"/>
-        <w:tblCellMar>
-          <w:top w:w="15" w:type="dxa"/>
-          <w:left w:w="15" w:type="dxa"/>
-          <w:bottom w:w="15" w:type="dxa"/>
-          <w:right w:w="15" w:type="dxa"/>
-        </w:tblCellMar>
-        <w:tblLook w:val="04A0" w:firstRow="1" w:lastRow="0" w:firstColumn="1" w:lastColumn="0" w:noHBand="0" w:noVBand="1"/>
-      </w:tblPr>
-      <w:tblGrid>
-        <w:gridCol w:w="3536"/>
-        <w:gridCol w:w="5387"/>
-      </w:tblGrid>
-      <w:tr>
-        <w:tc>
-          <w:tcPr>
-            <w:tcW w:w="3536" w:type="dxa"/>
-            <w:tcBorders>
-              <w:top w:val="single" w:sz="6" w:space="0" w:color="CCCCCC"/>
-              <w:left w:val="single" w:sz="6" w:space="0" w:color="CCCCCC"/>
-              <w:bottom w:val="single" w:sz="6" w:space="0" w:color="CCCCCC"/>
-              <w:right w:val="single" w:sz="6" w:space="0" w:color="CCCCCC"/>
-            </w:tcBorders>
-            <w:tcMar>
-              <w:top w:w="150" w:type="dxa"/>
-              <w:left w:w="150" w:type="dxa"/>
-              <w:bottom w:w="150" w:type="dxa"/>
-              <w:right w:w="150" w:type="dxa"/>
-            </w:tcMar>
-            <w:vAlign w:val="center"/>
-            <w:hideMark/>
-          </w:tcPr>
-          <w:p>
-            <w:pPr>
-              <w:spacing w:after="0" w:line="240" w:lineRule="auto"/>
-              <w:rPr>
-                <w:rFonts w:ascii="Arial" w:hAnsi="Arial" w:cs="Arial"/>
-                <w:b/>
-                <w:bCs/>
-              </w:rPr>
-            </w:pPr>
-            <w:r>
-              <w:rPr>
-                <w:rFonts w:ascii="Arial" w:hAnsi="Arial" w:cs="Arial"/>
-                <w:b/>
-                <w:bCs/>
-              </w:rPr>
-              <w:t>Quadrado</w:t>
-            </w:r>
-          </w:p>
-        </w:tc>
-        <w:tc>
-          <w:tcPr>
-            <w:tcW w:w="5387" w:type="dxa"/>
-            <w:tcBorders>
-              <w:top w:val="single" w:sz="6" w:space="0" w:color="CCCCCC"/>
-              <w:left w:val="single" w:sz="6" w:space="0" w:color="CCCCCC"/>
-              <w:bottom w:val="single" w:sz="6" w:space="0" w:color="CCCCCC"/>
-              <w:right w:val="single" w:sz="6" w:space="0" w:color="CCCCCC"/>
-            </w:tcBorders>
-            <w:tcMar>
-              <w:top w:w="150" w:type="dxa"/>
-              <w:left w:w="150" w:type="dxa"/>
-              <w:bottom w:w="150" w:type="dxa"/>
-              <w:right w:w="150" w:type="dxa"/>
-            </w:tcMar>
-            <w:vAlign w:val="center"/>
-            <w:hideMark/>
-          </w:tcPr>
-          <w:p>
-            <w:pPr>
-              <w:spacing w:after="0" w:line="240" w:lineRule="auto"/>
-              <w:rPr>
-                <w:rFonts w:ascii="Arial" w:hAnsi="Arial" w:cs="Arial"/>
-                <w:b/>
-                <w:bCs/>
-              </w:rPr>
-            </w:pPr>
-            <w:r>
-              <w:rPr>
-                <w:rFonts w:ascii="Arial" w:hAnsi="Arial" w:cs="Arial"/>
-                <w:b/>
-                <w:bCs/>
-              </w:rPr>
-              <w:t>Significa</w:t>
-            </w:r>
-          </w:p>
-        </w:tc>
-      </w:tr>
-      <w:tr>
-        <w:tc>
-          <w:tcPr>
-            <w:tcW w:w="3536" w:type="dxa"/>
-            <w:tcBorders>
-              <w:top w:val="single" w:sz="6" w:space="0" w:color="CCCCCC"/>
-              <w:left w:val="single" w:sz="6" w:space="0" w:color="CCCCCC"/>
-              <w:bottom w:val="single" w:sz="6" w:space="0" w:color="CCCCCC"/>
-              <w:right w:val="single" w:sz="6" w:space="0" w:color="CCCCCC"/>
-            </w:tcBorders>
-            <w:tcMar>
-              <w:top w:w="150" w:type="dxa"/>
-              <w:left w:w="150" w:type="dxa"/>
-              <w:bottom w:w="150" w:type="dxa"/>
-              <w:right w:w="150" w:type="dxa"/>
-            </w:tcMar>
-            <w:vAlign w:val="center"/>
-            <w:hideMark/>
-          </w:tcPr>
-          <w:p>
-            <w:pPr>
-              <w:spacing w:after="0" w:line="240" w:lineRule="auto"/>
-              <w:rPr>
-                <w:rFonts w:ascii="Arial" w:hAnsi="Arial" w:cs="Arial"/>
-              </w:rPr>
-            </w:pPr>
-            <w:r>
-              <w:rPr>
-                <w:rFonts w:ascii="Arial" w:hAnsi="Arial" w:cs="Arial"/>
-                <w:b/>
-                <w:bCs/>
-              </w:rPr>
-              <w:t>Diagonal</w:t>
-            </w:r>
-          </w:p>
-        </w:tc>
-        <w:tc>
-          <w:tcPr>
-            <w:tcW w:w="5387" w:type="dxa"/>
-            <w:tcBorders>
-              <w:top w:val="single" w:sz="6" w:space="0" w:color="CCCCCC"/>
-              <w:left w:val="single" w:sz="6" w:space="0" w:color="CCCCCC"/>
-              <w:bottom w:val="single" w:sz="6" w:space="0" w:color="CCCCCC"/>
-              <w:right w:val="single" w:sz="6" w:space="0" w:color="CCCCCC"/>
-            </w:tcBorders>
-            <w:tcMar>
-              <w:top w:w="150" w:type="dxa"/>
-              <w:left w:w="150" w:type="dxa"/>
-              <w:bottom w:w="150" w:type="dxa"/>
-              <w:right w:w="150" w:type="dxa"/>
-            </w:tcMar>
-            <w:vAlign w:val="center"/>
-            <w:hideMark/>
-          </w:tcPr>
-          <w:p>
-            <w:pPr>
-              <w:spacing w:after="0" w:line="240" w:lineRule="auto"/>
-              <w:rPr>
-                <w:rFonts w:ascii="Arial" w:hAnsi="Arial" w:cs="Arial"/>
-              </w:rPr>
-            </w:pPr>
-            <w:r>
-              <w:rPr>
-                <w:rFonts w:ascii="Arial" w:hAnsi="Arial" w:cs="Arial"/>
-              </w:rPr>
-              <w:t>Acertos da classe</w:t>
-            </w:r>
-          </w:p>
-        </w:tc>
-      </w:tr>
-      <w:tr>
-        <w:tc>
-          <w:tcPr>
-            <w:tcW w:w="3536" w:type="dxa"/>
-            <w:tcBorders>
-              <w:top w:val="single" w:sz="6" w:space="0" w:color="CCCCCC"/>
-              <w:left w:val="single" w:sz="6" w:space="0" w:color="CCCCCC"/>
-              <w:bottom w:val="single" w:sz="6" w:space="0" w:color="CCCCCC"/>
-              <w:right w:val="single" w:sz="6" w:space="0" w:color="CCCCCC"/>
-            </w:tcBorders>
-            <w:tcMar>
-              <w:top w:w="150" w:type="dxa"/>
-              <w:left w:w="150" w:type="dxa"/>
-              <w:bottom w:w="150" w:type="dxa"/>
-              <w:right w:w="150" w:type="dxa"/>
-            </w:tcMar>
-            <w:vAlign w:val="center"/>
-            <w:hideMark/>
-          </w:tcPr>
-          <w:p>
-            <w:pPr>
-              <w:spacing w:after="0" w:line="240" w:lineRule="auto"/>
-              <w:rPr>
-                <w:rFonts w:ascii="Arial" w:hAnsi="Arial" w:cs="Arial"/>
-              </w:rPr>
-            </w:pPr>
-            <w:r>
-              <w:rPr>
-                <w:rFonts w:ascii="Arial" w:hAnsi="Arial" w:cs="Arial"/>
-                <w:b/>
-                <w:bCs/>
-              </w:rPr>
-              <w:t>Acima da diagonal</w:t>
-            </w:r>
-          </w:p>
-        </w:tc>
-        <w:tc>
-          <w:tcPr>
-            <w:tcW w:w="5387" w:type="dxa"/>
-            <w:tcBorders>
-              <w:top w:val="single" w:sz="6" w:space="0" w:color="CCCCCC"/>
-              <w:left w:val="single" w:sz="6" w:space="0" w:color="CCCCCC"/>
-              <w:bottom w:val="single" w:sz="6" w:space="0" w:color="CCCCCC"/>
-              <w:right w:val="single" w:sz="6" w:space="0" w:color="CCCCCC"/>
-            </w:tcBorders>
-            <w:tcMar>
-              <w:top w:w="150" w:type="dxa"/>
-              <w:left w:w="150" w:type="dxa"/>
-              <w:bottom w:w="150" w:type="dxa"/>
-              <w:right w:w="150" w:type="dxa"/>
-            </w:tcMar>
-            <w:vAlign w:val="center"/>
-            <w:hideMark/>
-          </w:tcPr>
-          <w:p>
-            <w:pPr>
-              <w:spacing w:after="0" w:line="240" w:lineRule="auto"/>
-              <w:rPr>
-                <w:rFonts w:ascii="Arial" w:hAnsi="Arial" w:cs="Arial"/>
-              </w:rPr>
-            </w:pPr>
-            <w:r>
-              <w:rPr>
-                <w:rFonts w:ascii="Arial" w:hAnsi="Arial" w:cs="Arial"/>
-              </w:rPr>
-              <w:t>Erro: Modelo disse “alto”, mas não era</w:t>
-            </w:r>
-          </w:p>
-        </w:tc>
-      </w:tr>
-      <w:tr>
-        <w:tc>
-          <w:tcPr>
-            <w:tcW w:w="3536" w:type="dxa"/>
-            <w:tcBorders>
-              <w:top w:val="single" w:sz="6" w:space="0" w:color="CCCCCC"/>
-              <w:left w:val="single" w:sz="6" w:space="0" w:color="CCCCCC"/>
-              <w:bottom w:val="single" w:sz="6" w:space="0" w:color="CCCCCC"/>
-              <w:right w:val="single" w:sz="6" w:space="0" w:color="CCCCCC"/>
-            </w:tcBorders>
-            <w:tcMar>
-              <w:top w:w="150" w:type="dxa"/>
-              <w:left w:w="150" w:type="dxa"/>
-              <w:bottom w:w="150" w:type="dxa"/>
-              <w:right w:w="150" w:type="dxa"/>
-            </w:tcMar>
-            <w:vAlign w:val="center"/>
-            <w:hideMark/>
-          </w:tcPr>
-          <w:p>
-            <w:pPr>
-              <w:spacing w:after="0" w:line="240" w:lineRule="auto"/>
-              <w:rPr>
-                <w:rFonts w:ascii="Arial" w:hAnsi="Arial" w:cs="Arial"/>
-              </w:rPr>
-            </w:pPr>
-            <w:r>
-              <w:rPr>
-                <w:rFonts w:ascii="Arial" w:hAnsi="Arial" w:cs="Arial"/>
-                <w:b/>
-                <w:bCs/>
-              </w:rPr>
-              <w:t>Abaixo da diagonal</w:t>
-            </w:r>
-          </w:p>
-        </w:tc>
-        <w:tc>
-          <w:tcPr>
-            <w:tcW w:w="5387" w:type="dxa"/>
-            <w:tcBorders>
-              <w:top w:val="single" w:sz="6" w:space="0" w:color="CCCCCC"/>
-              <w:left w:val="single" w:sz="6" w:space="0" w:color="CCCCCC"/>
-              <w:bottom w:val="single" w:sz="6" w:space="0" w:color="CCCCCC"/>
-              <w:right w:val="single" w:sz="6" w:space="0" w:color="CCCCCC"/>
-            </w:tcBorders>
-            <w:tcMar>
-              <w:top w:w="150" w:type="dxa"/>
-              <w:left w:w="150" w:type="dxa"/>
-              <w:bottom w:w="150" w:type="dxa"/>
-              <w:right w:w="150" w:type="dxa"/>
-            </w:tcMar>
-            <w:vAlign w:val="center"/>
-            <w:hideMark/>
-          </w:tcPr>
-          <w:p>
-            <w:pPr>
-              <w:spacing w:after="0" w:line="240" w:lineRule="auto"/>
-              <w:rPr>
-                <w:rFonts w:ascii="Arial" w:hAnsi="Arial" w:cs="Arial"/>
-              </w:rPr>
-            </w:pPr>
-            <w:r>
-              <w:rPr>
-                <w:rFonts w:ascii="Arial" w:hAnsi="Arial" w:cs="Arial"/>
-              </w:rPr>
-              <w:t>Erro: Modelo disse “baixo”, mas não era</w:t>
-            </w:r>
-          </w:p>
-        </w:tc>
-      </w:tr>
-      <w:tr>
-        <w:tc>
-          <w:tcPr>
-            <w:tcW w:w="3536" w:type="dxa"/>
-            <w:tcBorders>
-              <w:top w:val="single" w:sz="6" w:space="0" w:color="CCCCCC"/>
-              <w:left w:val="single" w:sz="6" w:space="0" w:color="CCCCCC"/>
-              <w:bottom w:val="single" w:sz="6" w:space="0" w:color="CCCCCC"/>
-              <w:right w:val="single" w:sz="6" w:space="0" w:color="CCCCCC"/>
-            </w:tcBorders>
-            <w:tcMar>
-              <w:top w:w="150" w:type="dxa"/>
-              <w:left w:w="150" w:type="dxa"/>
-              <w:bottom w:w="150" w:type="dxa"/>
-              <w:right w:w="150" w:type="dxa"/>
-            </w:tcMar>
-            <w:vAlign w:val="center"/>
-            <w:hideMark/>
-          </w:tcPr>
-          <w:p>
-            <w:pPr>
-              <w:spacing w:after="0" w:line="240" w:lineRule="auto"/>
-              <w:rPr>
-                <w:rFonts w:ascii="Arial" w:hAnsi="Arial" w:cs="Arial"/>
-              </w:rPr>
-            </w:pPr>
-            <w:r>
-              <w:rPr>
-                <w:rFonts w:ascii="Arial" w:hAnsi="Arial" w:cs="Arial"/>
-                <w:b/>
-                <w:bCs/>
-              </w:rPr>
-              <w:t>Quadrados grandes fora da diagonal</w:t>
-            </w:r>
-          </w:p>
-        </w:tc>
-        <w:tc>
-          <w:tcPr>
-            <w:tcW w:w="5387" w:type="dxa"/>
-            <w:tcBorders>
-              <w:top w:val="single" w:sz="6" w:space="0" w:color="CCCCCC"/>
-              <w:left w:val="single" w:sz="6" w:space="0" w:color="CCCCCC"/>
-              <w:bottom w:val="single" w:sz="6" w:space="0" w:color="CCCCCC"/>
-              <w:right w:val="single" w:sz="6" w:space="0" w:color="CCCCCC"/>
-            </w:tcBorders>
-            <w:tcMar>
-              <w:top w:w="150" w:type="dxa"/>
-              <w:left w:w="150" w:type="dxa"/>
-              <w:bottom w:w="150" w:type="dxa"/>
-              <w:right w:w="150" w:type="dxa"/>
-            </w:tcMar>
-            <w:vAlign w:val="center"/>
-            <w:hideMark/>
-          </w:tcPr>
-          <w:p>
-            <w:pPr>
-              <w:spacing w:after="0" w:line="240" w:lineRule="auto"/>
-              <w:rPr>
-                <w:rFonts w:ascii="Arial" w:hAnsi="Arial" w:cs="Arial"/>
-              </w:rPr>
-            </w:pPr>
-            <w:r>
-              <w:rPr>
-                <w:rFonts w:ascii="Arial" w:hAnsi="Arial" w:cs="Arial"/>
-              </w:rPr>
-              <w:t>Confusão forte entre duas classes</w:t>
-            </w:r>
-          </w:p>
-        </w:tc>
-      </w:tr>
-    </w:tbl>
-    <w:p>
-      <w:pPr>
-        <w:rPr>
-          <w:rFonts w:ascii="Arial" w:hAnsi="Arial" w:cs="Arial"/>
-        </w:rPr>
-      </w:pPr>
-      <w:r>
-        <w:rPr>
-          <w:rFonts w:ascii="Arial" w:hAnsi="Arial" w:cs="Arial"/>
-        </w:rPr>
-        <w:t>Ou seja, na diagonal estão os valores que o modelo acertou. A segunda célula da primeira coluna mostra que o modelo previu "alto", mas o real era "baixo". A terceira na primeira linha mostra que o modelo previu "alto", mas na verdade era "médio". E assim por diante.</w:t>
-      </w:r>
-    </w:p>
-    <w:p>
-      <w:pPr>
         <w:pStyle w:val="Ttulo4"/>
         <w:rPr>
           <w:rFonts w:ascii="Arial" w:hAnsi="Arial" w:cs="Arial"/>
@@ -7987,7 +7161,25 @@
           <w:color w:val="000000" w:themeColor="text1"/>
           <w:shd w:val="clear" w:color="auto" w:fill="FFFFFF" w:themeFill="background1"/>
         </w:rPr>
-        <w:t>, prev)</w:t>
+        <w:t xml:space="preserve">, </w:t>
+      </w:r>
+      <w:proofErr w:type="spellStart"/>
+      <w:r>
+        <w:rPr>
+          <w:rFonts w:ascii="Courier New" w:hAnsi="Courier New" w:cs="Courier New"/>
+          <w:color w:val="000000" w:themeColor="text1"/>
+          <w:shd w:val="clear" w:color="auto" w:fill="FFFFFF" w:themeFill="background1"/>
+        </w:rPr>
+        <w:t>prev</w:t>
+      </w:r>
+      <w:proofErr w:type="spellEnd"/>
+      <w:r>
+        <w:rPr>
+          <w:rFonts w:ascii="Courier New" w:hAnsi="Courier New" w:cs="Courier New"/>
+          <w:color w:val="000000" w:themeColor="text1"/>
+          <w:shd w:val="clear" w:color="auto" w:fill="FFFFFF" w:themeFill="background1"/>
+        </w:rPr>
+        <w:t>)</w:t>
       </w:r>
     </w:p>
     <w:tbl>
@@ -8245,7 +7437,6 @@
                 <w:b/>
                 <w:bCs/>
               </w:rPr>
-              <w:lastRenderedPageBreak/>
               <w:t>Métrica</w:t>
             </w:r>
           </w:p>
@@ -9558,15 +8749,22 @@
                 <w:rFonts w:ascii="Arial" w:hAnsi="Arial" w:cs="Arial"/>
               </w:rPr>
             </w:pPr>
-            <w:proofErr w:type="spellStart"/>
             <w:r>
               <w:rPr>
                 <w:rFonts w:ascii="Arial" w:hAnsi="Arial" w:cs="Arial"/>
                 <w:b/>
                 <w:bCs/>
               </w:rPr>
-              <w:lastRenderedPageBreak/>
-              <w:t>Log-Loss</w:t>
+              <w:t>Log-</w:t>
+            </w:r>
+            <w:proofErr w:type="spellStart"/>
+            <w:r>
+              <w:rPr>
+                <w:rFonts w:ascii="Arial" w:hAnsi="Arial" w:cs="Arial"/>
+                <w:b/>
+                <w:bCs/>
+              </w:rPr>
+              <w:t>Loss</w:t>
             </w:r>
             <w:proofErr w:type="spellEnd"/>
           </w:p>
@@ -10530,35 +9728,85 @@
               <w:rPr>
                 <w:lang w:val="en-US"/>
               </w:rPr>
-              <w:t xml:space="preserve">y = </w:t>
+              <w:t>y = df["</w:t>
             </w:r>
             <w:proofErr w:type="spellStart"/>
             <w:r>
               <w:rPr>
                 <w:lang w:val="en-US"/>
               </w:rPr>
-              <w:t>df</w:t>
+              <w:t>Preco_Class</w:t>
             </w:r>
             <w:proofErr w:type="spellEnd"/>
             <w:r>
               <w:rPr>
                 <w:lang w:val="en-US"/>
               </w:rPr>
-              <w:t>["</w:t>
+              <w:t>"]</w:t>
+            </w:r>
+          </w:p>
+          <w:p>
+            <w:pPr>
+              <w:pStyle w:val="Code"/>
+              <w:rPr>
+                <w:lang w:val="en-US"/>
+              </w:rPr>
+            </w:pPr>
+          </w:p>
+          <w:p>
+            <w:pPr>
+              <w:pStyle w:val="Code"/>
+              <w:rPr>
+                <w:lang w:val="en-US"/>
+              </w:rPr>
+            </w:pPr>
+            <w:r>
+              <w:rPr>
+                <w:lang w:val="en-US"/>
+              </w:rPr>
+              <w:t># =====================================================</w:t>
+            </w:r>
+          </w:p>
+          <w:p>
+            <w:pPr>
+              <w:pStyle w:val="Code"/>
+              <w:rPr>
+                <w:lang w:val="en-US"/>
+              </w:rPr>
+            </w:pPr>
+            <w:r>
+              <w:rPr>
+                <w:lang w:val="en-US"/>
+              </w:rPr>
+              <w:t xml:space="preserve"># 4. </w:t>
             </w:r>
             <w:proofErr w:type="spellStart"/>
             <w:r>
               <w:rPr>
                 <w:lang w:val="en-US"/>
               </w:rPr>
-              <w:t>Preco_Class</w:t>
+              <w:t>Dividir</w:t>
             </w:r>
             <w:proofErr w:type="spellEnd"/>
             <w:r>
               <w:rPr>
                 <w:lang w:val="en-US"/>
               </w:rPr>
-              <w:t>"]</w:t>
+              <w:t xml:space="preserve"> </w:t>
+            </w:r>
+            <w:proofErr w:type="spellStart"/>
+            <w:r>
+              <w:rPr>
+                <w:lang w:val="en-US"/>
+              </w:rPr>
+              <w:t>treino</w:t>
+            </w:r>
+            <w:proofErr w:type="spellEnd"/>
+            <w:r>
+              <w:rPr>
+                <w:lang w:val="en-US"/>
+              </w:rPr>
+              <w:t xml:space="preserve"> e teste</w:t>
             </w:r>
           </w:p>
           <w:p>
@@ -10568,6 +9816,12 @@
                 <w:lang w:val="en-US"/>
               </w:rPr>
             </w:pPr>
+            <w:r>
+              <w:rPr>
+                <w:lang w:val="en-US"/>
+              </w:rPr>
+              <w:t># =====================================================</w:t>
+            </w:r>
           </w:p>
           <w:p>
             <w:pPr>
@@ -10576,82 +9830,19 @@
                 <w:lang w:val="en-US"/>
               </w:rPr>
             </w:pPr>
-            <w:r>
-              <w:rPr>
-                <w:lang w:val="en-US"/>
-              </w:rPr>
-              <w:t># =====================================================</w:t>
-            </w:r>
-          </w:p>
-          <w:p>
-            <w:pPr>
-              <w:pStyle w:val="Code"/>
-              <w:rPr>
-                <w:lang w:val="en-US"/>
-              </w:rPr>
-            </w:pPr>
-            <w:r>
-              <w:rPr>
-                <w:lang w:val="en-US"/>
-              </w:rPr>
-              <w:t xml:space="preserve"># 4. </w:t>
-            </w:r>
             <w:proofErr w:type="spellStart"/>
             <w:r>
               <w:rPr>
                 <w:lang w:val="en-US"/>
               </w:rPr>
-              <w:t>Dividir</w:t>
+              <w:t>X_train</w:t>
             </w:r>
             <w:proofErr w:type="spellEnd"/>
             <w:r>
               <w:rPr>
                 <w:lang w:val="en-US"/>
               </w:rPr>
-              <w:t xml:space="preserve"> </w:t>
-            </w:r>
-            <w:proofErr w:type="spellStart"/>
-            <w:r>
-              <w:rPr>
-                <w:lang w:val="en-US"/>
-              </w:rPr>
-              <w:t>treino</w:t>
-            </w:r>
-            <w:proofErr w:type="spellEnd"/>
-            <w:r>
-              <w:rPr>
-                <w:lang w:val="en-US"/>
-              </w:rPr>
-              <w:t xml:space="preserve"> e teste</w:t>
-            </w:r>
-          </w:p>
-          <w:p>
-            <w:pPr>
-              <w:pStyle w:val="Code"/>
-              <w:rPr>
-                <w:lang w:val="en-US"/>
-              </w:rPr>
-            </w:pPr>
-            <w:r>
-              <w:rPr>
-                <w:lang w:val="en-US"/>
-              </w:rPr>
-              <w:lastRenderedPageBreak/>
-              <w:t># =====================================================</w:t>
-            </w:r>
-          </w:p>
-          <w:p>
-            <w:pPr>
-              <w:pStyle w:val="Code"/>
-              <w:rPr>
-                <w:lang w:val="en-US"/>
-              </w:rPr>
-            </w:pPr>
-            <w:r>
-              <w:rPr>
-                <w:lang w:val="en-US"/>
-              </w:rPr>
-              <w:t xml:space="preserve">X_train, </w:t>
+              <w:t xml:space="preserve">, </w:t>
             </w:r>
             <w:proofErr w:type="spellStart"/>
             <w:r>
@@ -10854,12 +10045,20 @@
               </w:rPr>
               <w:t>(</w:t>
             </w:r>
+            <w:proofErr w:type="spellStart"/>
             <w:proofErr w:type="gramEnd"/>
             <w:r>
               <w:rPr>
                 <w:lang w:val="en-US"/>
               </w:rPr>
-              <w:t xml:space="preserve">X_train, </w:t>
+              <w:t>X_train</w:t>
+            </w:r>
+            <w:proofErr w:type="spellEnd"/>
+            <w:r>
+              <w:rPr>
+                <w:lang w:val="en-US"/>
+              </w:rPr>
+              <w:t xml:space="preserve">, </w:t>
             </w:r>
             <w:proofErr w:type="spellStart"/>
             <w:r>
@@ -11722,7 +10921,6 @@
           <w:b/>
           <w:bCs/>
         </w:rPr>
-        <w:lastRenderedPageBreak/>
         <w:t>Criação das classes</w:t>
       </w:r>
       <w:r>
@@ -11930,16 +11128,8 @@
     <w:p>
       <w:pPr>
         <w:pStyle w:val="Ttulo3"/>
-        <w:rPr>
-          <w:sz w:val="32"/>
-          <w:szCs w:val="32"/>
-        </w:rPr>
-      </w:pPr>
-      <w:r>
-        <w:rPr>
-          <w:sz w:val="32"/>
-          <w:szCs w:val="32"/>
-        </w:rPr>
+      </w:pPr>
+      <w:r>
         <w:t>REGRESSÃO LOGÍSTICA</w:t>
       </w:r>
     </w:p>
@@ -11955,7 +11145,7 @@
       <w:pPr>
         <w:numPr>
           <w:ilvl w:val="0"/>
-          <w:numId w:val="8"/>
+          <w:numId w:val="7"/>
         </w:numPr>
         <w:spacing w:after="0" w:line="276" w:lineRule="auto"/>
       </w:pPr>
@@ -12022,7 +11212,7 @@
       <w:pPr>
         <w:numPr>
           <w:ilvl w:val="0"/>
-          <w:numId w:val="8"/>
+          <w:numId w:val="7"/>
         </w:numPr>
         <w:spacing w:after="0" w:line="276" w:lineRule="auto"/>
       </w:pPr>
@@ -12084,7 +11274,7 @@
       <w:pPr>
         <w:numPr>
           <w:ilvl w:val="0"/>
-          <w:numId w:val="8"/>
+          <w:numId w:val="7"/>
         </w:numPr>
         <w:spacing w:after="0" w:line="276" w:lineRule="auto"/>
       </w:pPr>
@@ -12113,7 +11303,6 @@
         <w:rPr>
           <w:noProof/>
         </w:rPr>
-        <w:lastRenderedPageBreak/>
         <w:drawing>
           <wp:inline distT="0" distB="0" distL="0" distR="0" wp14:anchorId="71828451" wp14:editId="371B045F">
             <wp:extent cx="3196791" cy="657225"/>
@@ -12314,7 +11503,7 @@
       <w:pPr>
         <w:numPr>
           <w:ilvl w:val="0"/>
-          <w:numId w:val="12"/>
+          <w:numId w:val="11"/>
         </w:numPr>
         <w:spacing w:after="0" w:line="276" w:lineRule="auto"/>
       </w:pPr>
@@ -12329,7 +11518,7 @@
       <w:pPr>
         <w:numPr>
           <w:ilvl w:val="1"/>
-          <w:numId w:val="12"/>
+          <w:numId w:val="11"/>
         </w:numPr>
         <w:spacing w:after="0" w:line="276" w:lineRule="auto"/>
       </w:pPr>
@@ -12341,7 +11530,7 @@
       <w:pPr>
         <w:numPr>
           <w:ilvl w:val="1"/>
-          <w:numId w:val="12"/>
+          <w:numId w:val="11"/>
         </w:numPr>
         <w:spacing w:after="0" w:line="276" w:lineRule="auto"/>
       </w:pPr>
@@ -12353,7 +11542,7 @@
       <w:pPr>
         <w:numPr>
           <w:ilvl w:val="1"/>
-          <w:numId w:val="12"/>
+          <w:numId w:val="11"/>
         </w:numPr>
         <w:spacing w:after="0" w:line="276" w:lineRule="auto"/>
       </w:pPr>
@@ -12366,7 +11555,7 @@
       <w:pPr>
         <w:numPr>
           <w:ilvl w:val="0"/>
-          <w:numId w:val="10"/>
+          <w:numId w:val="9"/>
         </w:numPr>
         <w:spacing w:after="0" w:line="276" w:lineRule="auto"/>
       </w:pPr>
@@ -12378,7 +11567,7 @@
       <w:pPr>
         <w:numPr>
           <w:ilvl w:val="1"/>
-          <w:numId w:val="10"/>
+          <w:numId w:val="9"/>
         </w:numPr>
         <w:spacing w:after="0" w:line="276" w:lineRule="auto"/>
       </w:pPr>
@@ -12390,7 +11579,7 @@
       <w:pPr>
         <w:numPr>
           <w:ilvl w:val="1"/>
-          <w:numId w:val="10"/>
+          <w:numId w:val="9"/>
         </w:numPr>
         <w:spacing w:after="0" w:line="276" w:lineRule="auto"/>
       </w:pPr>
@@ -12410,7 +11599,7 @@
       <w:pPr>
         <w:numPr>
           <w:ilvl w:val="1"/>
-          <w:numId w:val="10"/>
+          <w:numId w:val="9"/>
         </w:numPr>
         <w:spacing w:after="0" w:line="276" w:lineRule="auto"/>
       </w:pPr>
@@ -12422,7 +11611,7 @@
       <w:pPr>
         <w:numPr>
           <w:ilvl w:val="1"/>
-          <w:numId w:val="10"/>
+          <w:numId w:val="9"/>
         </w:numPr>
         <w:spacing w:after="0" w:line="276" w:lineRule="auto"/>
       </w:pPr>
@@ -12465,7 +11654,6 @@
       <w:bookmarkStart w:id="2" w:name="_4rgmzrpw8abu" w:colFirst="0" w:colLast="0"/>
       <w:bookmarkEnd w:id="2"/>
       <w:r>
-        <w:lastRenderedPageBreak/>
         <w:t>Código Base</w:t>
       </w:r>
     </w:p>
@@ -12526,7 +11714,7 @@
       <w:pPr>
         <w:numPr>
           <w:ilvl w:val="0"/>
-          <w:numId w:val="11"/>
+          <w:numId w:val="10"/>
         </w:numPr>
         <w:spacing w:after="0" w:line="276" w:lineRule="auto"/>
       </w:pPr>
@@ -12598,7 +11786,7 @@
       <w:pPr>
         <w:numPr>
           <w:ilvl w:val="0"/>
-          <w:numId w:val="9"/>
+          <w:numId w:val="8"/>
         </w:numPr>
         <w:spacing w:after="0" w:line="276" w:lineRule="auto"/>
       </w:pPr>
@@ -12653,11 +11841,10 @@
     </w:p>
     <w:p>
       <w:pPr>
-        <w:pStyle w:val="Ttulo2"/>
+        <w:pStyle w:val="Ttulo3"/>
       </w:pPr>
       <w:proofErr w:type="gramStart"/>
       <w:r>
-        <w:lastRenderedPageBreak/>
         <w:t>SVM(</w:t>
       </w:r>
       <w:proofErr w:type="spellStart"/>
@@ -12667,8 +11854,13 @@
       </w:r>
       <w:proofErr w:type="spellEnd"/>
       <w:r>
-        <w:t xml:space="preserve"> Vector Machine</w:t>
-      </w:r>
+        <w:t xml:space="preserve"> Vector </w:t>
+      </w:r>
+      <w:proofErr w:type="spellStart"/>
+      <w:r>
+        <w:t>Machine</w:t>
+      </w:r>
+      <w:proofErr w:type="spellEnd"/>
       <w:r>
         <w:t>)</w:t>
       </w:r>
@@ -12874,7 +12066,7 @@
       <w:pPr>
         <w:numPr>
           <w:ilvl w:val="0"/>
-          <w:numId w:val="13"/>
+          <w:numId w:val="12"/>
         </w:numPr>
       </w:pPr>
       <w:r>
@@ -12885,7 +12077,7 @@
       <w:pPr>
         <w:numPr>
           <w:ilvl w:val="0"/>
-          <w:numId w:val="13"/>
+          <w:numId w:val="12"/>
         </w:numPr>
       </w:pPr>
       <w:r>
@@ -12896,7 +12088,7 @@
       <w:pPr>
         <w:numPr>
           <w:ilvl w:val="1"/>
-          <w:numId w:val="13"/>
+          <w:numId w:val="12"/>
         </w:numPr>
       </w:pPr>
       <w:r>
@@ -12907,7 +12099,7 @@
       <w:pPr>
         <w:numPr>
           <w:ilvl w:val="1"/>
-          <w:numId w:val="13"/>
+          <w:numId w:val="12"/>
         </w:numPr>
       </w:pPr>
       <w:r>
@@ -12918,11 +12110,10 @@
       <w:pPr>
         <w:numPr>
           <w:ilvl w:val="1"/>
-          <w:numId w:val="13"/>
+          <w:numId w:val="12"/>
         </w:numPr>
       </w:pPr>
       <w:r>
-        <w:lastRenderedPageBreak/>
         <w:t>Kernel Gaussiano (RBF/Radial)</w:t>
       </w:r>
     </w:p>
@@ -13411,7 +12602,7 @@
       <w:pPr>
         <w:numPr>
           <w:ilvl w:val="0"/>
-          <w:numId w:val="14"/>
+          <w:numId w:val="13"/>
         </w:numPr>
       </w:pPr>
       <w:r>
@@ -13422,7 +12613,7 @@
       <w:pPr>
         <w:numPr>
           <w:ilvl w:val="0"/>
-          <w:numId w:val="14"/>
+          <w:numId w:val="13"/>
         </w:numPr>
       </w:pPr>
       <w:r>
@@ -13441,7 +12632,7 @@
       <w:pPr>
         <w:numPr>
           <w:ilvl w:val="0"/>
-          <w:numId w:val="14"/>
+          <w:numId w:val="13"/>
         </w:numPr>
       </w:pPr>
       <w:r>
@@ -13513,7 +12704,6 @@
     </w:p>
     <w:p>
       <w:r>
-        <w:lastRenderedPageBreak/>
         <w:pict w14:anchorId="4BE0DB6D">
           <v:rect id="_x0000_i1028" style="width:0;height:1.5pt" o:hralign="center" o:hrstd="t" o:hr="t" fillcolor="#a0a0a0" stroked="f"/>
         </w:pict>
@@ -13541,6 +12731,52 @@
       </w:r>
       <w:r>
         <w:t xml:space="preserve">  Importar e criar o modelo SVM</w:t>
+      </w:r>
+    </w:p>
+    <w:p>
+      <w:pPr>
+        <w:numPr>
+          <w:ilvl w:val="0"/>
+          <w:numId w:val="17"/>
+        </w:numPr>
+      </w:pPr>
+      <w:r>
+        <w:t xml:space="preserve">Usar </w:t>
+      </w:r>
+      <w:proofErr w:type="gramStart"/>
+      <w:r>
+        <w:t>SVC(</w:t>
+      </w:r>
+      <w:proofErr w:type="gramEnd"/>
+      <w:r>
+        <w:t xml:space="preserve">) da biblioteca </w:t>
+      </w:r>
+      <w:proofErr w:type="spellStart"/>
+      <w:r>
+        <w:t>scikit-learn</w:t>
+      </w:r>
+      <w:proofErr w:type="spellEnd"/>
+      <w:r>
+        <w:t>.</w:t>
+      </w:r>
+    </w:p>
+    <w:p>
+      <w:pPr>
+        <w:numPr>
+          <w:ilvl w:val="0"/>
+          <w:numId w:val="17"/>
+        </w:numPr>
+      </w:pPr>
+      <w:r>
+        <w:t>Definir o kernel (linear, polinomial ou RBF) e o parâmetro C para penalização de erros.</w:t>
+      </w:r>
+    </w:p>
+    <w:p>
+      <w:r>
+        <w:t xml:space="preserve">2. </w:t>
+      </w:r>
+      <w:r>
+        <w:t>Treinar o modelo</w:t>
       </w:r>
     </w:p>
     <w:p>
@@ -13551,42 +12787,41 @@
         </w:numPr>
       </w:pPr>
       <w:r>
-        <w:t xml:space="preserve">Usar </w:t>
-      </w:r>
+        <w:t xml:space="preserve">Usar o método </w:t>
+      </w:r>
+      <w:proofErr w:type="spellStart"/>
       <w:proofErr w:type="gramStart"/>
       <w:r>
-        <w:t>SVC(</w:t>
-      </w:r>
+        <w:t>fit</w:t>
+      </w:r>
+      <w:proofErr w:type="spellEnd"/>
+      <w:r>
+        <w:t>(</w:t>
+      </w:r>
+      <w:proofErr w:type="spellStart"/>
       <w:proofErr w:type="gramEnd"/>
       <w:r>
-        <w:t xml:space="preserve">) da biblioteca </w:t>
+        <w:t>X_train</w:t>
+      </w:r>
+      <w:proofErr w:type="spellEnd"/>
+      <w:r>
+        <w:t xml:space="preserve">, </w:t>
       </w:r>
       <w:proofErr w:type="spellStart"/>
       <w:r>
-        <w:t>scikit-learn</w:t>
+        <w:t>y_train</w:t>
       </w:r>
       <w:proofErr w:type="spellEnd"/>
       <w:r>
-        <w:t>.</w:t>
-      </w:r>
-    </w:p>
-    <w:p>
-      <w:pPr>
-        <w:numPr>
-          <w:ilvl w:val="0"/>
-          <w:numId w:val="18"/>
-        </w:numPr>
-      </w:pPr>
-      <w:r>
-        <w:t>Definir o kernel (linear, polinomial ou RBF) e o parâmetro C para penalização de erros.</w:t>
-      </w:r>
-    </w:p>
-    <w:p>
-      <w:r>
-        <w:t xml:space="preserve">2. </w:t>
-      </w:r>
-      <w:r>
-        <w:t>Treinar o modelo</w:t>
+        <w:t>) para ensinar o SVM a separar as classes com base nos dados de treinamento.</w:t>
+      </w:r>
+    </w:p>
+    <w:p>
+      <w:r>
+        <w:t xml:space="preserve">3. </w:t>
+      </w:r>
+      <w:r>
+        <w:t xml:space="preserve"> Fazer previsões</w:t>
       </w:r>
     </w:p>
     <w:p>
@@ -13597,41 +12832,31 @@
         </w:numPr>
       </w:pPr>
       <w:r>
-        <w:t xml:space="preserve">Usar o método </w:t>
+        <w:t xml:space="preserve">Aplicar </w:t>
       </w:r>
       <w:proofErr w:type="spellStart"/>
-      <w:proofErr w:type="gramStart"/>
-      <w:r>
-        <w:t>fit</w:t>
+      <w:r>
+        <w:t>predict</w:t>
       </w:r>
       <w:proofErr w:type="spellEnd"/>
       <w:r>
         <w:t>(</w:t>
       </w:r>
       <w:proofErr w:type="spellStart"/>
-      <w:proofErr w:type="gramEnd"/>
-      <w:r>
-        <w:t>X_train</w:t>
+      <w:r>
+        <w:t>X_test</w:t>
       </w:r>
       <w:proofErr w:type="spellEnd"/>
       <w:r>
-        <w:t xml:space="preserve">, </w:t>
-      </w:r>
-      <w:proofErr w:type="spellStart"/>
-      <w:r>
-        <w:t>y_train</w:t>
-      </w:r>
-      <w:proofErr w:type="spellEnd"/>
-      <w:r>
-        <w:t>) para ensinar o SVM a separar as classes com base nos dados de treinamento.</w:t>
-      </w:r>
-    </w:p>
-    <w:p>
-      <w:r>
-        <w:t xml:space="preserve">3. </w:t>
-      </w:r>
-      <w:r>
-        <w:t xml:space="preserve"> Fazer previsões</w:t>
+        <w:t>) nos dados de teste para gerar as classificações do modelo.</w:t>
+      </w:r>
+    </w:p>
+    <w:p>
+      <w:r>
+        <w:t xml:space="preserve">4.  </w:t>
+      </w:r>
+      <w:r>
+        <w:t>Avaliar o desempenho</w:t>
       </w:r>
     </w:p>
     <w:p>
@@ -13639,41 +12864,6 @@
         <w:numPr>
           <w:ilvl w:val="0"/>
           <w:numId w:val="20"/>
-        </w:numPr>
-      </w:pPr>
-      <w:r>
-        <w:t xml:space="preserve">Aplicar </w:t>
-      </w:r>
-      <w:proofErr w:type="spellStart"/>
-      <w:r>
-        <w:t>predict</w:t>
-      </w:r>
-      <w:proofErr w:type="spellEnd"/>
-      <w:r>
-        <w:t>(</w:t>
-      </w:r>
-      <w:proofErr w:type="spellStart"/>
-      <w:r>
-        <w:t>X_test</w:t>
-      </w:r>
-      <w:proofErr w:type="spellEnd"/>
-      <w:r>
-        <w:t>) nos dados de teste para gerar as classificações do modelo.</w:t>
-      </w:r>
-    </w:p>
-    <w:p>
-      <w:r>
-        <w:t xml:space="preserve">4.  </w:t>
-      </w:r>
-      <w:r>
-        <w:t>Avaliar o desempenho</w:t>
-      </w:r>
-    </w:p>
-    <w:p>
-      <w:pPr>
-        <w:numPr>
-          <w:ilvl w:val="0"/>
-          <w:numId w:val="21"/>
         </w:numPr>
       </w:pPr>
       <w:r>
@@ -13761,12 +12951,20 @@
               </w:rPr>
               <w:t>(</w:t>
             </w:r>
+            <w:proofErr w:type="spellStart"/>
             <w:proofErr w:type="gramEnd"/>
             <w:r>
               <w:rPr>
                 <w:lang w:val="en-US"/>
               </w:rPr>
-              <w:t xml:space="preserve">X_train, </w:t>
+              <w:t>X_train</w:t>
+            </w:r>
+            <w:proofErr w:type="spellEnd"/>
+            <w:r>
+              <w:rPr>
+                <w:lang w:val="en-US"/>
+              </w:rPr>
+              <w:t xml:space="preserve">, </w:t>
             </w:r>
             <w:proofErr w:type="spellStart"/>
             <w:r>
@@ -14518,228 +13716,230 @@
                 <w:lang w:val="en-US"/>
               </w:rPr>
             </w:pPr>
+            <w:proofErr w:type="spellStart"/>
             <w:r>
               <w:rPr>
                 <w:b/>
                 <w:bCs/>
                 <w:lang w:val="en-US"/>
               </w:rPr>
-              <w:t xml:space="preserve">X_train, </w:t>
-            </w:r>
-            <w:proofErr w:type="spellStart"/>
+              <w:t>X_train</w:t>
+            </w:r>
+            <w:proofErr w:type="spellEnd"/>
             <w:r>
               <w:rPr>
                 <w:b/>
                 <w:bCs/>
                 <w:lang w:val="en-US"/>
               </w:rPr>
-              <w:t>X_test</w:t>
-            </w:r>
-            <w:proofErr w:type="spellEnd"/>
+              <w:t xml:space="preserve">, </w:t>
+            </w:r>
+            <w:proofErr w:type="spellStart"/>
             <w:r>
               <w:rPr>
                 <w:b/>
                 <w:bCs/>
                 <w:lang w:val="en-US"/>
               </w:rPr>
-              <w:t xml:space="preserve">, </w:t>
-            </w:r>
-            <w:proofErr w:type="spellStart"/>
+              <w:t>X_test</w:t>
+            </w:r>
+            <w:proofErr w:type="spellEnd"/>
             <w:r>
               <w:rPr>
                 <w:b/>
                 <w:bCs/>
                 <w:lang w:val="en-US"/>
               </w:rPr>
-              <w:t>y_train</w:t>
-            </w:r>
-            <w:proofErr w:type="spellEnd"/>
+              <w:t xml:space="preserve">, </w:t>
+            </w:r>
+            <w:proofErr w:type="spellStart"/>
             <w:r>
               <w:rPr>
                 <w:b/>
                 <w:bCs/>
                 <w:lang w:val="en-US"/>
               </w:rPr>
-              <w:t xml:space="preserve">, </w:t>
-            </w:r>
-            <w:proofErr w:type="spellStart"/>
+              <w:t>y_train</w:t>
+            </w:r>
+            <w:proofErr w:type="spellEnd"/>
             <w:r>
               <w:rPr>
                 <w:b/>
                 <w:bCs/>
                 <w:lang w:val="en-US"/>
               </w:rPr>
-              <w:t>y_test</w:t>
-            </w:r>
-            <w:proofErr w:type="spellEnd"/>
+              <w:t xml:space="preserve">, </w:t>
+            </w:r>
+            <w:proofErr w:type="spellStart"/>
             <w:r>
               <w:rPr>
                 <w:b/>
                 <w:bCs/>
                 <w:lang w:val="en-US"/>
               </w:rPr>
-              <w:t xml:space="preserve"> = </w:t>
-            </w:r>
-            <w:proofErr w:type="spellStart"/>
+              <w:t>y_test</w:t>
+            </w:r>
+            <w:proofErr w:type="spellEnd"/>
             <w:r>
               <w:rPr>
                 <w:b/>
                 <w:bCs/>
                 <w:lang w:val="en-US"/>
               </w:rPr>
-              <w:t>train_test_</w:t>
-            </w:r>
-            <w:proofErr w:type="gramStart"/>
+              <w:t xml:space="preserve"> = </w:t>
+            </w:r>
+            <w:proofErr w:type="spellStart"/>
             <w:r>
               <w:rPr>
                 <w:b/>
                 <w:bCs/>
                 <w:lang w:val="en-US"/>
               </w:rPr>
-              <w:t>split</w:t>
-            </w:r>
-            <w:proofErr w:type="spellEnd"/>
+              <w:t>train_test_</w:t>
+            </w:r>
+            <w:proofErr w:type="gramStart"/>
             <w:r>
               <w:rPr>
                 <w:b/>
                 <w:bCs/>
                 <w:lang w:val="en-US"/>
               </w:rPr>
-              <w:t>(</w:t>
-            </w:r>
-            <w:proofErr w:type="gramEnd"/>
+              <w:t>split</w:t>
+            </w:r>
+            <w:proofErr w:type="spellEnd"/>
             <w:r>
               <w:rPr>
                 <w:b/>
                 <w:bCs/>
                 <w:lang w:val="en-US"/>
               </w:rPr>
-              <w:t xml:space="preserve">X, y, </w:t>
-            </w:r>
-            <w:proofErr w:type="spellStart"/>
+              <w:t>(</w:t>
+            </w:r>
+            <w:proofErr w:type="gramEnd"/>
             <w:r>
               <w:rPr>
                 <w:b/>
                 <w:bCs/>
                 <w:lang w:val="en-US"/>
               </w:rPr>
-              <w:t>test_size</w:t>
-            </w:r>
-            <w:proofErr w:type="spellEnd"/>
+              <w:t xml:space="preserve">X, y, </w:t>
+            </w:r>
+            <w:proofErr w:type="spellStart"/>
             <w:r>
               <w:rPr>
                 <w:b/>
                 <w:bCs/>
                 <w:lang w:val="en-US"/>
               </w:rPr>
-              <w:t xml:space="preserve">=0.3, </w:t>
-            </w:r>
-            <w:proofErr w:type="spellStart"/>
+              <w:t>test_size</w:t>
+            </w:r>
+            <w:proofErr w:type="spellEnd"/>
             <w:r>
               <w:rPr>
                 <w:b/>
                 <w:bCs/>
                 <w:lang w:val="en-US"/>
               </w:rPr>
-              <w:t>random_state</w:t>
-            </w:r>
-            <w:proofErr w:type="spellEnd"/>
+              <w:t xml:space="preserve">=0.3, </w:t>
+            </w:r>
+            <w:proofErr w:type="spellStart"/>
             <w:r>
               <w:rPr>
                 <w:b/>
                 <w:bCs/>
                 <w:lang w:val="en-US"/>
               </w:rPr>
-              <w:t>=42)</w:t>
-            </w:r>
-          </w:p>
-          <w:p>
-            <w:pPr>
+              <w:t>random_state</w:t>
+            </w:r>
+            <w:proofErr w:type="spellEnd"/>
+            <w:r>
               <w:rPr>
                 <w:b/>
                 <w:bCs/>
                 <w:lang w:val="en-US"/>
               </w:rPr>
-            </w:pPr>
+              <w:t>=42)</w:t>
+            </w:r>
           </w:p>
           <w:p>
             <w:pPr>
               <w:rPr>
                 <w:b/>
                 <w:bCs/>
-              </w:rPr>
-            </w:pPr>
-            <w:r>
+                <w:lang w:val="en-US"/>
+              </w:rPr>
+            </w:pPr>
+          </w:p>
+          <w:p>
+            <w:pPr>
               <w:rPr>
                 <w:b/>
                 <w:bCs/>
               </w:rPr>
-              <w:t># Criar o modelo SVM</w:t>
-            </w:r>
-          </w:p>
-          <w:p>
-            <w:pPr>
+            </w:pPr>
+            <w:r>
               <w:rPr>
                 <w:b/>
                 <w:bCs/>
               </w:rPr>
-            </w:pPr>
-            <w:proofErr w:type="spellStart"/>
-            <w:r>
+              <w:t># Criar o modelo SVM</w:t>
+            </w:r>
+          </w:p>
+          <w:p>
+            <w:pPr>
               <w:rPr>
                 <w:b/>
                 <w:bCs/>
               </w:rPr>
-              <w:t>svm</w:t>
-            </w:r>
-            <w:proofErr w:type="spellEnd"/>
+            </w:pPr>
+            <w:proofErr w:type="spellStart"/>
             <w:r>
               <w:rPr>
                 <w:b/>
                 <w:bCs/>
               </w:rPr>
-              <w:t xml:space="preserve"> = </w:t>
-            </w:r>
-            <w:proofErr w:type="gramStart"/>
+              <w:t>svm</w:t>
+            </w:r>
+            <w:proofErr w:type="spellEnd"/>
             <w:r>
               <w:rPr>
                 <w:b/>
                 <w:bCs/>
               </w:rPr>
-              <w:t>SVC(</w:t>
-            </w:r>
-            <w:proofErr w:type="gramEnd"/>
+              <w:t xml:space="preserve"> = </w:t>
+            </w:r>
+            <w:proofErr w:type="gramStart"/>
             <w:r>
               <w:rPr>
                 <w:b/>
                 <w:bCs/>
               </w:rPr>
-              <w:t>kernel='</w:t>
-            </w:r>
-            <w:proofErr w:type="spellStart"/>
+              <w:t>SVC(</w:t>
+            </w:r>
+            <w:proofErr w:type="gramEnd"/>
             <w:r>
               <w:rPr>
                 <w:b/>
                 <w:bCs/>
               </w:rPr>
-              <w:t>rbf</w:t>
-            </w:r>
-            <w:proofErr w:type="spellEnd"/>
+              <w:t>kernel='</w:t>
+            </w:r>
+            <w:proofErr w:type="spellStart"/>
             <w:r>
               <w:rPr>
                 <w:b/>
                 <w:bCs/>
               </w:rPr>
-              <w:t>', C=1.0)</w:t>
-            </w:r>
-          </w:p>
-          <w:p>
-            <w:pPr>
+              <w:t>rbf</w:t>
+            </w:r>
+            <w:proofErr w:type="spellEnd"/>
+            <w:r>
               <w:rPr>
                 <w:b/>
                 <w:bCs/>
               </w:rPr>
-            </w:pPr>
+              <w:t>', C=1.0)</w:t>
+            </w:r>
           </w:p>
           <w:p>
             <w:pPr>
@@ -14748,20 +13948,28 @@
                 <w:bCs/>
               </w:rPr>
             </w:pPr>
-            <w:r>
+          </w:p>
+          <w:p>
+            <w:pPr>
               <w:rPr>
                 <w:b/>
                 <w:bCs/>
               </w:rPr>
-              <w:t># Treinar o modelo</w:t>
-            </w:r>
-          </w:p>
-          <w:p>
-            <w:pPr>
+            </w:pPr>
+            <w:r>
               <w:rPr>
                 <w:b/>
                 <w:bCs/>
               </w:rPr>
+              <w:t># Treinar o modelo</w:t>
+            </w:r>
+          </w:p>
+          <w:p>
+            <w:pPr>
+              <w:rPr>
+                <w:b/>
+                <w:bCs/>
+              </w:rPr>
             </w:pPr>
             <w:proofErr w:type="spellStart"/>
             <w:proofErr w:type="gramStart"/>
@@ -15136,23 +14344,7 @@
                 <w:b/>
                 <w:bCs/>
               </w:rPr>
-              <w:t xml:space="preserve">, </w:t>
-            </w:r>
-            <w:proofErr w:type="spellStart"/>
-            <w:r>
-              <w:rPr>
-                <w:b/>
-                <w:bCs/>
-              </w:rPr>
-              <w:t>y_test</w:t>
-            </w:r>
-            <w:proofErr w:type="spellEnd"/>
-            <w:r>
-              <w:rPr>
-                <w:b/>
-                <w:bCs/>
-              </w:rPr>
-              <w:t>)                               # Avalia o modelo e atualiza a visualização</w:t>
+              <w:t>, y_test)                               # Avalia o modelo e atualiza a visualização</w:t>
             </w:r>
           </w:p>
           <w:p>
@@ -15561,12 +14753,20 @@
               </w:rPr>
               <w:t>(</w:t>
             </w:r>
+            <w:proofErr w:type="spellStart"/>
             <w:proofErr w:type="gramEnd"/>
             <w:r>
               <w:rPr>
                 <w:lang w:val="en-US"/>
               </w:rPr>
-              <w:t xml:space="preserve">X_train, </w:t>
+              <w:t>X_train</w:t>
+            </w:r>
+            <w:proofErr w:type="spellEnd"/>
+            <w:r>
+              <w:rPr>
+                <w:lang w:val="en-US"/>
+              </w:rPr>
+              <w:t xml:space="preserve">, </w:t>
             </w:r>
             <w:proofErr w:type="spellStart"/>
             <w:r>
@@ -15656,7 +14856,6 @@
         <w:pStyle w:val="Ttulo4"/>
       </w:pPr>
       <w:r>
-        <w:lastRenderedPageBreak/>
         <w:t>Métricas de Desempenho</w:t>
       </w:r>
     </w:p>
@@ -15764,11 +14963,91 @@
       <w:pPr>
         <w:numPr>
           <w:ilvl w:val="0"/>
-          <w:numId w:val="15"/>
+          <w:numId w:val="14"/>
         </w:numPr>
       </w:pPr>
       <w:r>
         <w:t>Procura forma de separar grandes grupos de dados.</w:t>
+      </w:r>
+    </w:p>
+    <w:p>
+      <w:pPr>
+        <w:numPr>
+          <w:ilvl w:val="0"/>
+          <w:numId w:val="14"/>
+        </w:numPr>
+      </w:pPr>
+      <w:r>
+        <w:t>Tenta encontrar linha (ou plano) que divide os grupos.</w:t>
+      </w:r>
+    </w:p>
+    <w:p>
+      <w:pPr>
+        <w:numPr>
+          <w:ilvl w:val="0"/>
+          <w:numId w:val="14"/>
+        </w:numPr>
+      </w:pPr>
+      <w:r>
+        <w:t>Tenta ao máximo MAXIMIZAR a margem e c</w:t>
+      </w:r>
+      <w:r>
+        <w:t>ria uma “zona de segurança”.</w:t>
+      </w:r>
+    </w:p>
+    <w:p>
+      <w:pPr>
+        <w:numPr>
+          <w:ilvl w:val="0"/>
+          <w:numId w:val="14"/>
+        </w:numPr>
+      </w:pPr>
+      <w:r>
+        <w:t xml:space="preserve">É potente para dados de alta dimensão, mas exige normalização e não escala bem para </w:t>
+      </w:r>
+      <w:proofErr w:type="spellStart"/>
+      <w:r>
+        <w:t>datasets</w:t>
+      </w:r>
+      <w:proofErr w:type="spellEnd"/>
+      <w:r>
+        <w:t xml:space="preserve"> gigantes.</w:t>
+      </w:r>
+    </w:p>
+    <w:p>
+      <w:r>
+        <w:pict w14:anchorId="528FC33C">
+          <v:rect id="_x0000_i1032" style="width:0;height:1.5pt" o:hralign="center" o:hrstd="t" o:hr="t" fillcolor="#a0a0a0" stroked="f"/>
+        </w:pict>
+      </w:r>
+    </w:p>
+    <w:p>
+      <w:pPr>
+        <w:pStyle w:val="Ttulo4"/>
+      </w:pPr>
+      <w:r>
+        <w:t>Vetores de Suporte (</w:t>
+      </w:r>
+      <w:proofErr w:type="spellStart"/>
+      <w:r>
+        <w:t>Support</w:t>
+      </w:r>
+      <w:proofErr w:type="spellEnd"/>
+      <w:r>
+        <w:t xml:space="preserve"> </w:t>
+      </w:r>
+      <w:proofErr w:type="spellStart"/>
+      <w:r>
+        <w:t>Vectors</w:t>
+      </w:r>
+      <w:proofErr w:type="spellEnd"/>
+      <w:r>
+        <w:t>)</w:t>
+      </w:r>
+    </w:p>
+    <w:p>
+      <w:r>
+        <w:t>São os pontos mais próximos (um de cada classe) do hiperplano.</w:t>
       </w:r>
     </w:p>
     <w:p>
@@ -15779,7 +15058,7 @@
         </w:numPr>
       </w:pPr>
       <w:r>
-        <w:t>Tenta encontrar linha (ou plano) que divide os grupos.</w:t>
+        <w:t>Determinam a separação.</w:t>
       </w:r>
     </w:p>
     <w:p>
@@ -15787,86 +15066,6 @@
         <w:numPr>
           <w:ilvl w:val="0"/>
           <w:numId w:val="15"/>
-        </w:numPr>
-      </w:pPr>
-      <w:r>
-        <w:t>Tenta ao máximo MAXIMIZAR a margem e c</w:t>
-      </w:r>
-      <w:r>
-        <w:t>ria uma “zona de segurança”.</w:t>
-      </w:r>
-    </w:p>
-    <w:p>
-      <w:pPr>
-        <w:numPr>
-          <w:ilvl w:val="0"/>
-          <w:numId w:val="15"/>
-        </w:numPr>
-      </w:pPr>
-      <w:r>
-        <w:t xml:space="preserve">É potente para dados de alta dimensão, mas exige normalização e não escala bem para </w:t>
-      </w:r>
-      <w:proofErr w:type="spellStart"/>
-      <w:r>
-        <w:t>datasets</w:t>
-      </w:r>
-      <w:proofErr w:type="spellEnd"/>
-      <w:r>
-        <w:t xml:space="preserve"> gigantes.</w:t>
-      </w:r>
-    </w:p>
-    <w:p>
-      <w:r>
-        <w:pict w14:anchorId="528FC33C">
-          <v:rect id="_x0000_i1032" style="width:0;height:1.5pt" o:hralign="center" o:hrstd="t" o:hr="t" fillcolor="#a0a0a0" stroked="f"/>
-        </w:pict>
-      </w:r>
-    </w:p>
-    <w:p>
-      <w:pPr>
-        <w:pStyle w:val="Ttulo4"/>
-      </w:pPr>
-      <w:r>
-        <w:t>Vetores de Suporte (</w:t>
-      </w:r>
-      <w:proofErr w:type="spellStart"/>
-      <w:r>
-        <w:t>Support</w:t>
-      </w:r>
-      <w:proofErr w:type="spellEnd"/>
-      <w:r>
-        <w:t xml:space="preserve"> </w:t>
-      </w:r>
-      <w:proofErr w:type="spellStart"/>
-      <w:r>
-        <w:t>Vectors</w:t>
-      </w:r>
-      <w:proofErr w:type="spellEnd"/>
-      <w:r>
-        <w:t>)</w:t>
-      </w:r>
-    </w:p>
-    <w:p>
-      <w:r>
-        <w:t>São os pontos mais próximos (um de cada classe) do hiperplano.</w:t>
-      </w:r>
-    </w:p>
-    <w:p>
-      <w:pPr>
-        <w:numPr>
-          <w:ilvl w:val="0"/>
-          <w:numId w:val="16"/>
-        </w:numPr>
-      </w:pPr>
-      <w:r>
-        <w:t>Determinam a separação.</w:t>
-      </w:r>
-    </w:p>
-    <w:p>
-      <w:pPr>
-        <w:numPr>
-          <w:ilvl w:val="0"/>
-          <w:numId w:val="16"/>
         </w:numPr>
       </w:pPr>
       <w:r>
@@ -16030,7 +15229,7 @@
       <w:pPr>
         <w:numPr>
           <w:ilvl w:val="0"/>
-          <w:numId w:val="17"/>
+          <w:numId w:val="16"/>
         </w:numPr>
       </w:pPr>
       <w:r>
@@ -16041,7 +15240,7 @@
       <w:pPr>
         <w:numPr>
           <w:ilvl w:val="0"/>
-          <w:numId w:val="17"/>
+          <w:numId w:val="16"/>
         </w:numPr>
       </w:pPr>
       <w:r>
@@ -16389,7 +15588,7 @@
               </wp:anchor>
             </w:drawing>
           </mc:Choice>
-          <mc:Fallback>
+          <mc:Fallback xmlns:w16sdtfl="http://schemas.microsoft.com/office/word/2024/wordml/sdtformatlock" xmlns:w16du="http://schemas.microsoft.com/office/word/2023/wordml/word16du" xmlns:oel="http://schemas.microsoft.com/office/2019/extlst">
             <w:pict>
               <v:shapetype w14:anchorId="715608EB" id="_x0000_t38" coordsize="21600,21600" o:spt="38" o:oned="t" path="m,c@0,0@1,5400@1,10800@1,16200@2,21600,21600,21600e" filled="f">
                 <v:formulas>
@@ -16475,7 +15674,7 @@
               </wp:anchor>
             </w:drawing>
           </mc:Choice>
-          <mc:Fallback>
+          <mc:Fallback xmlns:w16sdtfl="http://schemas.microsoft.com/office/word/2024/wordml/sdtformatlock" xmlns:w16du="http://schemas.microsoft.com/office/word/2023/wordml/word16du" xmlns:oel="http://schemas.microsoft.com/office/2019/extlst">
             <w:pict>
               <v:shape w14:anchorId="240B0082" id="Conector: Curvo 1" o:spid="_x0000_s1026" type="#_x0000_t38" style="position:absolute;margin-left:217.5pt;margin-top:182.85pt;width:113.25pt;height:52.5pt;flip:x;z-index:251665408;visibility:visible;mso-wrap-style:square;mso-width-percent:0;mso-height-percent:0;mso-wrap-distance-left:9pt;mso-wrap-distance-top:0;mso-wrap-distance-right:9pt;mso-wrap-distance-bottom:0;mso-position-horizontal:absolute;mso-position-horizontal-relative:text;mso-position-vertical:absolute;mso-position-vertical-relative:text;mso-width-percent:0;mso-height-percent:0;mso-width-relative:margin;mso-height-relative:margin" o:gfxdata="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" adj="-308" strokecolor="#156082 [3204]" strokeweight="1.5pt">
                 <v:stroke endarrow="block" joinstyle="miter"/>
@@ -16901,7 +16100,7 @@
       <w:pPr>
         <w:numPr>
           <w:ilvl w:val="0"/>
-          <w:numId w:val="24"/>
+          <w:numId w:val="23"/>
         </w:numPr>
         <w:jc w:val="both"/>
         <w:rPr>
@@ -16952,7 +16151,7 @@
       <w:pPr>
         <w:numPr>
           <w:ilvl w:val="0"/>
-          <w:numId w:val="24"/>
+          <w:numId w:val="23"/>
         </w:numPr>
         <w:jc w:val="both"/>
         <w:rPr>
@@ -16980,6 +16179,91 @@
       </w:pPr>
       <w:r>
         <w:t>Vantagens</w:t>
+      </w:r>
+      <w:r>
+        <w:t>:</w:t>
+      </w:r>
+    </w:p>
+    <w:p>
+      <w:pPr>
+        <w:numPr>
+          <w:ilvl w:val="0"/>
+          <w:numId w:val="21"/>
+        </w:numPr>
+        <w:jc w:val="both"/>
+        <w:rPr>
+          <w:rFonts w:ascii="Arial" w:hAnsi="Arial" w:cs="Arial"/>
+        </w:rPr>
+      </w:pPr>
+      <w:r>
+        <w:rPr>
+          <w:rFonts w:ascii="Arial" w:hAnsi="Arial" w:cs="Arial"/>
+        </w:rPr>
+        <w:t>Evita relações falsas entre categorias</w:t>
+      </w:r>
+      <w:r>
+        <w:rPr>
+          <w:rFonts w:ascii="Arial" w:hAnsi="Arial" w:cs="Arial"/>
+        </w:rPr>
+        <w:t>;</w:t>
+      </w:r>
+    </w:p>
+    <w:p>
+      <w:pPr>
+        <w:numPr>
+          <w:ilvl w:val="0"/>
+          <w:numId w:val="21"/>
+        </w:numPr>
+        <w:jc w:val="both"/>
+        <w:rPr>
+          <w:rFonts w:ascii="Arial" w:hAnsi="Arial" w:cs="Arial"/>
+        </w:rPr>
+      </w:pPr>
+      <w:r>
+        <w:rPr>
+          <w:rFonts w:ascii="Arial" w:hAnsi="Arial" w:cs="Arial"/>
+        </w:rPr>
+        <w:t>Simples de entender e implementar</w:t>
+      </w:r>
+      <w:r>
+        <w:rPr>
+          <w:rFonts w:ascii="Arial" w:hAnsi="Arial" w:cs="Arial"/>
+        </w:rPr>
+        <w:t>;</w:t>
+      </w:r>
+    </w:p>
+    <w:p>
+      <w:pPr>
+        <w:numPr>
+          <w:ilvl w:val="0"/>
+          <w:numId w:val="21"/>
+        </w:numPr>
+        <w:jc w:val="both"/>
+        <w:rPr>
+          <w:rFonts w:ascii="Arial" w:hAnsi="Arial" w:cs="Arial"/>
+          <w:b/>
+          <w:bCs/>
+        </w:rPr>
+      </w:pPr>
+      <w:r>
+        <w:rPr>
+          <w:rFonts w:ascii="Arial" w:hAnsi="Arial" w:cs="Arial"/>
+        </w:rPr>
+        <w:t>Funciona bem com árvores, regressões e redes neurais</w:t>
+      </w:r>
+      <w:r>
+        <w:rPr>
+          <w:rFonts w:ascii="Arial" w:hAnsi="Arial" w:cs="Arial"/>
+        </w:rPr>
+        <w:t>.</w:t>
+      </w:r>
+    </w:p>
+    <w:p>
+      <w:pPr>
+        <w:pStyle w:val="Ttulo4"/>
+      </w:pPr>
+      <w:r>
+        <w:t>Desvantagens</w:t>
       </w:r>
       <w:r>
         <w:t>:</w:t>
@@ -17000,7 +16284,7 @@
         <w:rPr>
           <w:rFonts w:ascii="Arial" w:hAnsi="Arial" w:cs="Arial"/>
         </w:rPr>
-        <w:t>Evita relações falsas entre categorias</w:t>
+        <w:t>Pode gerar muitas colunas quando há muitas categorias</w:t>
       </w:r>
       <w:r>
         <w:rPr>
@@ -17024,7 +16308,7 @@
         <w:rPr>
           <w:rFonts w:ascii="Arial" w:hAnsi="Arial" w:cs="Arial"/>
         </w:rPr>
-        <w:t>Simples de entender e implementar</w:t>
+        <w:t>Pode consumir mais memória</w:t>
       </w:r>
       <w:r>
         <w:rPr>
@@ -17038,91 +16322,6 @@
         <w:numPr>
           <w:ilvl w:val="0"/>
           <w:numId w:val="22"/>
-        </w:numPr>
-        <w:jc w:val="both"/>
-        <w:rPr>
-          <w:rFonts w:ascii="Arial" w:hAnsi="Arial" w:cs="Arial"/>
-          <w:b/>
-          <w:bCs/>
-        </w:rPr>
-      </w:pPr>
-      <w:r>
-        <w:rPr>
-          <w:rFonts w:ascii="Arial" w:hAnsi="Arial" w:cs="Arial"/>
-        </w:rPr>
-        <w:t>Funciona bem com árvores, regressões e redes neurais</w:t>
-      </w:r>
-      <w:r>
-        <w:rPr>
-          <w:rFonts w:ascii="Arial" w:hAnsi="Arial" w:cs="Arial"/>
-        </w:rPr>
-        <w:t>.</w:t>
-      </w:r>
-    </w:p>
-    <w:p>
-      <w:pPr>
-        <w:pStyle w:val="Ttulo4"/>
-      </w:pPr>
-      <w:r>
-        <w:t>Desvantagens</w:t>
-      </w:r>
-      <w:r>
-        <w:t>:</w:t>
-      </w:r>
-    </w:p>
-    <w:p>
-      <w:pPr>
-        <w:numPr>
-          <w:ilvl w:val="0"/>
-          <w:numId w:val="23"/>
-        </w:numPr>
-        <w:jc w:val="both"/>
-        <w:rPr>
-          <w:rFonts w:ascii="Arial" w:hAnsi="Arial" w:cs="Arial"/>
-        </w:rPr>
-      </w:pPr>
-      <w:r>
-        <w:rPr>
-          <w:rFonts w:ascii="Arial" w:hAnsi="Arial" w:cs="Arial"/>
-        </w:rPr>
-        <w:t>Pode gerar muitas colunas quando há muitas categorias</w:t>
-      </w:r>
-      <w:r>
-        <w:rPr>
-          <w:rFonts w:ascii="Arial" w:hAnsi="Arial" w:cs="Arial"/>
-        </w:rPr>
-        <w:t>;</w:t>
-      </w:r>
-    </w:p>
-    <w:p>
-      <w:pPr>
-        <w:numPr>
-          <w:ilvl w:val="0"/>
-          <w:numId w:val="23"/>
-        </w:numPr>
-        <w:jc w:val="both"/>
-        <w:rPr>
-          <w:rFonts w:ascii="Arial" w:hAnsi="Arial" w:cs="Arial"/>
-        </w:rPr>
-      </w:pPr>
-      <w:r>
-        <w:rPr>
-          <w:rFonts w:ascii="Arial" w:hAnsi="Arial" w:cs="Arial"/>
-        </w:rPr>
-        <w:t>Pode consumir mais memória</w:t>
-      </w:r>
-      <w:r>
-        <w:rPr>
-          <w:rFonts w:ascii="Arial" w:hAnsi="Arial" w:cs="Arial"/>
-        </w:rPr>
-        <w:t>;</w:t>
-      </w:r>
-    </w:p>
-    <w:p>
-      <w:pPr>
-        <w:numPr>
-          <w:ilvl w:val="0"/>
-          <w:numId w:val="23"/>
         </w:numPr>
         <w:jc w:val="both"/>
         <w:rPr>
@@ -17355,7 +16554,7 @@
       <w:pPr>
         <w:numPr>
           <w:ilvl w:val="0"/>
-          <w:numId w:val="25"/>
+          <w:numId w:val="24"/>
         </w:numPr>
         <w:jc w:val="both"/>
         <w:rPr>
@@ -17367,6 +16566,69 @@
           <w:rFonts w:ascii="Arial" w:hAnsi="Arial" w:cs="Arial"/>
         </w:rPr>
         <w:t>Cachorro &gt; Gato</w:t>
+      </w:r>
+    </w:p>
+    <w:p>
+      <w:pPr>
+        <w:numPr>
+          <w:ilvl w:val="0"/>
+          <w:numId w:val="24"/>
+        </w:numPr>
+        <w:jc w:val="both"/>
+        <w:rPr>
+          <w:rFonts w:ascii="Arial" w:hAnsi="Arial" w:cs="Arial"/>
+        </w:rPr>
+      </w:pPr>
+      <w:r>
+        <w:rPr>
+          <w:rFonts w:ascii="Arial" w:hAnsi="Arial" w:cs="Arial"/>
+        </w:rPr>
+        <w:t>Cachorro está “entre” Gato e Peixe</w:t>
+      </w:r>
+    </w:p>
+    <w:p>
+      <w:pPr>
+        <w:numPr>
+          <w:ilvl w:val="0"/>
+          <w:numId w:val="24"/>
+        </w:numPr>
+        <w:jc w:val="both"/>
+        <w:rPr>
+          <w:rFonts w:ascii="Arial" w:hAnsi="Arial" w:cs="Arial"/>
+        </w:rPr>
+      </w:pPr>
+      <w:r>
+        <w:rPr>
+          <w:rFonts w:ascii="Arial" w:hAnsi="Arial" w:cs="Arial"/>
+        </w:rPr>
+        <w:t>A diferença entre Peixe (3) e Gato (1) é “2 unidades significativas”</w:t>
+      </w:r>
+    </w:p>
+    <w:p>
+      <w:pPr>
+        <w:ind w:firstLine="360"/>
+        <w:jc w:val="both"/>
+        <w:rPr>
+          <w:rFonts w:ascii="Arial" w:hAnsi="Arial" w:cs="Arial"/>
+        </w:rPr>
+      </w:pPr>
+      <w:r>
+        <w:rPr>
+          <w:rFonts w:ascii="Arial" w:hAnsi="Arial" w:cs="Arial"/>
+        </w:rPr>
+        <w:t>Essas relações não existem.</w:t>
+      </w:r>
+      <w:r>
+        <w:rPr>
+          <w:rFonts w:ascii="Arial" w:hAnsi="Arial" w:cs="Arial"/>
+        </w:rPr>
+        <w:t xml:space="preserve"> </w:t>
+      </w:r>
+      <w:r>
+        <w:rPr>
+          <w:rFonts w:ascii="Arial" w:hAnsi="Arial" w:cs="Arial"/>
+        </w:rPr>
+        <w:t>O One-Hot remove totalmente esse risco porque cria variáveis independentes:</w:t>
       </w:r>
     </w:p>
     <w:p>
@@ -17384,7 +16646,7 @@
         <w:rPr>
           <w:rFonts w:ascii="Arial" w:hAnsi="Arial" w:cs="Arial"/>
         </w:rPr>
-        <w:t>Cachorro está “entre” Gato e Peixe</w:t>
+        <w:t>Gato se torna uma coluna binária</w:t>
       </w:r>
     </w:p>
     <w:p>
@@ -17402,7 +16664,25 @@
         <w:rPr>
           <w:rFonts w:ascii="Arial" w:hAnsi="Arial" w:cs="Arial"/>
         </w:rPr>
-        <w:t>A diferença entre Peixe (3) e Gato (1) é “2 unidades significativas”</w:t>
+        <w:t>Cachorro outra</w:t>
+      </w:r>
+    </w:p>
+    <w:p>
+      <w:pPr>
+        <w:numPr>
+          <w:ilvl w:val="0"/>
+          <w:numId w:val="25"/>
+        </w:numPr>
+        <w:jc w:val="both"/>
+        <w:rPr>
+          <w:rFonts w:ascii="Arial" w:hAnsi="Arial" w:cs="Arial"/>
+        </w:rPr>
+      </w:pPr>
+      <w:r>
+        <w:rPr>
+          <w:rFonts w:ascii="Arial" w:hAnsi="Arial" w:cs="Arial"/>
+        </w:rPr>
+        <w:t>Peixe outra</w:t>
       </w:r>
     </w:p>
     <w:p>
@@ -17417,19 +16697,18 @@
         <w:rPr>
           <w:rFonts w:ascii="Arial" w:hAnsi="Arial" w:cs="Arial"/>
         </w:rPr>
-        <w:t>Essas relações não existem.</w:t>
-      </w:r>
-      <w:r>
-        <w:rPr>
-          <w:rFonts w:ascii="Arial" w:hAnsi="Arial" w:cs="Arial"/>
-        </w:rPr>
-        <w:t xml:space="preserve"> </w:t>
-      </w:r>
-      <w:r>
-        <w:rPr>
-          <w:rFonts w:ascii="Arial" w:hAnsi="Arial" w:cs="Arial"/>
-        </w:rPr>
-        <w:t>O One-Hot remove totalmente esse risco porque cria variáveis independentes:</w:t>
+        <w:t>Assim, nenhuma categoria é maior que a outra.</w:t>
+      </w:r>
+    </w:p>
+    <w:p>
+      <w:pPr>
+        <w:pStyle w:val="Ttulo4"/>
+      </w:pPr>
+      <w:r>
+        <w:t>Modelos que gostam de One-hot</w:t>
+      </w:r>
+      <w:r>
+        <w:t>:</w:t>
       </w:r>
     </w:p>
     <w:p>
@@ -17441,13 +16720,24 @@
         <w:jc w:val="both"/>
         <w:rPr>
           <w:rFonts w:ascii="Arial" w:hAnsi="Arial" w:cs="Arial"/>
-        </w:rPr>
-      </w:pPr>
-      <w:r>
-        <w:rPr>
-          <w:rFonts w:ascii="Arial" w:hAnsi="Arial" w:cs="Arial"/>
-        </w:rPr>
-        <w:t>Gato se torna uma coluna binária</w:t>
+          <w:lang w:val="en-US"/>
+        </w:rPr>
+      </w:pPr>
+      <w:proofErr w:type="spellStart"/>
+      <w:r>
+        <w:rPr>
+          <w:rFonts w:ascii="Arial" w:hAnsi="Arial" w:cs="Arial"/>
+          <w:lang w:val="en-US"/>
+        </w:rPr>
+        <w:t>Árvores</w:t>
+      </w:r>
+      <w:proofErr w:type="spellEnd"/>
+      <w:r>
+        <w:rPr>
+          <w:rFonts w:ascii="Arial" w:hAnsi="Arial" w:cs="Arial"/>
+          <w:lang w:val="en-US"/>
+        </w:rPr>
+        <w:t xml:space="preserve"> (Decision Tree, Random Forest)</w:t>
       </w:r>
     </w:p>
     <w:p>
@@ -17465,7 +16755,7 @@
         <w:rPr>
           <w:rFonts w:ascii="Arial" w:hAnsi="Arial" w:cs="Arial"/>
         </w:rPr>
-        <w:t>Cachorro outra</w:t>
+        <w:t>Redes neurais</w:t>
       </w:r>
     </w:p>
     <w:p>
@@ -17483,7 +16773,25 @@
         <w:rPr>
           <w:rFonts w:ascii="Arial" w:hAnsi="Arial" w:cs="Arial"/>
         </w:rPr>
-        <w:t>Peixe outra</w:t>
+        <w:t>Regressão logística</w:t>
+      </w:r>
+    </w:p>
+    <w:p>
+      <w:pPr>
+        <w:numPr>
+          <w:ilvl w:val="0"/>
+          <w:numId w:val="26"/>
+        </w:numPr>
+        <w:jc w:val="both"/>
+        <w:rPr>
+          <w:rFonts w:ascii="Arial" w:hAnsi="Arial" w:cs="Arial"/>
+        </w:rPr>
+      </w:pPr>
+      <w:r>
+        <w:rPr>
+          <w:rFonts w:ascii="Arial" w:hAnsi="Arial" w:cs="Arial"/>
+        </w:rPr>
+        <w:t>SVM (kernel linear)</w:t>
       </w:r>
     </w:p>
     <w:p>
@@ -17498,7 +16806,7 @@
         <w:rPr>
           <w:rFonts w:ascii="Arial" w:hAnsi="Arial" w:cs="Arial"/>
         </w:rPr>
-        <w:t>Assim, nenhuma categoria é maior que a outra.</w:t>
+        <w:t>Esses modelos conseguem lidar bem com dados esparsos.</w:t>
       </w:r>
     </w:p>
     <w:p>
@@ -17506,7 +16814,7 @@
         <w:pStyle w:val="Ttulo4"/>
       </w:pPr>
       <w:r>
-        <w:t>Modelos que gostam de One-hot</w:t>
+        <w:t>Modelos que podem sofrer</w:t>
       </w:r>
       <w:r>
         <w:t>:</w:t>
@@ -17521,24 +16829,19 @@
         <w:jc w:val="both"/>
         <w:rPr>
           <w:rFonts w:ascii="Arial" w:hAnsi="Arial" w:cs="Arial"/>
-          <w:lang w:val="en-US"/>
-        </w:rPr>
-      </w:pPr>
-      <w:proofErr w:type="spellStart"/>
-      <w:r>
-        <w:rPr>
-          <w:rFonts w:ascii="Arial" w:hAnsi="Arial" w:cs="Arial"/>
-          <w:lang w:val="en-US"/>
-        </w:rPr>
-        <w:t>Árvores</w:t>
-      </w:r>
-      <w:proofErr w:type="spellEnd"/>
-      <w:r>
-        <w:rPr>
-          <w:rFonts w:ascii="Arial" w:hAnsi="Arial" w:cs="Arial"/>
-          <w:lang w:val="en-US"/>
-        </w:rPr>
-        <w:t xml:space="preserve"> (Decision Tree, Random Forest)</w:t>
+        </w:rPr>
+      </w:pPr>
+      <w:r>
+        <w:rPr>
+          <w:rFonts w:ascii="Arial" w:hAnsi="Arial" w:cs="Arial"/>
+        </w:rPr>
+        <w:t>K</w:t>
+      </w:r>
+      <w:r>
+        <w:rPr>
+          <w:rFonts w:ascii="Arial" w:hAnsi="Arial" w:cs="Arial"/>
+        </w:rPr>
+        <w:t>NN → sofre por causa da distância Euclidiana</w:t>
       </w:r>
     </w:p>
     <w:p>
@@ -17556,7 +16859,21 @@
         <w:rPr>
           <w:rFonts w:ascii="Arial" w:hAnsi="Arial" w:cs="Arial"/>
         </w:rPr>
-        <w:t>Redes neurais</w:t>
+        <w:t xml:space="preserve">PCA → </w:t>
+      </w:r>
+      <w:proofErr w:type="spellStart"/>
+      <w:r>
+        <w:rPr>
+          <w:rFonts w:ascii="Arial" w:hAnsi="Arial" w:cs="Arial"/>
+        </w:rPr>
+        <w:t>one</w:t>
+      </w:r>
+      <w:proofErr w:type="spellEnd"/>
+      <w:r>
+        <w:rPr>
+          <w:rFonts w:ascii="Arial" w:hAnsi="Arial" w:cs="Arial"/>
+        </w:rPr>
+        <w:t>-hot destrói estrutura de variância</w:t>
       </w:r>
     </w:p>
     <w:p>
@@ -17574,40 +16891,39 @@
         <w:rPr>
           <w:rFonts w:ascii="Arial" w:hAnsi="Arial" w:cs="Arial"/>
         </w:rPr>
-        <w:t>Regressão logística</w:t>
-      </w:r>
-    </w:p>
-    <w:p>
-      <w:pPr>
-        <w:numPr>
-          <w:ilvl w:val="0"/>
-          <w:numId w:val="27"/>
-        </w:numPr>
+        <w:t xml:space="preserve">Regressão linear com muitas categorias → </w:t>
+      </w:r>
+      <w:proofErr w:type="spellStart"/>
+      <w:r>
+        <w:rPr>
+          <w:rFonts w:ascii="Arial" w:hAnsi="Arial" w:cs="Arial"/>
+        </w:rPr>
+        <w:t>overfitting</w:t>
+      </w:r>
+      <w:proofErr w:type="spellEnd"/>
+    </w:p>
+    <w:p>
+      <w:pPr>
         <w:jc w:val="both"/>
         <w:rPr>
           <w:rFonts w:ascii="Arial" w:hAnsi="Arial" w:cs="Arial"/>
         </w:rPr>
       </w:pPr>
-      <w:r>
-        <w:rPr>
-          <w:rFonts w:ascii="Arial" w:hAnsi="Arial" w:cs="Arial"/>
-        </w:rPr>
-        <w:t>SVM (kernel linear)</w:t>
-      </w:r>
-    </w:p>
-    <w:p>
-      <w:pPr>
-        <w:ind w:firstLine="360"/>
-        <w:jc w:val="both"/>
-        <w:rPr>
-          <w:rFonts w:ascii="Arial" w:hAnsi="Arial" w:cs="Arial"/>
-        </w:rPr>
-      </w:pPr>
-      <w:r>
-        <w:rPr>
-          <w:rFonts w:ascii="Arial" w:hAnsi="Arial" w:cs="Arial"/>
-        </w:rPr>
-        <w:t>Esses modelos conseguem lidar bem com dados esparsos.</w:t>
+    </w:p>
+    <w:p>
+      <w:pPr>
+        <w:pStyle w:val="Ttulo2"/>
+      </w:pPr>
+      <w:r>
+        <w:t>OTIMIZAÇÃO</w:t>
+      </w:r>
+    </w:p>
+    <w:p>
+      <w:pPr>
+        <w:pStyle w:val="Ttulo3"/>
+      </w:pPr>
+      <w:r>
+        <w:t>CROSS VALIDATION</w:t>
       </w:r>
     </w:p>
     <w:p>
@@ -17615,11 +16931,13 @@
         <w:pStyle w:val="Ttulo4"/>
       </w:pPr>
       <w:r>
-        <w:t>Modelos que podem sofrer</w:t>
-      </w:r>
-      <w:r>
-        <w:t>:</w:t>
-      </w:r>
+        <w:t xml:space="preserve">O que </w:t>
+      </w:r>
+      <w:proofErr w:type="gramStart"/>
+      <w:r>
+        <w:t>é ?</w:t>
+      </w:r>
+      <w:proofErr w:type="gramEnd"/>
     </w:p>
     <w:p>
       <w:pPr>
@@ -17628,117 +16946,10 @@
           <w:numId w:val="28"/>
         </w:numPr>
         <w:jc w:val="both"/>
-        <w:rPr>
-          <w:rFonts w:ascii="Arial" w:hAnsi="Arial" w:cs="Arial"/>
-        </w:rPr>
-      </w:pPr>
-      <w:r>
-        <w:rPr>
-          <w:rFonts w:ascii="Arial" w:hAnsi="Arial" w:cs="Arial"/>
-        </w:rPr>
-        <w:t>K</w:t>
-      </w:r>
-      <w:r>
-        <w:rPr>
-          <w:rFonts w:ascii="Arial" w:hAnsi="Arial" w:cs="Arial"/>
-        </w:rPr>
-        <w:t>NN → sofre por causa da distância Euclidiana</w:t>
-      </w:r>
-    </w:p>
-    <w:p>
-      <w:pPr>
-        <w:numPr>
-          <w:ilvl w:val="0"/>
-          <w:numId w:val="28"/>
-        </w:numPr>
-        <w:jc w:val="both"/>
-        <w:rPr>
-          <w:rFonts w:ascii="Arial" w:hAnsi="Arial" w:cs="Arial"/>
-        </w:rPr>
-      </w:pPr>
-      <w:r>
-        <w:rPr>
-          <w:rFonts w:ascii="Arial" w:hAnsi="Arial" w:cs="Arial"/>
-        </w:rPr>
-        <w:t xml:space="preserve">PCA → </w:t>
-      </w:r>
-      <w:proofErr w:type="spellStart"/>
-      <w:r>
-        <w:rPr>
-          <w:rFonts w:ascii="Arial" w:hAnsi="Arial" w:cs="Arial"/>
-        </w:rPr>
-        <w:t>one</w:t>
-      </w:r>
-      <w:proofErr w:type="spellEnd"/>
-      <w:r>
-        <w:rPr>
-          <w:rFonts w:ascii="Arial" w:hAnsi="Arial" w:cs="Arial"/>
-        </w:rPr>
-        <w:t>-hot destrói estrutura de variância</w:t>
-      </w:r>
-    </w:p>
-    <w:p>
-      <w:pPr>
-        <w:numPr>
-          <w:ilvl w:val="0"/>
-          <w:numId w:val="28"/>
-        </w:numPr>
-        <w:jc w:val="both"/>
-        <w:rPr>
-          <w:rFonts w:ascii="Arial" w:hAnsi="Arial" w:cs="Arial"/>
-        </w:rPr>
-      </w:pPr>
-      <w:r>
-        <w:rPr>
-          <w:rFonts w:ascii="Arial" w:hAnsi="Arial" w:cs="Arial"/>
-        </w:rPr>
-        <w:t xml:space="preserve">Regressão linear com muitas categorias → </w:t>
-      </w:r>
-      <w:proofErr w:type="spellStart"/>
-      <w:r>
-        <w:rPr>
-          <w:rFonts w:ascii="Arial" w:hAnsi="Arial" w:cs="Arial"/>
-        </w:rPr>
-        <w:t>overfitting</w:t>
-      </w:r>
-      <w:proofErr w:type="spellEnd"/>
-    </w:p>
-    <w:p>
-      <w:pPr>
-        <w:jc w:val="both"/>
-        <w:rPr>
-          <w:rFonts w:ascii="Arial" w:hAnsi="Arial" w:cs="Arial"/>
-        </w:rPr>
-      </w:pPr>
-    </w:p>
-    <w:p>
-      <w:pPr>
-        <w:pStyle w:val="Ttulo2"/>
-      </w:pPr>
-      <w:r>
-        <w:t>OTIMIZAÇÃO</w:t>
-      </w:r>
-    </w:p>
-    <w:p>
-      <w:pPr>
-        <w:pStyle w:val="Ttulo3"/>
-      </w:pPr>
-      <w:r>
-        <w:t>CROSS VALIDATION</w:t>
-      </w:r>
-    </w:p>
-    <w:p>
-      <w:pPr>
-        <w:pStyle w:val="Ttulo4"/>
-      </w:pPr>
-      <w:r>
-        <w:t xml:space="preserve">O que </w:t>
-      </w:r>
-      <w:proofErr w:type="gramStart"/>
-      <w:r>
-        <w:t>é ?</w:t>
-      </w:r>
-      <w:proofErr w:type="gramEnd"/>
+      </w:pPr>
+      <w:r>
+        <w:t>É um método para avaliar o desempenho do modelo de uma forma mais segura.</w:t>
+      </w:r>
     </w:p>
     <w:p>
       <w:pPr>
@@ -17749,7 +16960,15 @@
         <w:jc w:val="both"/>
       </w:pPr>
       <w:r>
-        <w:t>É um método para avaliar o desempenho do modelo de uma forma mais segura.</w:t>
+        <w:t>Ele repete vários treinos com alguns tipos de divisão de dados, por exemplo: 70% dos dados para treino e 30% para teste, depois 80% treino e 20% teste, com os resultados desses testes é calculado a média geral de todas as performances e assim um desempenho geral do seu modelo de aprendizado.</w:t>
+      </w:r>
+    </w:p>
+    <w:p>
+      <w:pPr>
+        <w:pStyle w:val="Ttulo4"/>
+      </w:pPr>
+      <w:r>
+        <w:t>Benefícios:</w:t>
       </w:r>
     </w:p>
     <w:p>
@@ -17761,15 +16980,7 @@
         <w:jc w:val="both"/>
       </w:pPr>
       <w:r>
-        <w:t>Ele repete vários treinos com alguns tipos de divisão de dados, por exemplo: 70% dos dados para treino e 30% para teste, depois 80% treino e 20% teste, com os resultados desses testes é calculado a média geral de todas as performances e assim um desempenho geral do seu modelo de aprendizado.</w:t>
-      </w:r>
-    </w:p>
-    <w:p>
-      <w:pPr>
-        <w:pStyle w:val="Ttulo4"/>
-      </w:pPr>
-      <w:r>
-        <w:t>Benefícios:</w:t>
+        <w:t>Fornece uma estimativa mais confiável.</w:t>
       </w:r>
     </w:p>
     <w:p>
@@ -17781,7 +16992,7 @@
         <w:jc w:val="both"/>
       </w:pPr>
       <w:r>
-        <w:t>Fornece uma estimativa mais confiável.</w:t>
+        <w:t>Rápido, evita testar com outras quantidades de dados manualmente.</w:t>
       </w:r>
     </w:p>
     <w:p>
@@ -17793,7 +17004,7 @@
         <w:jc w:val="both"/>
       </w:pPr>
       <w:r>
-        <w:t>Rápido, evita testar com outras quantidades de dados manualmente.</w:t>
+        <w:t>Garante que todas as amostras de dados sejam usadas.</w:t>
       </w:r>
     </w:p>
     <w:p>
@@ -17805,7 +17016,53 @@
         <w:jc w:val="both"/>
       </w:pPr>
       <w:r>
-        <w:t>Garante que todas as amostras de dados sejam usadas.</w:t>
+        <w:t xml:space="preserve">Detecção de </w:t>
+      </w:r>
+      <w:r>
+        <w:rPr>
+          <w:b/>
+          <w:bCs/>
+          <w:color w:val="000000" w:themeColor="text1"/>
+        </w:rPr>
+        <w:t xml:space="preserve">OVERFITTING </w:t>
+      </w:r>
+      <w:r>
+        <w:t xml:space="preserve">ou </w:t>
+      </w:r>
+      <w:r>
+        <w:rPr>
+          <w:b/>
+          <w:bCs/>
+          <w:color w:val="000000" w:themeColor="text1"/>
+        </w:rPr>
+        <w:t>UNDERFITTING</w:t>
+      </w:r>
+      <w:r>
+        <w:t>.</w:t>
+      </w:r>
+    </w:p>
+    <w:p>
+      <w:pPr>
+        <w:pStyle w:val="Ttulo4"/>
+      </w:pPr>
+      <w:r>
+        <w:t>K-</w:t>
+      </w:r>
+      <w:proofErr w:type="spellStart"/>
+      <w:r>
+        <w:t>Fold</w:t>
+      </w:r>
+      <w:proofErr w:type="spellEnd"/>
+      <w:r>
+        <w:t xml:space="preserve"> Cross </w:t>
+      </w:r>
+      <w:proofErr w:type="spellStart"/>
+      <w:r>
+        <w:t>Validation</w:t>
+      </w:r>
+      <w:proofErr w:type="spellEnd"/>
+      <w:r>
+        <w:t xml:space="preserve"> (Método mais usado):</w:t>
       </w:r>
     </w:p>
     <w:p>
@@ -17817,72 +17074,14 @@
         <w:jc w:val="both"/>
       </w:pPr>
       <w:r>
-        <w:t xml:space="preserve">Detecção de </w:t>
-      </w:r>
-      <w:r>
-        <w:rPr>
-          <w:b/>
-          <w:bCs/>
-          <w:color w:val="000000" w:themeColor="text1"/>
-        </w:rPr>
-        <w:t xml:space="preserve">OVERFITTING </w:t>
-      </w:r>
-      <w:r>
-        <w:t xml:space="preserve">ou </w:t>
-      </w:r>
-      <w:r>
-        <w:rPr>
-          <w:b/>
-          <w:bCs/>
-          <w:color w:val="000000" w:themeColor="text1"/>
-        </w:rPr>
-        <w:t>UNDERFITTING</w:t>
-      </w:r>
-      <w:r>
-        <w:t>.</w:t>
-      </w:r>
-    </w:p>
-    <w:p>
-      <w:pPr>
-        <w:pStyle w:val="Ttulo4"/>
-      </w:pPr>
-      <w:r>
-        <w:t>K-</w:t>
-      </w:r>
-      <w:proofErr w:type="spellStart"/>
-      <w:r>
-        <w:t>Fold</w:t>
-      </w:r>
-      <w:proofErr w:type="spellEnd"/>
-      <w:r>
-        <w:t xml:space="preserve"> Cross </w:t>
-      </w:r>
-      <w:proofErr w:type="spellStart"/>
-      <w:r>
-        <w:t>Validation</w:t>
-      </w:r>
-      <w:proofErr w:type="spellEnd"/>
-      <w:r>
-        <w:t xml:space="preserve"> (Método mais usado):</w:t>
+        <w:t>Consiste em dividir o conjunto de dados em K partes do mesmo tamanho. O modelo vai repetir o treino K vezes.</w:t>
       </w:r>
     </w:p>
     <w:p>
       <w:pPr>
         <w:numPr>
           <w:ilvl w:val="0"/>
-          <w:numId w:val="35"/>
-        </w:numPr>
-        <w:jc w:val="both"/>
-      </w:pPr>
-      <w:r>
-        <w:t>Consiste em dividir o conjunto de dados em K partes do mesmo tamanho. O modelo vai repetir o treino K vezes.</w:t>
-      </w:r>
-    </w:p>
-    <w:p>
-      <w:pPr>
-        <w:numPr>
-          <w:ilvl w:val="0"/>
-          <w:numId w:val="35"/>
+          <w:numId w:val="34"/>
         </w:numPr>
         <w:jc w:val="both"/>
       </w:pPr>
@@ -18778,7 +17977,6 @@
         </w:rPr>
       </w:pPr>
       <w:r>
-        <w:lastRenderedPageBreak/>
         <w:t>Grid Search</w:t>
       </w:r>
     </w:p>
@@ -19061,7 +18259,6 @@
         </w:rPr>
       </w:pPr>
       <w:r>
-        <w:lastRenderedPageBreak/>
         <w:t xml:space="preserve">O objetivo principal do Grid Search é encontrar a combinação ideal de parâmetros que maximize a performance do modelo em um conjunto de dados específico. Essa abordagem sistemática permite explorar um espaço de parâmetros de forma exaustiva, garantindo que a melhor configuração seja encontrada. </w:t>
       </w:r>
     </w:p>
@@ -19093,7 +18290,7 @@
         <w:pStyle w:val="PargrafodaLista"/>
         <w:numPr>
           <w:ilvl w:val="0"/>
-          <w:numId w:val="36"/>
+          <w:numId w:val="35"/>
         </w:numPr>
         <w:spacing w:after="0" w:line="276" w:lineRule="auto"/>
       </w:pPr>
@@ -19106,7 +18303,7 @@
         <w:pStyle w:val="PargrafodaLista"/>
         <w:numPr>
           <w:ilvl w:val="0"/>
-          <w:numId w:val="36"/>
+          <w:numId w:val="35"/>
         </w:numPr>
         <w:spacing w:after="0" w:line="276" w:lineRule="auto"/>
       </w:pPr>
@@ -19119,7 +18316,7 @@
         <w:pStyle w:val="PargrafodaLista"/>
         <w:numPr>
           <w:ilvl w:val="0"/>
-          <w:numId w:val="36"/>
+          <w:numId w:val="35"/>
         </w:numPr>
         <w:spacing w:after="0" w:line="276" w:lineRule="auto"/>
       </w:pPr>
@@ -19129,15 +18326,7 @@
     </w:p>
     <w:p>
       <w:r>
-        <w:t xml:space="preserve">O </w:t>
-      </w:r>
-      <w:proofErr w:type="gramStart"/>
-      <w:r>
-        <w:t>resultado final</w:t>
-      </w:r>
-      <w:proofErr w:type="gramEnd"/>
-      <w:r>
-        <w:t xml:space="preserve"> é a combinação de </w:t>
+        <w:t xml:space="preserve">O resultado final é a combinação de </w:t>
       </w:r>
       <w:proofErr w:type="spellStart"/>
       <w:r>
@@ -19225,7 +18414,6 @@
         <w:pStyle w:val="Ttulo4"/>
       </w:pPr>
       <w:r>
-        <w:lastRenderedPageBreak/>
         <w:t>Código</w:t>
       </w:r>
     </w:p>
@@ -19664,7 +18852,6 @@
     </w:p>
     <w:p>
       <w:r>
-        <w:lastRenderedPageBreak/>
         <w:t xml:space="preserve">A validação cruzada ajuda a garantir que a performance do modelo seja robusta e não dependente de um único conjunto de dados. Essa abordagem proporciona uma avaliação mais confiável da eficácia dos </w:t>
       </w:r>
       <w:proofErr w:type="spellStart"/>
@@ -19689,7 +18876,15 @@
       </w:r>
       <w:proofErr w:type="spellEnd"/>
       <w:r>
-        <w:t xml:space="preserve"> Random Search</w:t>
+        <w:t xml:space="preserve"> </w:t>
+      </w:r>
+      <w:proofErr w:type="spellStart"/>
+      <w:r>
+        <w:t>Random</w:t>
+      </w:r>
+      <w:proofErr w:type="spellEnd"/>
+      <w:r>
+        <w:t xml:space="preserve"> Search</w:t>
       </w:r>
     </w:p>
     <w:p>
@@ -19737,8 +18932,17 @@
           <w:rFonts w:ascii="Arial" w:eastAsia="Arial" w:hAnsi="Arial" w:cs="Arial"/>
           <w:u w:val="single"/>
         </w:rPr>
-        <w:t xml:space="preserve"> reduzir o número de features</w:t>
-      </w:r>
+        <w:t xml:space="preserve"> reduzir o número de </w:t>
+      </w:r>
+      <w:proofErr w:type="spellStart"/>
+      <w:r>
+        <w:rPr>
+          <w:rFonts w:ascii="Arial" w:eastAsia="Arial" w:hAnsi="Arial" w:cs="Arial"/>
+          <w:u w:val="single"/>
+        </w:rPr>
+        <w:t>features</w:t>
+      </w:r>
+      <w:proofErr w:type="spellEnd"/>
       <w:r>
         <w:rPr>
           <w:rFonts w:ascii="Arial" w:eastAsia="Arial" w:hAnsi="Arial" w:cs="Arial"/>
@@ -20225,7 +19429,7 @@
         <w:pStyle w:val="PargrafodaLista"/>
         <w:numPr>
           <w:ilvl w:val="0"/>
-          <w:numId w:val="40"/>
+          <w:numId w:val="39"/>
         </w:numPr>
         <w:spacing w:before="240" w:after="240" w:line="279" w:lineRule="auto"/>
         <w:rPr>
@@ -20237,196 +19441,6 @@
           <w:rFonts w:ascii="Arial" w:eastAsia="Arial" w:hAnsi="Arial" w:cs="Arial"/>
         </w:rPr>
         <w:t>Regressão Linear</w:t>
-      </w:r>
-    </w:p>
-    <w:p>
-      <w:pPr>
-        <w:pStyle w:val="PargrafodaLista"/>
-        <w:numPr>
-          <w:ilvl w:val="0"/>
-          <w:numId w:val="40"/>
-        </w:numPr>
-        <w:spacing w:before="240" w:after="240" w:line="279" w:lineRule="auto"/>
-        <w:rPr>
-          <w:rFonts w:ascii="Arial" w:eastAsia="Arial" w:hAnsi="Arial" w:cs="Arial"/>
-        </w:rPr>
-      </w:pPr>
-      <w:r>
-        <w:rPr>
-          <w:rFonts w:ascii="Arial" w:eastAsia="Arial" w:hAnsi="Arial" w:cs="Arial"/>
-        </w:rPr>
-        <w:t>Regressão Logística</w:t>
-      </w:r>
-    </w:p>
-    <w:p>
-      <w:pPr>
-        <w:pStyle w:val="PargrafodaLista"/>
-        <w:numPr>
-          <w:ilvl w:val="0"/>
-          <w:numId w:val="40"/>
-        </w:numPr>
-        <w:spacing w:before="240" w:after="240" w:line="279" w:lineRule="auto"/>
-        <w:rPr>
-          <w:rFonts w:ascii="Arial" w:eastAsia="Arial" w:hAnsi="Arial" w:cs="Arial"/>
-        </w:rPr>
-      </w:pPr>
-      <w:r>
-        <w:rPr>
-          <w:rFonts w:ascii="Arial" w:eastAsia="Arial" w:hAnsi="Arial" w:cs="Arial"/>
-        </w:rPr>
-        <w:t>SVM</w:t>
-      </w:r>
-    </w:p>
-    <w:p>
-      <w:pPr>
-        <w:pStyle w:val="PargrafodaLista"/>
-        <w:numPr>
-          <w:ilvl w:val="0"/>
-          <w:numId w:val="40"/>
-        </w:numPr>
-        <w:spacing w:before="240" w:after="240" w:line="279" w:lineRule="auto"/>
-        <w:rPr>
-          <w:rFonts w:ascii="Arial" w:eastAsia="Arial" w:hAnsi="Arial" w:cs="Arial"/>
-        </w:rPr>
-      </w:pPr>
-      <w:r>
-        <w:rPr>
-          <w:rFonts w:ascii="Arial" w:eastAsia="Arial" w:hAnsi="Arial" w:cs="Arial"/>
-        </w:rPr>
-        <w:t>KNN</w:t>
-      </w:r>
-    </w:p>
-    <w:p>
-      <w:pPr>
-        <w:pStyle w:val="PargrafodaLista"/>
-        <w:numPr>
-          <w:ilvl w:val="0"/>
-          <w:numId w:val="40"/>
-        </w:numPr>
-        <w:spacing w:before="240" w:after="240" w:line="279" w:lineRule="auto"/>
-        <w:rPr>
-          <w:rFonts w:ascii="Arial" w:eastAsia="Arial" w:hAnsi="Arial" w:cs="Arial"/>
-        </w:rPr>
-      </w:pPr>
-      <w:r>
-        <w:rPr>
-          <w:rFonts w:ascii="Arial" w:eastAsia="Arial" w:hAnsi="Arial" w:cs="Arial"/>
-        </w:rPr>
-        <w:t>Redes Neurais pequenas</w:t>
-      </w:r>
-    </w:p>
-    <w:p>
-      <w:pPr>
-        <w:pStyle w:val="PargrafodaLista"/>
-        <w:numPr>
-          <w:ilvl w:val="0"/>
-          <w:numId w:val="40"/>
-        </w:numPr>
-        <w:spacing w:before="240" w:after="240" w:line="279" w:lineRule="auto"/>
-        <w:rPr>
-          <w:rFonts w:ascii="Arial" w:eastAsia="Arial" w:hAnsi="Arial" w:cs="Arial"/>
-        </w:rPr>
-      </w:pPr>
-      <w:proofErr w:type="spellStart"/>
-      <w:r>
-        <w:rPr>
-          <w:rFonts w:ascii="Arial" w:eastAsia="Arial" w:hAnsi="Arial" w:cs="Arial"/>
-        </w:rPr>
-        <w:t>Naive</w:t>
-      </w:r>
-      <w:proofErr w:type="spellEnd"/>
-      <w:r>
-        <w:rPr>
-          <w:rFonts w:ascii="Arial" w:eastAsia="Arial" w:hAnsi="Arial" w:cs="Arial"/>
-        </w:rPr>
-        <w:t xml:space="preserve"> </w:t>
-      </w:r>
-      <w:proofErr w:type="spellStart"/>
-      <w:r>
-        <w:rPr>
-          <w:rFonts w:ascii="Arial" w:eastAsia="Arial" w:hAnsi="Arial" w:cs="Arial"/>
-        </w:rPr>
-        <w:t>Bayes</w:t>
-      </w:r>
-      <w:proofErr w:type="spellEnd"/>
-      <w:r>
-        <w:rPr>
-          <w:rFonts w:ascii="Arial" w:eastAsia="Arial" w:hAnsi="Arial" w:cs="Arial"/>
-        </w:rPr>
-        <w:t xml:space="preserve"> (em alguns casos)</w:t>
-      </w:r>
-    </w:p>
-    <w:p>
-      <w:pPr>
-        <w:spacing w:before="240" w:after="240"/>
-        <w:rPr>
-          <w:sz w:val="32"/>
-          <w:szCs w:val="32"/>
-        </w:rPr>
-      </w:pPr>
-      <w:r>
-        <w:rPr>
-          <w:rFonts w:ascii="Arial" w:eastAsia="Arial" w:hAnsi="Arial" w:cs="Arial"/>
-        </w:rPr>
-        <w:t xml:space="preserve">6 – Se </w:t>
-      </w:r>
-      <w:proofErr w:type="spellStart"/>
-      <w:r>
-        <w:rPr>
-          <w:rFonts w:ascii="Arial" w:eastAsia="Arial" w:hAnsi="Arial" w:cs="Arial"/>
-        </w:rPr>
-        <w:t>vc</w:t>
-      </w:r>
-      <w:proofErr w:type="spellEnd"/>
-      <w:r>
-        <w:rPr>
-          <w:rFonts w:ascii="Arial" w:eastAsia="Arial" w:hAnsi="Arial" w:cs="Arial"/>
-        </w:rPr>
-        <w:t xml:space="preserve"> tem mais colunas do que linhas </w:t>
-      </w:r>
-      <w:r>
-        <w:br/>
-      </w:r>
-      <w:r>
-        <w:rPr>
-          <w:rStyle w:val="Ttulo4Char"/>
-        </w:rPr>
-        <w:t>Hiperparâmetro</w:t>
-      </w:r>
-      <w:r>
-        <w:rPr>
-          <w:sz w:val="32"/>
-          <w:szCs w:val="32"/>
-        </w:rPr>
-        <w:t xml:space="preserve"> </w:t>
-      </w:r>
-    </w:p>
-    <w:p>
-      <w:pPr>
-        <w:spacing w:before="240" w:after="240"/>
-      </w:pPr>
-      <w:r>
-        <w:rPr>
-          <w:b/>
-          <w:bCs/>
-          <w:sz w:val="32"/>
-          <w:szCs w:val="32"/>
-        </w:rPr>
-        <w:t xml:space="preserve">K </w:t>
-      </w:r>
-      <w:r>
-        <w:br/>
-      </w:r>
-      <w:r>
-        <w:t>Quantidade de atributos a selecionar.</w:t>
-      </w:r>
-    </w:p>
-    <w:p>
-      <w:pPr>
-        <w:spacing w:before="240" w:after="240"/>
-      </w:pPr>
-      <w:r>
-        <w:t>Você escolhe:</w:t>
       </w:r>
     </w:p>
     <w:p>
@@ -20437,9 +19451,15 @@
           <w:numId w:val="39"/>
         </w:numPr>
         <w:spacing w:before="240" w:after="240" w:line="279" w:lineRule="auto"/>
-      </w:pPr>
-      <w:r>
-        <w:t>k=5   mantém só as 5 melhores features</w:t>
+        <w:rPr>
+          <w:rFonts w:ascii="Arial" w:eastAsia="Arial" w:hAnsi="Arial" w:cs="Arial"/>
+        </w:rPr>
+      </w:pPr>
+      <w:r>
+        <w:rPr>
+          <w:rFonts w:ascii="Arial" w:eastAsia="Arial" w:hAnsi="Arial" w:cs="Arial"/>
+        </w:rPr>
+        <w:t>Regressão Logística</w:t>
       </w:r>
     </w:p>
     <w:p>
@@ -20450,22 +19470,15 @@
           <w:numId w:val="39"/>
         </w:numPr>
         <w:spacing w:before="240" w:after="240" w:line="279" w:lineRule="auto"/>
-      </w:pPr>
-      <w:r>
-        <w:t>k="</w:t>
-      </w:r>
-      <w:proofErr w:type="spellStart"/>
-      <w:r>
-        <w:t>all</w:t>
-      </w:r>
-      <w:proofErr w:type="spellEnd"/>
-      <w:proofErr w:type="gramStart"/>
-      <w:r>
-        <w:t>"  mantém</w:t>
-      </w:r>
-      <w:proofErr w:type="gramEnd"/>
-      <w:r>
-        <w:t xml:space="preserve"> todas (sem sentido mas existe)</w:t>
+        <w:rPr>
+          <w:rFonts w:ascii="Arial" w:eastAsia="Arial" w:hAnsi="Arial" w:cs="Arial"/>
+        </w:rPr>
+      </w:pPr>
+      <w:r>
+        <w:rPr>
+          <w:rFonts w:ascii="Arial" w:eastAsia="Arial" w:hAnsi="Arial" w:cs="Arial"/>
+        </w:rPr>
+        <w:t>SVM</w:t>
       </w:r>
     </w:p>
     <w:p>
@@ -20476,47 +19489,120 @@
           <w:numId w:val="39"/>
         </w:numPr>
         <w:spacing w:before="240" w:after="240" w:line="279" w:lineRule="auto"/>
-      </w:pPr>
-      <w:r>
-        <w:t>k="10</w:t>
-      </w:r>
-      <w:proofErr w:type="gramStart"/>
-      <w:r>
-        <w:t>"  mantém</w:t>
-      </w:r>
-      <w:proofErr w:type="gramEnd"/>
-      <w:r>
-        <w:t xml:space="preserve"> 10 features</w:t>
-      </w:r>
-    </w:p>
-    <w:p>
-      <w:pPr>
-        <w:pStyle w:val="Ttulo4"/>
+        <w:rPr>
+          <w:rFonts w:ascii="Arial" w:eastAsia="Arial" w:hAnsi="Arial" w:cs="Arial"/>
+        </w:rPr>
+      </w:pPr>
+      <w:r>
+        <w:rPr>
+          <w:rFonts w:ascii="Arial" w:eastAsia="Arial" w:hAnsi="Arial" w:cs="Arial"/>
+        </w:rPr>
+        <w:t>KNN</w:t>
+      </w:r>
+    </w:p>
+    <w:p>
+      <w:pPr>
+        <w:pStyle w:val="PargrafodaLista"/>
+        <w:numPr>
+          <w:ilvl w:val="0"/>
+          <w:numId w:val="39"/>
+        </w:numPr>
+        <w:spacing w:before="240" w:after="240" w:line="279" w:lineRule="auto"/>
+        <w:rPr>
+          <w:rFonts w:ascii="Arial" w:eastAsia="Arial" w:hAnsi="Arial" w:cs="Arial"/>
+        </w:rPr>
+      </w:pPr>
+      <w:r>
+        <w:rPr>
+          <w:rFonts w:ascii="Arial" w:eastAsia="Arial" w:hAnsi="Arial" w:cs="Arial"/>
+        </w:rPr>
+        <w:t>Redes Neurais pequenas</w:t>
+      </w:r>
+    </w:p>
+    <w:p>
+      <w:pPr>
+        <w:pStyle w:val="PargrafodaLista"/>
+        <w:numPr>
+          <w:ilvl w:val="0"/>
+          <w:numId w:val="39"/>
+        </w:numPr>
+        <w:spacing w:before="240" w:after="240" w:line="279" w:lineRule="auto"/>
+        <w:rPr>
+          <w:rFonts w:ascii="Arial" w:eastAsia="Arial" w:hAnsi="Arial" w:cs="Arial"/>
+        </w:rPr>
       </w:pPr>
       <w:proofErr w:type="spellStart"/>
       <w:r>
-        <w:t>F_classif</w:t>
+        <w:rPr>
+          <w:rFonts w:ascii="Arial" w:eastAsia="Arial" w:hAnsi="Arial" w:cs="Arial"/>
+        </w:rPr>
+        <w:t>Naive</w:t>
       </w:r>
       <w:proofErr w:type="spellEnd"/>
       <w:r>
+        <w:rPr>
+          <w:rFonts w:ascii="Arial" w:eastAsia="Arial" w:hAnsi="Arial" w:cs="Arial"/>
+        </w:rPr>
         <w:t xml:space="preserve"> </w:t>
       </w:r>
+      <w:proofErr w:type="spellStart"/>
+      <w:r>
+        <w:rPr>
+          <w:rFonts w:ascii="Arial" w:eastAsia="Arial" w:hAnsi="Arial" w:cs="Arial"/>
+        </w:rPr>
+        <w:t>Bayes</w:t>
+      </w:r>
+      <w:proofErr w:type="spellEnd"/>
+      <w:r>
+        <w:rPr>
+          <w:rFonts w:ascii="Arial" w:eastAsia="Arial" w:hAnsi="Arial" w:cs="Arial"/>
+        </w:rPr>
+        <w:t xml:space="preserve"> (em alguns casos)</w:t>
+      </w:r>
     </w:p>
     <w:p>
       <w:pPr>
         <w:spacing w:before="240" w:after="240"/>
         <w:rPr>
+          <w:sz w:val="32"/>
+          <w:szCs w:val="32"/>
+        </w:rPr>
+      </w:pPr>
+      <w:r>
+        <w:rPr>
           <w:rFonts w:ascii="Arial" w:eastAsia="Arial" w:hAnsi="Arial" w:cs="Arial"/>
         </w:rPr>
-      </w:pPr>
-      <w:r>
-        <w:t xml:space="preserve">Ideal para atributos numéricos, </w:t>
-      </w:r>
+        <w:t xml:space="preserve">6 – Se </w:t>
+      </w:r>
+      <w:proofErr w:type="spellStart"/>
       <w:r>
         <w:rPr>
           <w:rFonts w:ascii="Arial" w:eastAsia="Arial" w:hAnsi="Arial" w:cs="Arial"/>
         </w:rPr>
-        <w:t>mede correlação entre feature e classe.</w:t>
+        <w:t>vc</w:t>
+      </w:r>
+      <w:proofErr w:type="spellEnd"/>
+      <w:r>
+        <w:rPr>
+          <w:rFonts w:ascii="Arial" w:eastAsia="Arial" w:hAnsi="Arial" w:cs="Arial"/>
+        </w:rPr>
+        <w:t xml:space="preserve"> tem mais colunas do que linhas </w:t>
+      </w:r>
+      <w:r>
+        <w:br/>
+      </w:r>
+      <w:r>
+        <w:rPr>
+          <w:rStyle w:val="Ttulo4Char"/>
+        </w:rPr>
+        <w:t>Hiperparâmetro</w:t>
+      </w:r>
+      <w:r>
+        <w:rPr>
+          <w:sz w:val="32"/>
+          <w:szCs w:val="32"/>
+        </w:rPr>
+        <w:t xml:space="preserve"> </w:t>
       </w:r>
     </w:p>
     <w:p>
@@ -20525,9 +19611,26 @@
       </w:pPr>
       <w:r>
         <w:rPr>
-          <w:rFonts w:ascii="Arial" w:eastAsia="Arial" w:hAnsi="Arial" w:cs="Arial"/>
-        </w:rPr>
-        <w:t>Use quando:</w:t>
+          <w:b/>
+          <w:bCs/>
+          <w:sz w:val="32"/>
+          <w:szCs w:val="32"/>
+        </w:rPr>
+        <w:t xml:space="preserve">K </w:t>
+      </w:r>
+      <w:r>
+        <w:br/>
+      </w:r>
+      <w:r>
+        <w:t>Quantidade de atributos a selecionar.</w:t>
+      </w:r>
+    </w:p>
+    <w:p>
+      <w:pPr>
+        <w:spacing w:before="240" w:after="240"/>
+      </w:pPr>
+      <w:r>
+        <w:t>Você escolhe:</w:t>
       </w:r>
     </w:p>
     <w:p>
@@ -20538,17 +19641,9 @@
           <w:numId w:val="38"/>
         </w:numPr>
         <w:spacing w:before="240" w:after="240" w:line="279" w:lineRule="auto"/>
-        <w:rPr>
-          <w:rFonts w:ascii="Arial" w:eastAsia="Arial" w:hAnsi="Arial" w:cs="Arial"/>
-          <w:b/>
-          <w:bCs/>
-        </w:rPr>
-      </w:pPr>
-      <w:r>
-        <w:rPr>
-          <w:rFonts w:ascii="Arial" w:eastAsia="Arial" w:hAnsi="Arial" w:cs="Arial"/>
-        </w:rPr>
-        <w:t>Problema é classificação</w:t>
+      </w:pPr>
+      <w:r>
+        <w:t>k=5   mantém só as 5 melhores features</w:t>
       </w:r>
     </w:p>
     <w:p>
@@ -20559,15 +19654,22 @@
           <w:numId w:val="38"/>
         </w:numPr>
         <w:spacing w:before="240" w:after="240" w:line="279" w:lineRule="auto"/>
-        <w:rPr>
-          <w:rFonts w:ascii="Arial" w:eastAsia="Arial" w:hAnsi="Arial" w:cs="Arial"/>
-        </w:rPr>
-      </w:pPr>
-      <w:r>
-        <w:rPr>
-          <w:rFonts w:ascii="Arial" w:eastAsia="Arial" w:hAnsi="Arial" w:cs="Arial"/>
-        </w:rPr>
-        <w:t>Features são numéricas contínuas</w:t>
+      </w:pPr>
+      <w:r>
+        <w:t>k="</w:t>
+      </w:r>
+      <w:proofErr w:type="spellStart"/>
+      <w:r>
+        <w:t>all</w:t>
+      </w:r>
+      <w:proofErr w:type="spellEnd"/>
+      <w:proofErr w:type="gramStart"/>
+      <w:r>
+        <w:t>"  mantém</w:t>
+      </w:r>
+      <w:proofErr w:type="gramEnd"/>
+      <w:r>
+        <w:t xml:space="preserve"> todas (sem sentido mas existe)</w:t>
       </w:r>
     </w:p>
     <w:p>
@@ -20578,74 +19680,58 @@
           <w:numId w:val="38"/>
         </w:numPr>
         <w:spacing w:before="240" w:after="240" w:line="279" w:lineRule="auto"/>
+      </w:pPr>
+      <w:r>
+        <w:t>k="10</w:t>
+      </w:r>
+      <w:proofErr w:type="gramStart"/>
+      <w:r>
+        <w:t>"  mantém</w:t>
+      </w:r>
+      <w:proofErr w:type="gramEnd"/>
+      <w:r>
+        <w:t xml:space="preserve"> 10 features</w:t>
+      </w:r>
+    </w:p>
+    <w:p>
+      <w:pPr>
+        <w:pStyle w:val="Ttulo4"/>
+      </w:pPr>
+      <w:proofErr w:type="spellStart"/>
+      <w:r>
+        <w:t>F_classif</w:t>
+      </w:r>
+      <w:proofErr w:type="spellEnd"/>
+      <w:r>
+        <w:t xml:space="preserve"> </w:t>
+      </w:r>
+    </w:p>
+    <w:p>
+      <w:pPr>
+        <w:spacing w:before="240" w:after="240"/>
         <w:rPr>
           <w:rFonts w:ascii="Arial" w:eastAsia="Arial" w:hAnsi="Arial" w:cs="Arial"/>
-          <w:b/>
-          <w:bCs/>
-        </w:rPr>
-      </w:pPr>
+        </w:rPr>
+      </w:pPr>
+      <w:r>
+        <w:t xml:space="preserve">Ideal para atributos numéricos, </w:t>
+      </w:r>
       <w:r>
         <w:rPr>
           <w:rFonts w:ascii="Arial" w:eastAsia="Arial" w:hAnsi="Arial" w:cs="Arial"/>
         </w:rPr>
-        <w:t>Relação entre X → y é linear</w:t>
-      </w:r>
-    </w:p>
-    <w:p>
-      <w:pPr>
-        <w:pStyle w:val="Ttulo4"/>
-        <w:rPr>
-          <w:sz w:val="32"/>
-          <w:szCs w:val="32"/>
-        </w:rPr>
-      </w:pPr>
-      <w:r>
-        <w:t>Chi2</w:t>
+        <w:t>mede correlação entre feature e classe.</w:t>
       </w:r>
     </w:p>
     <w:p>
       <w:pPr>
         <w:spacing w:before="240" w:after="240"/>
+      </w:pPr>
+      <w:r>
         <w:rPr>
           <w:rFonts w:ascii="Arial" w:eastAsia="Arial" w:hAnsi="Arial" w:cs="Arial"/>
         </w:rPr>
-      </w:pPr>
-      <w:r>
-        <w:t>Ideal para atributos categóricos,</w:t>
-      </w:r>
-      <w:r>
-        <w:rPr>
-          <w:rFonts w:ascii="Arial" w:eastAsia="Arial" w:hAnsi="Arial" w:cs="Arial"/>
-        </w:rPr>
-        <w:t xml:space="preserve"> mede quais atributos têm maior relação com a classe, se eles são estatisticamente dependentes.</w:t>
-      </w:r>
-    </w:p>
-    <w:p>
-      <w:pPr>
-        <w:spacing w:before="240" w:after="240"/>
-        <w:rPr>
-          <w:rFonts w:ascii="Arial" w:eastAsia="Arial" w:hAnsi="Arial" w:cs="Arial"/>
-        </w:rPr>
-      </w:pPr>
-      <w:r>
-        <w:rPr>
-          <w:rFonts w:ascii="Arial" w:eastAsia="Arial" w:hAnsi="Arial" w:cs="Arial"/>
-        </w:rPr>
-        <w:t>Quanto maior o χ² → mais a feature é relevante.</w:t>
-      </w:r>
-    </w:p>
-    <w:p>
-      <w:pPr>
-        <w:spacing w:before="240" w:after="240"/>
-        <w:rPr>
-          <w:rFonts w:ascii="Arial" w:eastAsia="Arial" w:hAnsi="Arial" w:cs="Arial"/>
-        </w:rPr>
-      </w:pPr>
-      <w:r>
-        <w:rPr>
-          <w:rFonts w:ascii="Arial" w:eastAsia="Arial" w:hAnsi="Arial" w:cs="Arial"/>
-        </w:rPr>
-        <w:t>Usar quando:</w:t>
+        <w:t>Use quando:</w:t>
       </w:r>
     </w:p>
     <w:p>
@@ -20658,13 +19744,15 @@
         <w:spacing w:before="240" w:after="240" w:line="279" w:lineRule="auto"/>
         <w:rPr>
           <w:rFonts w:ascii="Arial" w:eastAsia="Arial" w:hAnsi="Arial" w:cs="Arial"/>
+          <w:b/>
+          <w:bCs/>
         </w:rPr>
       </w:pPr>
       <w:r>
         <w:rPr>
           <w:rFonts w:ascii="Arial" w:eastAsia="Arial" w:hAnsi="Arial" w:cs="Arial"/>
         </w:rPr>
-        <w:t>Problema é de classificação</w:t>
+        <w:t>Problema é classificação</w:t>
       </w:r>
     </w:p>
     <w:p>
@@ -20683,21 +19771,7 @@
         <w:rPr>
           <w:rFonts w:ascii="Arial" w:eastAsia="Arial" w:hAnsi="Arial" w:cs="Arial"/>
         </w:rPr>
-        <w:t xml:space="preserve">Features são não negativas (0+, 1+, </w:t>
-      </w:r>
-      <w:proofErr w:type="gramStart"/>
-      <w:r>
-        <w:rPr>
-          <w:rFonts w:ascii="Arial" w:eastAsia="Arial" w:hAnsi="Arial" w:cs="Arial"/>
-        </w:rPr>
-        <w:t>contagens, etc.</w:t>
-      </w:r>
-      <w:proofErr w:type="gramEnd"/>
-      <w:r>
-        <w:rPr>
-          <w:rFonts w:ascii="Arial" w:eastAsia="Arial" w:hAnsi="Arial" w:cs="Arial"/>
-        </w:rPr>
-        <w:t>)</w:t>
+        <w:t>Features são numéricas contínuas</w:t>
       </w:r>
     </w:p>
     <w:p>
@@ -20710,27 +19784,72 @@
         <w:spacing w:before="240" w:after="240" w:line="279" w:lineRule="auto"/>
         <w:rPr>
           <w:rFonts w:ascii="Arial" w:eastAsia="Arial" w:hAnsi="Arial" w:cs="Arial"/>
+          <w:b/>
+          <w:bCs/>
         </w:rPr>
       </w:pPr>
       <w:r>
         <w:rPr>
           <w:rFonts w:ascii="Arial" w:eastAsia="Arial" w:hAnsi="Arial" w:cs="Arial"/>
         </w:rPr>
-        <w:t>Dados são categóricos codificados (</w:t>
-      </w:r>
-      <w:proofErr w:type="spellStart"/>
-      <w:r>
+        <w:t>Relação entre X → y é linear</w:t>
+      </w:r>
+    </w:p>
+    <w:p>
+      <w:pPr>
+        <w:pStyle w:val="Ttulo4"/>
+        <w:rPr>
+          <w:sz w:val="32"/>
+          <w:szCs w:val="32"/>
+        </w:rPr>
+      </w:pPr>
+      <w:r>
+        <w:t>Chi2</w:t>
+      </w:r>
+    </w:p>
+    <w:p>
+      <w:pPr>
+        <w:spacing w:before="240" w:after="240"/>
         <w:rPr>
           <w:rFonts w:ascii="Arial" w:eastAsia="Arial" w:hAnsi="Arial" w:cs="Arial"/>
         </w:rPr>
-        <w:t>one</w:t>
-      </w:r>
-      <w:proofErr w:type="spellEnd"/>
+      </w:pPr>
+      <w:r>
+        <w:t>Ideal para atributos categóricos,</w:t>
+      </w:r>
       <w:r>
         <w:rPr>
           <w:rFonts w:ascii="Arial" w:eastAsia="Arial" w:hAnsi="Arial" w:cs="Arial"/>
         </w:rPr>
-        <w:t>-hot)</w:t>
+        <w:t xml:space="preserve"> mede quais atributos têm maior relação com a classe, se eles são estatisticamente dependentes.</w:t>
+      </w:r>
+    </w:p>
+    <w:p>
+      <w:pPr>
+        <w:spacing w:before="240" w:after="240"/>
+        <w:rPr>
+          <w:rFonts w:ascii="Arial" w:eastAsia="Arial" w:hAnsi="Arial" w:cs="Arial"/>
+        </w:rPr>
+      </w:pPr>
+      <w:r>
+        <w:rPr>
+          <w:rFonts w:ascii="Arial" w:eastAsia="Arial" w:hAnsi="Arial" w:cs="Arial"/>
+        </w:rPr>
+        <w:t>Quanto maior o χ² → mais a feature é relevante.</w:t>
+      </w:r>
+    </w:p>
+    <w:p>
+      <w:pPr>
+        <w:spacing w:before="240" w:after="240"/>
+        <w:rPr>
+          <w:rFonts w:ascii="Arial" w:eastAsia="Arial" w:hAnsi="Arial" w:cs="Arial"/>
+        </w:rPr>
+      </w:pPr>
+      <w:r>
+        <w:rPr>
+          <w:rFonts w:ascii="Arial" w:eastAsia="Arial" w:hAnsi="Arial" w:cs="Arial"/>
+        </w:rPr>
+        <w:t>Usar quando:</w:t>
       </w:r>
     </w:p>
     <w:p>
@@ -20738,7 +19857,78 @@
         <w:pStyle w:val="PargrafodaLista"/>
         <w:numPr>
           <w:ilvl w:val="0"/>
-          <w:numId w:val="37"/>
+          <w:numId w:val="36"/>
+        </w:numPr>
+        <w:spacing w:before="240" w:after="240" w:line="279" w:lineRule="auto"/>
+        <w:rPr>
+          <w:rFonts w:ascii="Arial" w:eastAsia="Arial" w:hAnsi="Arial" w:cs="Arial"/>
+        </w:rPr>
+      </w:pPr>
+      <w:r>
+        <w:rPr>
+          <w:rFonts w:ascii="Arial" w:eastAsia="Arial" w:hAnsi="Arial" w:cs="Arial"/>
+        </w:rPr>
+        <w:t>Problema é de classificação</w:t>
+      </w:r>
+    </w:p>
+    <w:p>
+      <w:pPr>
+        <w:pStyle w:val="PargrafodaLista"/>
+        <w:numPr>
+          <w:ilvl w:val="0"/>
+          <w:numId w:val="36"/>
+        </w:numPr>
+        <w:spacing w:before="240" w:after="240" w:line="279" w:lineRule="auto"/>
+        <w:rPr>
+          <w:rFonts w:ascii="Arial" w:eastAsia="Arial" w:hAnsi="Arial" w:cs="Arial"/>
+        </w:rPr>
+      </w:pPr>
+      <w:r>
+        <w:rPr>
+          <w:rFonts w:ascii="Arial" w:eastAsia="Arial" w:hAnsi="Arial" w:cs="Arial"/>
+        </w:rPr>
+        <w:t>Features são não negativas (0+, 1+, contagens, etc.)</w:t>
+      </w:r>
+    </w:p>
+    <w:p>
+      <w:pPr>
+        <w:pStyle w:val="PargrafodaLista"/>
+        <w:numPr>
+          <w:ilvl w:val="0"/>
+          <w:numId w:val="36"/>
+        </w:numPr>
+        <w:spacing w:before="240" w:after="240" w:line="279" w:lineRule="auto"/>
+        <w:rPr>
+          <w:rFonts w:ascii="Arial" w:eastAsia="Arial" w:hAnsi="Arial" w:cs="Arial"/>
+        </w:rPr>
+      </w:pPr>
+      <w:r>
+        <w:rPr>
+          <w:rFonts w:ascii="Arial" w:eastAsia="Arial" w:hAnsi="Arial" w:cs="Arial"/>
+        </w:rPr>
+        <w:t>Dados são categóricos codificados (</w:t>
+      </w:r>
+      <w:proofErr w:type="spellStart"/>
+      <w:r>
+        <w:rPr>
+          <w:rFonts w:ascii="Arial" w:eastAsia="Arial" w:hAnsi="Arial" w:cs="Arial"/>
+        </w:rPr>
+        <w:t>one</w:t>
+      </w:r>
+      <w:proofErr w:type="spellEnd"/>
+      <w:r>
+        <w:rPr>
+          <w:rFonts w:ascii="Arial" w:eastAsia="Arial" w:hAnsi="Arial" w:cs="Arial"/>
+        </w:rPr>
+        <w:t>-hot)</w:t>
+      </w:r>
+    </w:p>
+    <w:p>
+      <w:pPr>
+        <w:pStyle w:val="PargrafodaLista"/>
+        <w:numPr>
+          <w:ilvl w:val="0"/>
+          <w:numId w:val="36"/>
         </w:numPr>
         <w:spacing w:before="240" w:after="240" w:line="279" w:lineRule="auto"/>
         <w:rPr>
@@ -21652,6 +20842,9 @@
     </w:p>
     <w:p>
       <w:r>
+        <w:rPr>
+          <w:noProof/>
+        </w:rPr>
         <w:drawing>
           <wp:inline distT="0" distB="0" distL="0" distR="0" wp14:anchorId="7759BB12" wp14:editId="4EE47A33">
             <wp:extent cx="4333875" cy="3067050"/>
@@ -21782,15 +20975,7 @@
         <w:ind w:left="708"/>
       </w:pPr>
       <w:r>
-        <w:t xml:space="preserve">Nós-Folha - </w:t>
-      </w:r>
-      <w:proofErr w:type="gramStart"/>
-      <w:r>
-        <w:t>Resultados finais</w:t>
-      </w:r>
-      <w:proofErr w:type="gramEnd"/>
-      <w:r>
-        <w:t> </w:t>
+        <w:t>Nós-Folha - Resultados finais </w:t>
       </w:r>
     </w:p>
     <w:p>
@@ -21804,6 +20989,58 @@
     <w:p>
       <w:r>
         <w:t>Fluxo de funcionamento </w:t>
+      </w:r>
+    </w:p>
+    <w:p>
+      <w:pPr>
+        <w:numPr>
+          <w:ilvl w:val="0"/>
+          <w:numId w:val="40"/>
+        </w:numPr>
+      </w:pPr>
+      <w:r>
+        <w:t>O algoritmo seleciona variáveis de forma aleatória (</w:t>
+      </w:r>
+      <w:proofErr w:type="spellStart"/>
+      <w:r>
+        <w:t>bagging</w:t>
+      </w:r>
+      <w:proofErr w:type="spellEnd"/>
+      <w:r>
+        <w:t>). </w:t>
+      </w:r>
+    </w:p>
+    <w:p>
+      <w:pPr>
+        <w:numPr>
+          <w:ilvl w:val="0"/>
+          <w:numId w:val="41"/>
+        </w:numPr>
+      </w:pPr>
+      <w:r>
+        <w:t>Seleciona a feature mais adequada para a posição de nó raiz </w:t>
+      </w:r>
+    </w:p>
+    <w:p>
+      <w:pPr>
+        <w:numPr>
+          <w:ilvl w:val="0"/>
+          <w:numId w:val="42"/>
+        </w:numPr>
+      </w:pPr>
+      <w:r>
+        <w:t>Constrói uma árvore de decisão utilizando subconjuntos de dados </w:t>
+      </w:r>
+    </w:p>
+    <w:p>
+      <w:pPr>
+        <w:numPr>
+          <w:ilvl w:val="0"/>
+          <w:numId w:val="43"/>
+        </w:numPr>
+      </w:pPr>
+      <w:r>
+        <w:t>Repete o processo por diversas vezes </w:t>
       </w:r>
     </w:p>
     <w:p>
@@ -21814,15 +21051,7 @@
         </w:numPr>
       </w:pPr>
       <w:r>
-        <w:t>O algoritmo seleciona variáveis de forma aleatória (</w:t>
-      </w:r>
-      <w:proofErr w:type="spellStart"/>
-      <w:r>
-        <w:t>bagging</w:t>
-      </w:r>
-      <w:proofErr w:type="spellEnd"/>
-      <w:r>
-        <w:t>). </w:t>
+        <w:t>Depois que o modelo é gerado, as previsões são feitas a partir de “votações” </w:t>
       </w:r>
     </w:p>
     <w:p>
@@ -21833,50 +21062,6 @@
         </w:numPr>
       </w:pPr>
       <w:r>
-        <w:t>Seleciona a feature mais adequada para a posição de nó raiz </w:t>
-      </w:r>
-    </w:p>
-    <w:p>
-      <w:pPr>
-        <w:numPr>
-          <w:ilvl w:val="0"/>
-          <w:numId w:val="46"/>
-        </w:numPr>
-      </w:pPr>
-      <w:r>
-        <w:t>Constrói uma árvore de decisão utilizando subconjuntos de dados </w:t>
-      </w:r>
-    </w:p>
-    <w:p>
-      <w:pPr>
-        <w:numPr>
-          <w:ilvl w:val="0"/>
-          <w:numId w:val="47"/>
-        </w:numPr>
-      </w:pPr>
-      <w:r>
-        <w:t>Repete o processo por diversas vezes </w:t>
-      </w:r>
-    </w:p>
-    <w:p>
-      <w:pPr>
-        <w:numPr>
-          <w:ilvl w:val="0"/>
-          <w:numId w:val="48"/>
-        </w:numPr>
-      </w:pPr>
-      <w:r>
-        <w:t>Depois que o modelo é gerado, as previsões são feitas a partir de “votações” </w:t>
-      </w:r>
-    </w:p>
-    <w:p>
-      <w:pPr>
-        <w:numPr>
-          <w:ilvl w:val="0"/>
-          <w:numId w:val="49"/>
-        </w:numPr>
-      </w:pPr>
-      <w:r>
         <w:rPr>
           <w:b/>
           <w:bCs/>
@@ -21889,6 +21074,9 @@
     </w:p>
     <w:p>
       <w:r>
+        <w:rPr>
+          <w:noProof/>
+        </w:rPr>
         <w:drawing>
           <wp:inline distT="0" distB="0" distL="0" distR="0" wp14:anchorId="486A8FE9" wp14:editId="1C4863F9">
             <wp:extent cx="2228850" cy="857250"/>
@@ -21983,6 +21171,9 @@
         <w:pStyle w:val="Ttulo4"/>
       </w:pPr>
       <w:r>
+        <w:rPr>
+          <w:noProof/>
+        </w:rPr>
         <w:drawing>
           <wp:anchor distT="0" distB="0" distL="114300" distR="114300" simplePos="0" relativeHeight="251676672" behindDoc="0" locked="0" layoutInCell="1" allowOverlap="1" wp14:anchorId="39BE3356" wp14:editId="33585622">
             <wp:simplePos x="0" y="0"/>
@@ -22164,32 +21355,39 @@
           <w:rFonts w:ascii="Arial" w:eastAsia="Arial" w:hAnsi="Arial" w:cs="Arial"/>
           <w:color w:val="000000" w:themeColor="text1"/>
         </w:rPr>
-        <w:t xml:space="preserve">, pessoas mais jovens que 42 terão um número negativo, e pessoas mais velhas terão </w:t>
-      </w:r>
-      <w:proofErr w:type="gramStart"/>
+        <w:t xml:space="preserve">, pessoas mais jovens que 42 terão um número negativo, e pessoas mais velhas terão um </w:t>
+      </w:r>
+      <w:proofErr w:type="spellStart"/>
       <w:r>
         <w:rPr>
           <w:rFonts w:ascii="Arial" w:eastAsia="Arial" w:hAnsi="Arial" w:cs="Arial"/>
           <w:color w:val="000000" w:themeColor="text1"/>
         </w:rPr>
-        <w:t xml:space="preserve">um </w:t>
-      </w:r>
-      <w:proofErr w:type="spellStart"/>
+        <w:t>um</w:t>
+      </w:r>
+      <w:proofErr w:type="spellEnd"/>
       <w:r>
         <w:rPr>
           <w:rFonts w:ascii="Arial" w:eastAsia="Arial" w:hAnsi="Arial" w:cs="Arial"/>
           <w:color w:val="000000" w:themeColor="text1"/>
         </w:rPr>
-        <w:t>um</w:t>
-      </w:r>
-      <w:proofErr w:type="spellEnd"/>
-      <w:proofErr w:type="gramEnd"/>
+        <w:t xml:space="preserve"> número positivo, enquanto salários menores que </w:t>
+      </w:r>
+      <w:proofErr w:type="gramStart"/>
       <w:r>
         <w:rPr>
           <w:rFonts w:ascii="Arial" w:eastAsia="Arial" w:hAnsi="Arial" w:cs="Arial"/>
           <w:color w:val="000000" w:themeColor="text1"/>
         </w:rPr>
-        <w:t xml:space="preserve"> número positivo, enquanto salários menores que a média terão um número negativo, e salários maiores terão um número positivo.</w:t>
+        <w:t>a média terão</w:t>
+      </w:r>
+      <w:proofErr w:type="gramEnd"/>
+      <w:r>
+        <w:rPr>
+          <w:rFonts w:ascii="Arial" w:eastAsia="Arial" w:hAnsi="Arial" w:cs="Arial"/>
+          <w:color w:val="000000" w:themeColor="text1"/>
+        </w:rPr>
+        <w:t xml:space="preserve"> um número negativo, e salários maiores terão um número positivo.</w:t>
       </w:r>
     </w:p>
     <w:p>
@@ -22520,7 +21718,7 @@
 </file>
 
 <file path=word/endnotes.xml><?xml version="1.0" encoding="utf-8"?>
-<w:endnotes xmlns:wpc="http://schemas.microsoft.com/office/word/2010/wordprocessingCanvas" xmlns:cx="http://schemas.microsoft.com/office/drawing/2014/chartex" xmlns:cx1="http://schemas.microsoft.com/office/drawing/2015/9/8/chartex" xmlns:cx2="http://schemas.microsoft.com/office/drawing/2015/10/21/chartex" xmlns:cx3="http://schemas.microsoft.com/office/drawing/2016/5/9/chartex" xmlns:cx4="http://schemas.microsoft.com/office/drawing/2016/5/10/chartex" xmlns:cx5="http://schemas.microsoft.com/office/drawing/2016/5/11/chartex" xmlns:cx6="http://schemas.microsoft.com/office/drawing/2016/5/12/chartex" xmlns:cx7="http://schemas.microsoft.com/office/drawing/2016/5/13/chartex" xmlns:cx8="http://schemas.microsoft.com/office/drawing/2016/5/14/chartex" xmlns:mc="http://schemas.openxmlformats.org/markup-compatibility/2006" xmlns:aink="http://schemas.microsoft.com/office/drawing/2016/ink" xmlns:am3d="http://schemas.microsoft.com/office/drawing/2017/model3d" xmlns:o="urn:schemas-microsoft-com:office:office" xmlns:oel="http://schemas.microsoft.com/office/2019/extlst" xmlns:r="http://schemas.openxmlformats.org/officeDocument/2006/relationships" xmlns:m="http://schemas.openxmlformats.org/officeDocument/2006/math" xmlns:v="urn:schemas-microsoft-com:vml" xmlns:wp14="http://schemas.microsoft.com/office/word/2010/wordprocessingDrawing" xmlns:wp="http://schemas.openxmlformats.org/drawingml/2006/wordprocessingDrawing" xmlns:w10="urn:schemas-microsoft-com:office:word" xmlns:w="http://schemas.openxmlformats.org/wordprocessingml/2006/main" xmlns:w14="http://schemas.microsoft.com/office/word/2010/wordml" xmlns:w15="http://schemas.microsoft.com/office/word/2012/wordml" xmlns:w16cex="http://schemas.microsoft.com/office/word/2018/wordml/cex" xmlns:w16cid="http://schemas.microsoft.com/office/word/2016/wordml/cid" xmlns:w16="http://schemas.microsoft.com/office/word/2018/wordml" xmlns:w16du="http://schemas.microsoft.com/office/word/2023/wordml/word16du" xmlns:w16sdtdh="http://schemas.microsoft.com/office/word/2020/wordml/sdtdatahash" xmlns:w16sdtfl="http://schemas.microsoft.com/office/word/2024/wordml/sdtformatlock" xmlns:w16se="http://schemas.microsoft.com/office/word/2015/wordml/symex" xmlns:wpg="http://schemas.microsoft.com/office/word/2010/wordprocessingGroup" xmlns:wpi="http://schemas.microsoft.com/office/word/2010/wordprocessingInk" xmlns:wne="http://schemas.microsoft.com/office/word/2006/wordml" xmlns:wps="http://schemas.microsoft.com/office/word/2010/wordprocessingShape" mc:Ignorable="w14 w15 w16se w16cid w16 w16cex w16sdtdh w16sdtfl w16du wp14">
+<w:endnotes xmlns:wpc="http://schemas.microsoft.com/office/word/2010/wordprocessingCanvas" xmlns:cx="http://schemas.microsoft.com/office/drawing/2014/chartex" xmlns:cx1="http://schemas.microsoft.com/office/drawing/2015/9/8/chartex" xmlns:cx2="http://schemas.microsoft.com/office/drawing/2015/10/21/chartex" xmlns:cx3="http://schemas.microsoft.com/office/drawing/2016/5/9/chartex" xmlns:cx4="http://schemas.microsoft.com/office/drawing/2016/5/10/chartex" xmlns:cx5="http://schemas.microsoft.com/office/drawing/2016/5/11/chartex" xmlns:cx6="http://schemas.microsoft.com/office/drawing/2016/5/12/chartex" xmlns:cx7="http://schemas.microsoft.com/office/drawing/2016/5/13/chartex" xmlns:cx8="http://schemas.microsoft.com/office/drawing/2016/5/14/chartex" xmlns:mc="http://schemas.openxmlformats.org/markup-compatibility/2006" xmlns:aink="http://schemas.microsoft.com/office/drawing/2016/ink" xmlns:am3d="http://schemas.microsoft.com/office/drawing/2017/model3d" xmlns:o="urn:schemas-microsoft-com:office:office" xmlns:r="http://schemas.openxmlformats.org/officeDocument/2006/relationships" xmlns:m="http://schemas.openxmlformats.org/officeDocument/2006/math" xmlns:v="urn:schemas-microsoft-com:vml" xmlns:wp14="http://schemas.microsoft.com/office/word/2010/wordprocessingDrawing" xmlns:wp="http://schemas.openxmlformats.org/drawingml/2006/wordprocessingDrawing" xmlns:w10="urn:schemas-microsoft-com:office:word" xmlns:w="http://schemas.openxmlformats.org/wordprocessingml/2006/main" xmlns:w14="http://schemas.microsoft.com/office/word/2010/wordml" xmlns:w15="http://schemas.microsoft.com/office/word/2012/wordml" xmlns:w16cex="http://schemas.microsoft.com/office/word/2018/wordml/cex" xmlns:w16cid="http://schemas.microsoft.com/office/word/2016/wordml/cid" xmlns:w16="http://schemas.microsoft.com/office/word/2018/wordml" xmlns:w16sdtdh="http://schemas.microsoft.com/office/word/2020/wordml/sdtdatahash" xmlns:w16se="http://schemas.microsoft.com/office/word/2015/wordml/symex" xmlns:wpg="http://schemas.microsoft.com/office/word/2010/wordprocessingGroup" xmlns:wpi="http://schemas.microsoft.com/office/word/2010/wordprocessingInk" xmlns:wne="http://schemas.microsoft.com/office/word/2006/wordml" xmlns:wps="http://schemas.microsoft.com/office/word/2010/wordprocessingShape" mc:Ignorable="w14 w15 w16se w16cid w16 w16cex w16sdtdh wp14">
   <w:endnote w:type="separator" w:id="-1">
     <w:p>
       <w:pPr>
@@ -22545,7 +21743,7 @@
 </file>
 
 <file path=word/footnotes.xml><?xml version="1.0" encoding="utf-8"?>
-<w:footnotes xmlns:wpc="http://schemas.microsoft.com/office/word/2010/wordprocessingCanvas" xmlns:cx="http://schemas.microsoft.com/office/drawing/2014/chartex" xmlns:cx1="http://schemas.microsoft.com/office/drawing/2015/9/8/chartex" xmlns:cx2="http://schemas.microsoft.com/office/drawing/2015/10/21/chartex" xmlns:cx3="http://schemas.microsoft.com/office/drawing/2016/5/9/chartex" xmlns:cx4="http://schemas.microsoft.com/office/drawing/2016/5/10/chartex" xmlns:cx5="http://schemas.microsoft.com/office/drawing/2016/5/11/chartex" xmlns:cx6="http://schemas.microsoft.com/office/drawing/2016/5/12/chartex" xmlns:cx7="http://schemas.microsoft.com/office/drawing/2016/5/13/chartex" xmlns:cx8="http://schemas.microsoft.com/office/drawing/2016/5/14/chartex" xmlns:mc="http://schemas.openxmlformats.org/markup-compatibility/2006" xmlns:aink="http://schemas.microsoft.com/office/drawing/2016/ink" xmlns:am3d="http://schemas.microsoft.com/office/drawing/2017/model3d" xmlns:o="urn:schemas-microsoft-com:office:office" xmlns:oel="http://schemas.microsoft.com/office/2019/extlst" xmlns:r="http://schemas.openxmlformats.org/officeDocument/2006/relationships" xmlns:m="http://schemas.openxmlformats.org/officeDocument/2006/math" xmlns:v="urn:schemas-microsoft-com:vml" xmlns:wp14="http://schemas.microsoft.com/office/word/2010/wordprocessingDrawing" xmlns:wp="http://schemas.openxmlformats.org/drawingml/2006/wordprocessingDrawing" xmlns:w10="urn:schemas-microsoft-com:office:word" xmlns:w="http://schemas.openxmlformats.org/wordprocessingml/2006/main" xmlns:w14="http://schemas.microsoft.com/office/word/2010/wordml" xmlns:w15="http://schemas.microsoft.com/office/word/2012/wordml" xmlns:w16cex="http://schemas.microsoft.com/office/word/2018/wordml/cex" xmlns:w16cid="http://schemas.microsoft.com/office/word/2016/wordml/cid" xmlns:w16="http://schemas.microsoft.com/office/word/2018/wordml" xmlns:w16du="http://schemas.microsoft.com/office/word/2023/wordml/word16du" xmlns:w16sdtdh="http://schemas.microsoft.com/office/word/2020/wordml/sdtdatahash" xmlns:w16sdtfl="http://schemas.microsoft.com/office/word/2024/wordml/sdtformatlock" xmlns:w16se="http://schemas.microsoft.com/office/word/2015/wordml/symex" xmlns:wpg="http://schemas.microsoft.com/office/word/2010/wordprocessingGroup" xmlns:wpi="http://schemas.microsoft.com/office/word/2010/wordprocessingInk" xmlns:wne="http://schemas.microsoft.com/office/word/2006/wordml" xmlns:wps="http://schemas.microsoft.com/office/word/2010/wordprocessingShape" mc:Ignorable="w14 w15 w16se w16cid w16 w16cex w16sdtdh w16sdtfl w16du wp14">
+<w:footnotes xmlns:wpc="http://schemas.microsoft.com/office/word/2010/wordprocessingCanvas" xmlns:cx="http://schemas.microsoft.com/office/drawing/2014/chartex" xmlns:cx1="http://schemas.microsoft.com/office/drawing/2015/9/8/chartex" xmlns:cx2="http://schemas.microsoft.com/office/drawing/2015/10/21/chartex" xmlns:cx3="http://schemas.microsoft.com/office/drawing/2016/5/9/chartex" xmlns:cx4="http://schemas.microsoft.com/office/drawing/2016/5/10/chartex" xmlns:cx5="http://schemas.microsoft.com/office/drawing/2016/5/11/chartex" xmlns:cx6="http://schemas.microsoft.com/office/drawing/2016/5/12/chartex" xmlns:cx7="http://schemas.microsoft.com/office/drawing/2016/5/13/chartex" xmlns:cx8="http://schemas.microsoft.com/office/drawing/2016/5/14/chartex" xmlns:mc="http://schemas.openxmlformats.org/markup-compatibility/2006" xmlns:aink="http://schemas.microsoft.com/office/drawing/2016/ink" xmlns:am3d="http://schemas.microsoft.com/office/drawing/2017/model3d" xmlns:o="urn:schemas-microsoft-com:office:office" xmlns:r="http://schemas.openxmlformats.org/officeDocument/2006/relationships" xmlns:m="http://schemas.openxmlformats.org/officeDocument/2006/math" xmlns:v="urn:schemas-microsoft-com:vml" xmlns:wp14="http://schemas.microsoft.com/office/word/2010/wordprocessingDrawing" xmlns:wp="http://schemas.openxmlformats.org/drawingml/2006/wordprocessingDrawing" xmlns:w10="urn:schemas-microsoft-com:office:word" xmlns:w="http://schemas.openxmlformats.org/wordprocessingml/2006/main" xmlns:w14="http://schemas.microsoft.com/office/word/2010/wordml" xmlns:w15="http://schemas.microsoft.com/office/word/2012/wordml" xmlns:w16cex="http://schemas.microsoft.com/office/word/2018/wordml/cex" xmlns:w16cid="http://schemas.microsoft.com/office/word/2016/wordml/cid" xmlns:w16="http://schemas.microsoft.com/office/word/2018/wordml" xmlns:w16sdtdh="http://schemas.microsoft.com/office/word/2020/wordml/sdtdatahash" xmlns:w16se="http://schemas.microsoft.com/office/word/2015/wordml/symex" xmlns:wpg="http://schemas.microsoft.com/office/word/2010/wordprocessingGroup" xmlns:wpi="http://schemas.microsoft.com/office/word/2010/wordprocessingInk" xmlns:wne="http://schemas.microsoft.com/office/word/2006/wordml" xmlns:wps="http://schemas.microsoft.com/office/word/2010/wordprocessingShape" mc:Ignorable="w14 w15 w16se w16cid w16 w16cex w16sdtdh wp14">
   <w:footnote w:type="separator" w:id="-1">
     <w:p>
       <w:pPr>
@@ -22570,7 +21768,7 @@
 </file>
 
 <file path=word/numbering.xml><?xml version="1.0" encoding="utf-8"?>
-<w:numbering xmlns:wpc="http://schemas.microsoft.com/office/word/2010/wordprocessingCanvas" xmlns:cx="http://schemas.microsoft.com/office/drawing/2014/chartex" xmlns:cx1="http://schemas.microsoft.com/office/drawing/2015/9/8/chartex" xmlns:cx2="http://schemas.microsoft.com/office/drawing/2015/10/21/chartex" xmlns:cx3="http://schemas.microsoft.com/office/drawing/2016/5/9/chartex" xmlns:cx4="http://schemas.microsoft.com/office/drawing/2016/5/10/chartex" xmlns:cx5="http://schemas.microsoft.com/office/drawing/2016/5/11/chartex" xmlns:cx6="http://schemas.microsoft.com/office/drawing/2016/5/12/chartex" xmlns:cx7="http://schemas.microsoft.com/office/drawing/2016/5/13/chartex" xmlns:cx8="http://schemas.microsoft.com/office/drawing/2016/5/14/chartex" xmlns:mc="http://schemas.openxmlformats.org/markup-compatibility/2006" xmlns:aink="http://schemas.microsoft.com/office/drawing/2016/ink" xmlns:am3d="http://schemas.microsoft.com/office/drawing/2017/model3d" xmlns:o="urn:schemas-microsoft-com:office:office" xmlns:oel="http://schemas.microsoft.com/office/2019/extlst" xmlns:r="http://schemas.openxmlformats.org/officeDocument/2006/relationships" xmlns:m="http://schemas.openxmlformats.org/officeDocument/2006/math" xmlns:v="urn:schemas-microsoft-com:vml" xmlns:wp14="http://schemas.microsoft.com/office/word/2010/wordprocessingDrawing" xmlns:wp="http://schemas.openxmlformats.org/drawingml/2006/wordprocessingDrawing" xmlns:w10="urn:schemas-microsoft-com:office:word" xmlns:w="http://schemas.openxmlformats.org/wordprocessingml/2006/main" xmlns:w14="http://schemas.microsoft.com/office/word/2010/wordml" xmlns:w15="http://schemas.microsoft.com/office/word/2012/wordml" xmlns:w16cex="http://schemas.microsoft.com/office/word/2018/wordml/cex" xmlns:w16cid="http://schemas.microsoft.com/office/word/2016/wordml/cid" xmlns:w16="http://schemas.microsoft.com/office/word/2018/wordml" xmlns:w16du="http://schemas.microsoft.com/office/word/2023/wordml/word16du" xmlns:w16sdtdh="http://schemas.microsoft.com/office/word/2020/wordml/sdtdatahash" xmlns:w16sdtfl="http://schemas.microsoft.com/office/word/2024/wordml/sdtformatlock" xmlns:w16se="http://schemas.microsoft.com/office/word/2015/wordml/symex" xmlns:wpg="http://schemas.microsoft.com/office/word/2010/wordprocessingGroup" xmlns:wpi="http://schemas.microsoft.com/office/word/2010/wordprocessingInk" xmlns:wne="http://schemas.microsoft.com/office/word/2006/wordml" xmlns:wps="http://schemas.microsoft.com/office/word/2010/wordprocessingShape" mc:Ignorable="w14 w15 w16se w16cid w16 w16cex w16sdtdh w16sdtfl w16du wp14">
+<w:numbering xmlns:wpc="http://schemas.microsoft.com/office/word/2010/wordprocessingCanvas" xmlns:cx="http://schemas.microsoft.com/office/drawing/2014/chartex" xmlns:cx1="http://schemas.microsoft.com/office/drawing/2015/9/8/chartex" xmlns:cx2="http://schemas.microsoft.com/office/drawing/2015/10/21/chartex" xmlns:cx3="http://schemas.microsoft.com/office/drawing/2016/5/9/chartex" xmlns:cx4="http://schemas.microsoft.com/office/drawing/2016/5/10/chartex" xmlns:cx5="http://schemas.microsoft.com/office/drawing/2016/5/11/chartex" xmlns:cx6="http://schemas.microsoft.com/office/drawing/2016/5/12/chartex" xmlns:cx7="http://schemas.microsoft.com/office/drawing/2016/5/13/chartex" xmlns:cx8="http://schemas.microsoft.com/office/drawing/2016/5/14/chartex" xmlns:mc="http://schemas.openxmlformats.org/markup-compatibility/2006" xmlns:aink="http://schemas.microsoft.com/office/drawing/2016/ink" xmlns:am3d="http://schemas.microsoft.com/office/drawing/2017/model3d" xmlns:o="urn:schemas-microsoft-com:office:office" xmlns:r="http://schemas.openxmlformats.org/officeDocument/2006/relationships" xmlns:m="http://schemas.openxmlformats.org/officeDocument/2006/math" xmlns:v="urn:schemas-microsoft-com:vml" xmlns:wp14="http://schemas.microsoft.com/office/word/2010/wordprocessingDrawing" xmlns:wp="http://schemas.openxmlformats.org/drawingml/2006/wordprocessingDrawing" xmlns:w10="urn:schemas-microsoft-com:office:word" xmlns:w="http://schemas.openxmlformats.org/wordprocessingml/2006/main" xmlns:w14="http://schemas.microsoft.com/office/word/2010/wordml" xmlns:w15="http://schemas.microsoft.com/office/word/2012/wordml" xmlns:w16cex="http://schemas.microsoft.com/office/word/2018/wordml/cex" xmlns:w16cid="http://schemas.microsoft.com/office/word/2016/wordml/cid" xmlns:w16="http://schemas.microsoft.com/office/word/2018/wordml" xmlns:w16sdtdh="http://schemas.microsoft.com/office/word/2020/wordml/sdtdatahash" xmlns:w16se="http://schemas.microsoft.com/office/word/2015/wordml/symex" xmlns:wpg="http://schemas.microsoft.com/office/word/2010/wordprocessingGroup" xmlns:wpi="http://schemas.microsoft.com/office/word/2010/wordprocessingInk" xmlns:wne="http://schemas.microsoft.com/office/word/2006/wordml" xmlns:wps="http://schemas.microsoft.com/office/word/2010/wordprocessingShape" mc:Ignorable="w14 w15 w16se w16cid w16 w16cex w16sdtdh wp14">
   <w:abstractNum w:abstractNumId="0" w15:restartNumberingAfterBreak="0">
     <w:nsid w:val="01193C76"/>
     <w:multiLevelType w:val="multilevel"/>
@@ -23096,119 +22294,6 @@
     </w:lvl>
   </w:abstractNum>
   <w:abstractNum w:abstractNumId="4" w15:restartNumberingAfterBreak="0">
-    <w:nsid w:val="09827DD1"/>
-    <w:multiLevelType w:val="multilevel"/>
-    <w:tmpl w:val="34FE3FD0"/>
-    <w:lvl w:ilvl="0">
-      <w:start w:val="1"/>
-      <w:numFmt w:val="decimal"/>
-      <w:lvlText w:val="%1."/>
-      <w:lvlJc w:val="left"/>
-      <w:pPr>
-        <w:tabs>
-          <w:tab w:val="num" w:pos="720"/>
-        </w:tabs>
-        <w:ind w:left="720" w:hanging="360"/>
-      </w:pPr>
-    </w:lvl>
-    <w:lvl w:ilvl="1" w:tentative="1">
-      <w:start w:val="1"/>
-      <w:numFmt w:val="decimal"/>
-      <w:lvlText w:val="%2."/>
-      <w:lvlJc w:val="left"/>
-      <w:pPr>
-        <w:tabs>
-          <w:tab w:val="num" w:pos="1440"/>
-        </w:tabs>
-        <w:ind w:left="1440" w:hanging="360"/>
-      </w:pPr>
-    </w:lvl>
-    <w:lvl w:ilvl="2" w:tentative="1">
-      <w:start w:val="1"/>
-      <w:numFmt w:val="decimal"/>
-      <w:lvlText w:val="%3."/>
-      <w:lvlJc w:val="left"/>
-      <w:pPr>
-        <w:tabs>
-          <w:tab w:val="num" w:pos="2160"/>
-        </w:tabs>
-        <w:ind w:left="2160" w:hanging="360"/>
-      </w:pPr>
-    </w:lvl>
-    <w:lvl w:ilvl="3" w:tentative="1">
-      <w:start w:val="1"/>
-      <w:numFmt w:val="decimal"/>
-      <w:lvlText w:val="%4."/>
-      <w:lvlJc w:val="left"/>
-      <w:pPr>
-        <w:tabs>
-          <w:tab w:val="num" w:pos="2880"/>
-        </w:tabs>
-        <w:ind w:left="2880" w:hanging="360"/>
-      </w:pPr>
-    </w:lvl>
-    <w:lvl w:ilvl="4" w:tentative="1">
-      <w:start w:val="1"/>
-      <w:numFmt w:val="decimal"/>
-      <w:lvlText w:val="%5."/>
-      <w:lvlJc w:val="left"/>
-      <w:pPr>
-        <w:tabs>
-          <w:tab w:val="num" w:pos="3600"/>
-        </w:tabs>
-        <w:ind w:left="3600" w:hanging="360"/>
-      </w:pPr>
-    </w:lvl>
-    <w:lvl w:ilvl="5" w:tentative="1">
-      <w:start w:val="1"/>
-      <w:numFmt w:val="decimal"/>
-      <w:lvlText w:val="%6."/>
-      <w:lvlJc w:val="left"/>
-      <w:pPr>
-        <w:tabs>
-          <w:tab w:val="num" w:pos="4320"/>
-        </w:tabs>
-        <w:ind w:left="4320" w:hanging="360"/>
-      </w:pPr>
-    </w:lvl>
-    <w:lvl w:ilvl="6" w:tentative="1">
-      <w:start w:val="1"/>
-      <w:numFmt w:val="decimal"/>
-      <w:lvlText w:val="%7."/>
-      <w:lvlJc w:val="left"/>
-      <w:pPr>
-        <w:tabs>
-          <w:tab w:val="num" w:pos="5040"/>
-        </w:tabs>
-        <w:ind w:left="5040" w:hanging="360"/>
-      </w:pPr>
-    </w:lvl>
-    <w:lvl w:ilvl="7" w:tentative="1">
-      <w:start w:val="1"/>
-      <w:numFmt w:val="decimal"/>
-      <w:lvlText w:val="%8."/>
-      <w:lvlJc w:val="left"/>
-      <w:pPr>
-        <w:tabs>
-          <w:tab w:val="num" w:pos="5760"/>
-        </w:tabs>
-        <w:ind w:left="5760" w:hanging="360"/>
-      </w:pPr>
-    </w:lvl>
-    <w:lvl w:ilvl="8" w:tentative="1">
-      <w:start w:val="1"/>
-      <w:numFmt w:val="decimal"/>
-      <w:lvlText w:val="%9."/>
-      <w:lvlJc w:val="left"/>
-      <w:pPr>
-        <w:tabs>
-          <w:tab w:val="num" w:pos="6480"/>
-        </w:tabs>
-        <w:ind w:left="6480" w:hanging="360"/>
-      </w:pPr>
-    </w:lvl>
-  </w:abstractNum>
-  <w:abstractNum w:abstractNumId="5" w15:restartNumberingAfterBreak="0">
     <w:nsid w:val="0A575B33"/>
     <w:multiLevelType w:val="multilevel"/>
     <w:tmpl w:val="104CA444"/>
@@ -23357,7 +22442,7 @@
       </w:rPr>
     </w:lvl>
   </w:abstractNum>
-  <w:abstractNum w:abstractNumId="6" w15:restartNumberingAfterBreak="0">
+  <w:abstractNum w:abstractNumId="5" w15:restartNumberingAfterBreak="0">
     <w:nsid w:val="0C21061C"/>
     <w:multiLevelType w:val="multilevel"/>
     <w:tmpl w:val="2CF0784A"/>
@@ -23506,7 +22591,7 @@
       </w:rPr>
     </w:lvl>
   </w:abstractNum>
-  <w:abstractNum w:abstractNumId="7" w15:restartNumberingAfterBreak="0">
+  <w:abstractNum w:abstractNumId="6" w15:restartNumberingAfterBreak="0">
     <w:nsid w:val="120E5D08"/>
     <w:multiLevelType w:val="multilevel"/>
     <w:tmpl w:val="92703ED6"/>
@@ -23655,7 +22740,7 @@
       </w:rPr>
     </w:lvl>
   </w:abstractNum>
-  <w:abstractNum w:abstractNumId="8" w15:restartNumberingAfterBreak="0">
+  <w:abstractNum w:abstractNumId="7" w15:restartNumberingAfterBreak="0">
     <w:nsid w:val="146228F3"/>
     <w:multiLevelType w:val="multilevel"/>
     <w:tmpl w:val="3AAE7776"/>
@@ -23804,7 +22889,7 @@
       </w:rPr>
     </w:lvl>
   </w:abstractNum>
-  <w:abstractNum w:abstractNumId="9" w15:restartNumberingAfterBreak="0">
+  <w:abstractNum w:abstractNumId="8" w15:restartNumberingAfterBreak="0">
     <w:nsid w:val="146B722F"/>
     <w:multiLevelType w:val="multilevel"/>
     <w:tmpl w:val="A088EA50"/>
@@ -23917,7 +23002,7 @@
       </w:pPr>
     </w:lvl>
   </w:abstractNum>
-  <w:abstractNum w:abstractNumId="10" w15:restartNumberingAfterBreak="0">
+  <w:abstractNum w:abstractNumId="9" w15:restartNumberingAfterBreak="0">
     <w:nsid w:val="15633B78"/>
     <w:multiLevelType w:val="multilevel"/>
     <w:tmpl w:val="5432785A"/>
@@ -24030,7 +23115,7 @@
       </w:rPr>
     </w:lvl>
   </w:abstractNum>
-  <w:abstractNum w:abstractNumId="11" w15:restartNumberingAfterBreak="0">
+  <w:abstractNum w:abstractNumId="10" w15:restartNumberingAfterBreak="0">
     <w:nsid w:val="1CF51C0F"/>
     <w:multiLevelType w:val="multilevel"/>
     <w:tmpl w:val="3D266048"/>
@@ -24143,7 +23228,7 @@
       </w:rPr>
     </w:lvl>
   </w:abstractNum>
-  <w:abstractNum w:abstractNumId="12" w15:restartNumberingAfterBreak="0">
+  <w:abstractNum w:abstractNumId="11" w15:restartNumberingAfterBreak="0">
     <w:nsid w:val="1F012EED"/>
     <w:multiLevelType w:val="multilevel"/>
     <w:tmpl w:val="0BF05548"/>
@@ -24292,7 +23377,7 @@
       </w:rPr>
     </w:lvl>
   </w:abstractNum>
-  <w:abstractNum w:abstractNumId="13" w15:restartNumberingAfterBreak="0">
+  <w:abstractNum w:abstractNumId="12" w15:restartNumberingAfterBreak="0">
     <w:nsid w:val="225E37AD"/>
     <w:multiLevelType w:val="multilevel"/>
     <w:tmpl w:val="67CC6148"/>
@@ -24441,7 +23526,7 @@
       </w:rPr>
     </w:lvl>
   </w:abstractNum>
-  <w:abstractNum w:abstractNumId="14" w15:restartNumberingAfterBreak="0">
+  <w:abstractNum w:abstractNumId="13" w15:restartNumberingAfterBreak="0">
     <w:nsid w:val="24016AB7"/>
     <w:multiLevelType w:val="multilevel"/>
     <w:tmpl w:val="9B9E6750"/>
@@ -24590,7 +23675,7 @@
       </w:rPr>
     </w:lvl>
   </w:abstractNum>
-  <w:abstractNum w:abstractNumId="15" w15:restartNumberingAfterBreak="0">
+  <w:abstractNum w:abstractNumId="14" w15:restartNumberingAfterBreak="0">
     <w:nsid w:val="245AD237"/>
     <w:multiLevelType w:val="hybridMultilevel"/>
     <w:tmpl w:val="E9703632"/>
@@ -24703,7 +23788,7 @@
       </w:rPr>
     </w:lvl>
   </w:abstractNum>
-  <w:abstractNum w:abstractNumId="16" w15:restartNumberingAfterBreak="0">
+  <w:abstractNum w:abstractNumId="15" w15:restartNumberingAfterBreak="0">
     <w:nsid w:val="25381599"/>
     <w:multiLevelType w:val="multilevel"/>
     <w:tmpl w:val="76AC2276"/>
@@ -24852,7 +23937,7 @@
       </w:rPr>
     </w:lvl>
   </w:abstractNum>
-  <w:abstractNum w:abstractNumId="17" w15:restartNumberingAfterBreak="0">
+  <w:abstractNum w:abstractNumId="16" w15:restartNumberingAfterBreak="0">
     <w:nsid w:val="255610F3"/>
     <w:multiLevelType w:val="multilevel"/>
     <w:tmpl w:val="E5F47C52"/>
@@ -25001,7 +24086,7 @@
       </w:rPr>
     </w:lvl>
   </w:abstractNum>
-  <w:abstractNum w:abstractNumId="18" w15:restartNumberingAfterBreak="0">
+  <w:abstractNum w:abstractNumId="17" w15:restartNumberingAfterBreak="0">
     <w:nsid w:val="27313F95"/>
     <w:multiLevelType w:val="multilevel"/>
     <w:tmpl w:val="F28A1BAE"/>
@@ -25150,7 +24235,7 @@
       </w:rPr>
     </w:lvl>
   </w:abstractNum>
-  <w:abstractNum w:abstractNumId="19" w15:restartNumberingAfterBreak="0">
+  <w:abstractNum w:abstractNumId="18" w15:restartNumberingAfterBreak="0">
     <w:nsid w:val="298644C7"/>
     <w:multiLevelType w:val="multilevel"/>
     <w:tmpl w:val="8F7E4F5A"/>
@@ -25299,7 +24384,7 @@
       </w:rPr>
     </w:lvl>
   </w:abstractNum>
-  <w:abstractNum w:abstractNumId="20" w15:restartNumberingAfterBreak="0">
+  <w:abstractNum w:abstractNumId="19" w15:restartNumberingAfterBreak="0">
     <w:nsid w:val="2B771D9E"/>
     <w:multiLevelType w:val="multilevel"/>
     <w:tmpl w:val="CF8A9080"/>
@@ -25448,7 +24533,7 @@
       </w:rPr>
     </w:lvl>
   </w:abstractNum>
-  <w:abstractNum w:abstractNumId="21" w15:restartNumberingAfterBreak="0">
+  <w:abstractNum w:abstractNumId="20" w15:restartNumberingAfterBreak="0">
     <w:nsid w:val="2B9E09B9"/>
     <w:multiLevelType w:val="multilevel"/>
     <w:tmpl w:val="7D62A882"/>
@@ -25597,7 +24682,7 @@
       </w:rPr>
     </w:lvl>
   </w:abstractNum>
-  <w:abstractNum w:abstractNumId="22" w15:restartNumberingAfterBreak="0">
+  <w:abstractNum w:abstractNumId="21" w15:restartNumberingAfterBreak="0">
     <w:nsid w:val="308922C6"/>
     <w:multiLevelType w:val="multilevel"/>
     <w:tmpl w:val="720811A6"/>
@@ -25746,7 +24831,7 @@
       </w:rPr>
     </w:lvl>
   </w:abstractNum>
-  <w:abstractNum w:abstractNumId="23" w15:restartNumberingAfterBreak="0">
+  <w:abstractNum w:abstractNumId="22" w15:restartNumberingAfterBreak="0">
     <w:nsid w:val="36B338B6"/>
     <w:multiLevelType w:val="multilevel"/>
     <w:tmpl w:val="A7D89A9A"/>
@@ -25895,7 +24980,7 @@
       </w:rPr>
     </w:lvl>
   </w:abstractNum>
-  <w:abstractNum w:abstractNumId="24" w15:restartNumberingAfterBreak="0">
+  <w:abstractNum w:abstractNumId="23" w15:restartNumberingAfterBreak="0">
     <w:nsid w:val="36B56F42"/>
     <w:multiLevelType w:val="hybridMultilevel"/>
     <w:tmpl w:val="0EF29E60"/>
@@ -26008,7 +25093,7 @@
       </w:rPr>
     </w:lvl>
   </w:abstractNum>
-  <w:abstractNum w:abstractNumId="25" w15:restartNumberingAfterBreak="0">
+  <w:abstractNum w:abstractNumId="24" w15:restartNumberingAfterBreak="0">
     <w:nsid w:val="38746B6A"/>
     <w:multiLevelType w:val="multilevel"/>
     <w:tmpl w:val="FF34F848"/>
@@ -26157,7 +25242,7 @@
       </w:rPr>
     </w:lvl>
   </w:abstractNum>
-  <w:abstractNum w:abstractNumId="26" w15:restartNumberingAfterBreak="0">
+  <w:abstractNum w:abstractNumId="25" w15:restartNumberingAfterBreak="0">
     <w:nsid w:val="3B2B3194"/>
     <w:multiLevelType w:val="multilevel"/>
     <w:tmpl w:val="747EA478"/>
@@ -26306,7 +25391,7 @@
       </w:rPr>
     </w:lvl>
   </w:abstractNum>
-  <w:abstractNum w:abstractNumId="27" w15:restartNumberingAfterBreak="0">
+  <w:abstractNum w:abstractNumId="26" w15:restartNumberingAfterBreak="0">
     <w:nsid w:val="3CB7740E"/>
     <w:multiLevelType w:val="multilevel"/>
     <w:tmpl w:val="3B86173E"/>
@@ -26455,7 +25540,7 @@
       </w:rPr>
     </w:lvl>
   </w:abstractNum>
-  <w:abstractNum w:abstractNumId="28" w15:restartNumberingAfterBreak="0">
+  <w:abstractNum w:abstractNumId="27" w15:restartNumberingAfterBreak="0">
     <w:nsid w:val="3CFD0444"/>
     <w:multiLevelType w:val="multilevel"/>
     <w:tmpl w:val="9E304660"/>
@@ -26604,7 +25689,7 @@
       </w:rPr>
     </w:lvl>
   </w:abstractNum>
-  <w:abstractNum w:abstractNumId="29" w15:restartNumberingAfterBreak="0">
+  <w:abstractNum w:abstractNumId="28" w15:restartNumberingAfterBreak="0">
     <w:nsid w:val="3D935F1B"/>
     <w:multiLevelType w:val="multilevel"/>
     <w:tmpl w:val="CDB4FFA8"/>
@@ -26717,7 +25802,7 @@
       </w:pPr>
     </w:lvl>
   </w:abstractNum>
-  <w:abstractNum w:abstractNumId="30" w15:restartNumberingAfterBreak="0">
+  <w:abstractNum w:abstractNumId="29" w15:restartNumberingAfterBreak="0">
     <w:nsid w:val="3E050860"/>
     <w:multiLevelType w:val="multilevel"/>
     <w:tmpl w:val="EBD037BE"/>
@@ -26866,7 +25951,7 @@
       </w:rPr>
     </w:lvl>
   </w:abstractNum>
-  <w:abstractNum w:abstractNumId="31" w15:restartNumberingAfterBreak="0">
+  <w:abstractNum w:abstractNumId="30" w15:restartNumberingAfterBreak="0">
     <w:nsid w:val="4F6E71ED"/>
     <w:multiLevelType w:val="multilevel"/>
     <w:tmpl w:val="AF8ADB5A"/>
@@ -26979,120 +26064,7 @@
       </w:pPr>
     </w:lvl>
   </w:abstractNum>
-  <w:abstractNum w:abstractNumId="32" w15:restartNumberingAfterBreak="0">
-    <w:nsid w:val="50337CF3"/>
-    <w:multiLevelType w:val="multilevel"/>
-    <w:tmpl w:val="9A9AAD80"/>
-    <w:lvl w:ilvl="0">
-      <w:start w:val="1"/>
-      <w:numFmt w:val="decimal"/>
-      <w:lvlText w:val="%1."/>
-      <w:lvlJc w:val="left"/>
-      <w:pPr>
-        <w:tabs>
-          <w:tab w:val="num" w:pos="720"/>
-        </w:tabs>
-        <w:ind w:left="720" w:hanging="360"/>
-      </w:pPr>
-    </w:lvl>
-    <w:lvl w:ilvl="1" w:tentative="1">
-      <w:start w:val="1"/>
-      <w:numFmt w:val="decimal"/>
-      <w:lvlText w:val="%2."/>
-      <w:lvlJc w:val="left"/>
-      <w:pPr>
-        <w:tabs>
-          <w:tab w:val="num" w:pos="1440"/>
-        </w:tabs>
-        <w:ind w:left="1440" w:hanging="360"/>
-      </w:pPr>
-    </w:lvl>
-    <w:lvl w:ilvl="2" w:tentative="1">
-      <w:start w:val="1"/>
-      <w:numFmt w:val="decimal"/>
-      <w:lvlText w:val="%3."/>
-      <w:lvlJc w:val="left"/>
-      <w:pPr>
-        <w:tabs>
-          <w:tab w:val="num" w:pos="2160"/>
-        </w:tabs>
-        <w:ind w:left="2160" w:hanging="360"/>
-      </w:pPr>
-    </w:lvl>
-    <w:lvl w:ilvl="3" w:tentative="1">
-      <w:start w:val="1"/>
-      <w:numFmt w:val="decimal"/>
-      <w:lvlText w:val="%4."/>
-      <w:lvlJc w:val="left"/>
-      <w:pPr>
-        <w:tabs>
-          <w:tab w:val="num" w:pos="2880"/>
-        </w:tabs>
-        <w:ind w:left="2880" w:hanging="360"/>
-      </w:pPr>
-    </w:lvl>
-    <w:lvl w:ilvl="4" w:tentative="1">
-      <w:start w:val="1"/>
-      <w:numFmt w:val="decimal"/>
-      <w:lvlText w:val="%5."/>
-      <w:lvlJc w:val="left"/>
-      <w:pPr>
-        <w:tabs>
-          <w:tab w:val="num" w:pos="3600"/>
-        </w:tabs>
-        <w:ind w:left="3600" w:hanging="360"/>
-      </w:pPr>
-    </w:lvl>
-    <w:lvl w:ilvl="5" w:tentative="1">
-      <w:start w:val="1"/>
-      <w:numFmt w:val="decimal"/>
-      <w:lvlText w:val="%6."/>
-      <w:lvlJc w:val="left"/>
-      <w:pPr>
-        <w:tabs>
-          <w:tab w:val="num" w:pos="4320"/>
-        </w:tabs>
-        <w:ind w:left="4320" w:hanging="360"/>
-      </w:pPr>
-    </w:lvl>
-    <w:lvl w:ilvl="6" w:tentative="1">
-      <w:start w:val="1"/>
-      <w:numFmt w:val="decimal"/>
-      <w:lvlText w:val="%7."/>
-      <w:lvlJc w:val="left"/>
-      <w:pPr>
-        <w:tabs>
-          <w:tab w:val="num" w:pos="5040"/>
-        </w:tabs>
-        <w:ind w:left="5040" w:hanging="360"/>
-      </w:pPr>
-    </w:lvl>
-    <w:lvl w:ilvl="7" w:tentative="1">
-      <w:start w:val="1"/>
-      <w:numFmt w:val="decimal"/>
-      <w:lvlText w:val="%8."/>
-      <w:lvlJc w:val="left"/>
-      <w:pPr>
-        <w:tabs>
-          <w:tab w:val="num" w:pos="5760"/>
-        </w:tabs>
-        <w:ind w:left="5760" w:hanging="360"/>
-      </w:pPr>
-    </w:lvl>
-    <w:lvl w:ilvl="8" w:tentative="1">
-      <w:start w:val="1"/>
-      <w:numFmt w:val="decimal"/>
-      <w:lvlText w:val="%9."/>
-      <w:lvlJc w:val="left"/>
-      <w:pPr>
-        <w:tabs>
-          <w:tab w:val="num" w:pos="6480"/>
-        </w:tabs>
-        <w:ind w:left="6480" w:hanging="360"/>
-      </w:pPr>
-    </w:lvl>
-  </w:abstractNum>
-  <w:abstractNum w:abstractNumId="33" w15:restartNumberingAfterBreak="0">
+  <w:abstractNum w:abstractNumId="31" w15:restartNumberingAfterBreak="0">
     <w:nsid w:val="50C6096E"/>
     <w:multiLevelType w:val="multilevel"/>
     <w:tmpl w:val="ED7C6514"/>
@@ -27241,7 +26213,7 @@
       </w:rPr>
     </w:lvl>
   </w:abstractNum>
-  <w:abstractNum w:abstractNumId="34" w15:restartNumberingAfterBreak="0">
+  <w:abstractNum w:abstractNumId="32" w15:restartNumberingAfterBreak="0">
     <w:nsid w:val="531C1AC1"/>
     <w:multiLevelType w:val="multilevel"/>
     <w:tmpl w:val="45FE9B7E"/>
@@ -27390,7 +26362,7 @@
       </w:rPr>
     </w:lvl>
   </w:abstractNum>
-  <w:abstractNum w:abstractNumId="35" w15:restartNumberingAfterBreak="0">
+  <w:abstractNum w:abstractNumId="33" w15:restartNumberingAfterBreak="0">
     <w:nsid w:val="54580971"/>
     <w:multiLevelType w:val="multilevel"/>
     <w:tmpl w:val="C08C6C08"/>
@@ -27539,7 +26511,7 @@
       </w:rPr>
     </w:lvl>
   </w:abstractNum>
-  <w:abstractNum w:abstractNumId="36" w15:restartNumberingAfterBreak="0">
+  <w:abstractNum w:abstractNumId="34" w15:restartNumberingAfterBreak="0">
     <w:nsid w:val="56EF55D7"/>
     <w:multiLevelType w:val="multilevel"/>
     <w:tmpl w:val="C13A66C6"/>
@@ -27684,7 +26656,7 @@
       </w:rPr>
     </w:lvl>
   </w:abstractNum>
-  <w:abstractNum w:abstractNumId="37" w15:restartNumberingAfterBreak="0">
+  <w:abstractNum w:abstractNumId="35" w15:restartNumberingAfterBreak="0">
     <w:nsid w:val="574D0F2B"/>
     <w:multiLevelType w:val="hybridMultilevel"/>
     <w:tmpl w:val="825C9688"/>
@@ -27797,7 +26769,7 @@
       </w:rPr>
     </w:lvl>
   </w:abstractNum>
-  <w:abstractNum w:abstractNumId="38" w15:restartNumberingAfterBreak="0">
+  <w:abstractNum w:abstractNumId="36" w15:restartNumberingAfterBreak="0">
     <w:nsid w:val="58C13B13"/>
     <w:multiLevelType w:val="hybridMultilevel"/>
     <w:tmpl w:val="30268870"/>
@@ -27910,7 +26882,7 @@
       </w:rPr>
     </w:lvl>
   </w:abstractNum>
-  <w:abstractNum w:abstractNumId="39" w15:restartNumberingAfterBreak="0">
+  <w:abstractNum w:abstractNumId="37" w15:restartNumberingAfterBreak="0">
     <w:nsid w:val="5E5B1D8B"/>
     <w:multiLevelType w:val="multilevel"/>
     <w:tmpl w:val="4E8CCFF2"/>
@@ -28059,7 +27031,7 @@
       </w:rPr>
     </w:lvl>
   </w:abstractNum>
-  <w:abstractNum w:abstractNumId="40" w15:restartNumberingAfterBreak="0">
+  <w:abstractNum w:abstractNumId="38" w15:restartNumberingAfterBreak="0">
     <w:nsid w:val="5EA41095"/>
     <w:multiLevelType w:val="multilevel"/>
     <w:tmpl w:val="917A638C"/>
@@ -28208,7 +27180,7 @@
       </w:rPr>
     </w:lvl>
   </w:abstractNum>
-  <w:abstractNum w:abstractNumId="41" w15:restartNumberingAfterBreak="0">
+  <w:abstractNum w:abstractNumId="39" w15:restartNumberingAfterBreak="0">
     <w:nsid w:val="60DA56A9"/>
     <w:multiLevelType w:val="hybridMultilevel"/>
     <w:tmpl w:val="CECA9910"/>
@@ -28321,7 +27293,7 @@
       </w:rPr>
     </w:lvl>
   </w:abstractNum>
-  <w:abstractNum w:abstractNumId="42" w15:restartNumberingAfterBreak="0">
+  <w:abstractNum w:abstractNumId="40" w15:restartNumberingAfterBreak="0">
     <w:nsid w:val="612350A1"/>
     <w:multiLevelType w:val="hybridMultilevel"/>
     <w:tmpl w:val="030A0778"/>
@@ -28434,7 +27406,7 @@
       </w:rPr>
     </w:lvl>
   </w:abstractNum>
-  <w:abstractNum w:abstractNumId="43" w15:restartNumberingAfterBreak="0">
+  <w:abstractNum w:abstractNumId="41" w15:restartNumberingAfterBreak="0">
     <w:nsid w:val="64EA35B1"/>
     <w:multiLevelType w:val="multilevel"/>
     <w:tmpl w:val="E7BE22FA"/>
@@ -28547,7 +27519,7 @@
       </w:rPr>
     </w:lvl>
   </w:abstractNum>
-  <w:abstractNum w:abstractNumId="44" w15:restartNumberingAfterBreak="0">
+  <w:abstractNum w:abstractNumId="42" w15:restartNumberingAfterBreak="0">
     <w:nsid w:val="66FFCA76"/>
     <w:multiLevelType w:val="hybridMultilevel"/>
     <w:tmpl w:val="3836E63C"/>
@@ -28660,7 +27632,7 @@
       </w:rPr>
     </w:lvl>
   </w:abstractNum>
-  <w:abstractNum w:abstractNumId="45" w15:restartNumberingAfterBreak="0">
+  <w:abstractNum w:abstractNumId="43" w15:restartNumberingAfterBreak="0">
     <w:nsid w:val="673B1799"/>
     <w:multiLevelType w:val="multilevel"/>
     <w:tmpl w:val="19D2E99E"/>
@@ -28773,120 +27745,7 @@
       </w:rPr>
     </w:lvl>
   </w:abstractNum>
-  <w:abstractNum w:abstractNumId="46" w15:restartNumberingAfterBreak="0">
-    <w:nsid w:val="67416CE8"/>
-    <w:multiLevelType w:val="multilevel"/>
-    <w:tmpl w:val="B15ED628"/>
-    <w:lvl w:ilvl="0">
-      <w:start w:val="1"/>
-      <w:numFmt w:val="decimal"/>
-      <w:lvlText w:val="%1."/>
-      <w:lvlJc w:val="left"/>
-      <w:pPr>
-        <w:tabs>
-          <w:tab w:val="num" w:pos="720"/>
-        </w:tabs>
-        <w:ind w:left="720" w:hanging="360"/>
-      </w:pPr>
-    </w:lvl>
-    <w:lvl w:ilvl="1" w:tentative="1">
-      <w:start w:val="1"/>
-      <w:numFmt w:val="decimal"/>
-      <w:lvlText w:val="%2."/>
-      <w:lvlJc w:val="left"/>
-      <w:pPr>
-        <w:tabs>
-          <w:tab w:val="num" w:pos="1440"/>
-        </w:tabs>
-        <w:ind w:left="1440" w:hanging="360"/>
-      </w:pPr>
-    </w:lvl>
-    <w:lvl w:ilvl="2" w:tentative="1">
-      <w:start w:val="1"/>
-      <w:numFmt w:val="decimal"/>
-      <w:lvlText w:val="%3."/>
-      <w:lvlJc w:val="left"/>
-      <w:pPr>
-        <w:tabs>
-          <w:tab w:val="num" w:pos="2160"/>
-        </w:tabs>
-        <w:ind w:left="2160" w:hanging="360"/>
-      </w:pPr>
-    </w:lvl>
-    <w:lvl w:ilvl="3" w:tentative="1">
-      <w:start w:val="1"/>
-      <w:numFmt w:val="decimal"/>
-      <w:lvlText w:val="%4."/>
-      <w:lvlJc w:val="left"/>
-      <w:pPr>
-        <w:tabs>
-          <w:tab w:val="num" w:pos="2880"/>
-        </w:tabs>
-        <w:ind w:left="2880" w:hanging="360"/>
-      </w:pPr>
-    </w:lvl>
-    <w:lvl w:ilvl="4" w:tentative="1">
-      <w:start w:val="1"/>
-      <w:numFmt w:val="decimal"/>
-      <w:lvlText w:val="%5."/>
-      <w:lvlJc w:val="left"/>
-      <w:pPr>
-        <w:tabs>
-          <w:tab w:val="num" w:pos="3600"/>
-        </w:tabs>
-        <w:ind w:left="3600" w:hanging="360"/>
-      </w:pPr>
-    </w:lvl>
-    <w:lvl w:ilvl="5" w:tentative="1">
-      <w:start w:val="1"/>
-      <w:numFmt w:val="decimal"/>
-      <w:lvlText w:val="%6."/>
-      <w:lvlJc w:val="left"/>
-      <w:pPr>
-        <w:tabs>
-          <w:tab w:val="num" w:pos="4320"/>
-        </w:tabs>
-        <w:ind w:left="4320" w:hanging="360"/>
-      </w:pPr>
-    </w:lvl>
-    <w:lvl w:ilvl="6" w:tentative="1">
-      <w:start w:val="1"/>
-      <w:numFmt w:val="decimal"/>
-      <w:lvlText w:val="%7."/>
-      <w:lvlJc w:val="left"/>
-      <w:pPr>
-        <w:tabs>
-          <w:tab w:val="num" w:pos="5040"/>
-        </w:tabs>
-        <w:ind w:left="5040" w:hanging="360"/>
-      </w:pPr>
-    </w:lvl>
-    <w:lvl w:ilvl="7" w:tentative="1">
-      <w:start w:val="1"/>
-      <w:numFmt w:val="decimal"/>
-      <w:lvlText w:val="%8."/>
-      <w:lvlJc w:val="left"/>
-      <w:pPr>
-        <w:tabs>
-          <w:tab w:val="num" w:pos="5760"/>
-        </w:tabs>
-        <w:ind w:left="5760" w:hanging="360"/>
-      </w:pPr>
-    </w:lvl>
-    <w:lvl w:ilvl="8" w:tentative="1">
-      <w:start w:val="1"/>
-      <w:numFmt w:val="decimal"/>
-      <w:lvlText w:val="%9."/>
-      <w:lvlJc w:val="left"/>
-      <w:pPr>
-        <w:tabs>
-          <w:tab w:val="num" w:pos="6480"/>
-        </w:tabs>
-        <w:ind w:left="6480" w:hanging="360"/>
-      </w:pPr>
-    </w:lvl>
-  </w:abstractNum>
-  <w:abstractNum w:abstractNumId="47" w15:restartNumberingAfterBreak="0">
+  <w:abstractNum w:abstractNumId="44" w15:restartNumberingAfterBreak="0">
     <w:nsid w:val="68CC1A62"/>
     <w:multiLevelType w:val="multilevel"/>
     <w:tmpl w:val="94CE2E14"/>
@@ -29035,209 +27894,7 @@
       </w:rPr>
     </w:lvl>
   </w:abstractNum>
-  <w:abstractNum w:abstractNumId="48" w15:restartNumberingAfterBreak="0">
-    <w:nsid w:val="69F40242"/>
-    <w:multiLevelType w:val="hybridMultilevel"/>
-    <w:tmpl w:val="BA608FEC"/>
-    <w:lvl w:ilvl="0" w:tplc="0416000F">
-      <w:start w:val="1"/>
-      <w:numFmt w:val="decimal"/>
-      <w:lvlText w:val="%1."/>
-      <w:lvlJc w:val="left"/>
-      <w:pPr>
-        <w:ind w:left="720" w:hanging="360"/>
-      </w:pPr>
-      <w:rPr>
-        <w:rFonts w:hint="default"/>
-      </w:rPr>
-    </w:lvl>
-    <w:lvl w:ilvl="1" w:tplc="04160019" w:tentative="1">
-      <w:start w:val="1"/>
-      <w:numFmt w:val="lowerLetter"/>
-      <w:lvlText w:val="%2."/>
-      <w:lvlJc w:val="left"/>
-      <w:pPr>
-        <w:ind w:left="1440" w:hanging="360"/>
-      </w:pPr>
-    </w:lvl>
-    <w:lvl w:ilvl="2" w:tplc="0416001B" w:tentative="1">
-      <w:start w:val="1"/>
-      <w:numFmt w:val="lowerRoman"/>
-      <w:lvlText w:val="%3."/>
-      <w:lvlJc w:val="right"/>
-      <w:pPr>
-        <w:ind w:left="2160" w:hanging="180"/>
-      </w:pPr>
-    </w:lvl>
-    <w:lvl w:ilvl="3" w:tplc="0416000F" w:tentative="1">
-      <w:start w:val="1"/>
-      <w:numFmt w:val="decimal"/>
-      <w:lvlText w:val="%4."/>
-      <w:lvlJc w:val="left"/>
-      <w:pPr>
-        <w:ind w:left="2880" w:hanging="360"/>
-      </w:pPr>
-    </w:lvl>
-    <w:lvl w:ilvl="4" w:tplc="04160019" w:tentative="1">
-      <w:start w:val="1"/>
-      <w:numFmt w:val="lowerLetter"/>
-      <w:lvlText w:val="%5."/>
-      <w:lvlJc w:val="left"/>
-      <w:pPr>
-        <w:ind w:left="3600" w:hanging="360"/>
-      </w:pPr>
-    </w:lvl>
-    <w:lvl w:ilvl="5" w:tplc="0416001B" w:tentative="1">
-      <w:start w:val="1"/>
-      <w:numFmt w:val="lowerRoman"/>
-      <w:lvlText w:val="%6."/>
-      <w:lvlJc w:val="right"/>
-      <w:pPr>
-        <w:ind w:left="4320" w:hanging="180"/>
-      </w:pPr>
-    </w:lvl>
-    <w:lvl w:ilvl="6" w:tplc="0416000F" w:tentative="1">
-      <w:start w:val="1"/>
-      <w:numFmt w:val="decimal"/>
-      <w:lvlText w:val="%7."/>
-      <w:lvlJc w:val="left"/>
-      <w:pPr>
-        <w:ind w:left="5040" w:hanging="360"/>
-      </w:pPr>
-    </w:lvl>
-    <w:lvl w:ilvl="7" w:tplc="04160019" w:tentative="1">
-      <w:start w:val="1"/>
-      <w:numFmt w:val="lowerLetter"/>
-      <w:lvlText w:val="%8."/>
-      <w:lvlJc w:val="left"/>
-      <w:pPr>
-        <w:ind w:left="5760" w:hanging="360"/>
-      </w:pPr>
-    </w:lvl>
-    <w:lvl w:ilvl="8" w:tplc="0416001B" w:tentative="1">
-      <w:start w:val="1"/>
-      <w:numFmt w:val="lowerRoman"/>
-      <w:lvlText w:val="%9."/>
-      <w:lvlJc w:val="right"/>
-      <w:pPr>
-        <w:ind w:left="6480" w:hanging="180"/>
-      </w:pPr>
-    </w:lvl>
-  </w:abstractNum>
-  <w:abstractNum w:abstractNumId="49" w15:restartNumberingAfterBreak="0">
-    <w:nsid w:val="6CA54104"/>
-    <w:multiLevelType w:val="multilevel"/>
-    <w:tmpl w:val="EC46DF02"/>
-    <w:lvl w:ilvl="0">
-      <w:start w:val="1"/>
-      <w:numFmt w:val="decimal"/>
-      <w:lvlText w:val="%1."/>
-      <w:lvlJc w:val="left"/>
-      <w:pPr>
-        <w:ind w:left="720" w:hanging="360"/>
-      </w:pPr>
-      <w:rPr>
-        <w:u w:val="none"/>
-      </w:rPr>
-    </w:lvl>
-    <w:lvl w:ilvl="1">
-      <w:start w:val="1"/>
-      <w:numFmt w:val="lowerLetter"/>
-      <w:lvlText w:val="%2."/>
-      <w:lvlJc w:val="left"/>
-      <w:pPr>
-        <w:ind w:left="1440" w:hanging="360"/>
-      </w:pPr>
-      <w:rPr>
-        <w:u w:val="none"/>
-      </w:rPr>
-    </w:lvl>
-    <w:lvl w:ilvl="2">
-      <w:start w:val="1"/>
-      <w:numFmt w:val="lowerRoman"/>
-      <w:lvlText w:val="%3."/>
-      <w:lvlJc w:val="right"/>
-      <w:pPr>
-        <w:ind w:left="2160" w:hanging="360"/>
-      </w:pPr>
-      <w:rPr>
-        <w:u w:val="none"/>
-      </w:rPr>
-    </w:lvl>
-    <w:lvl w:ilvl="3">
-      <w:start w:val="1"/>
-      <w:numFmt w:val="decimal"/>
-      <w:lvlText w:val="%4."/>
-      <w:lvlJc w:val="left"/>
-      <w:pPr>
-        <w:ind w:left="2880" w:hanging="360"/>
-      </w:pPr>
-      <w:rPr>
-        <w:u w:val="none"/>
-      </w:rPr>
-    </w:lvl>
-    <w:lvl w:ilvl="4">
-      <w:start w:val="1"/>
-      <w:numFmt w:val="lowerLetter"/>
-      <w:lvlText w:val="%5."/>
-      <w:lvlJc w:val="left"/>
-      <w:pPr>
-        <w:ind w:left="3600" w:hanging="360"/>
-      </w:pPr>
-      <w:rPr>
-        <w:u w:val="none"/>
-      </w:rPr>
-    </w:lvl>
-    <w:lvl w:ilvl="5">
-      <w:start w:val="1"/>
-      <w:numFmt w:val="lowerRoman"/>
-      <w:lvlText w:val="%6."/>
-      <w:lvlJc w:val="right"/>
-      <w:pPr>
-        <w:ind w:left="4320" w:hanging="360"/>
-      </w:pPr>
-      <w:rPr>
-        <w:u w:val="none"/>
-      </w:rPr>
-    </w:lvl>
-    <w:lvl w:ilvl="6">
-      <w:start w:val="1"/>
-      <w:numFmt w:val="decimal"/>
-      <w:lvlText w:val="%7."/>
-      <w:lvlJc w:val="left"/>
-      <w:pPr>
-        <w:ind w:left="5040" w:hanging="360"/>
-      </w:pPr>
-      <w:rPr>
-        <w:u w:val="none"/>
-      </w:rPr>
-    </w:lvl>
-    <w:lvl w:ilvl="7">
-      <w:start w:val="1"/>
-      <w:numFmt w:val="lowerLetter"/>
-      <w:lvlText w:val="%8."/>
-      <w:lvlJc w:val="left"/>
-      <w:pPr>
-        <w:ind w:left="5760" w:hanging="360"/>
-      </w:pPr>
-      <w:rPr>
-        <w:u w:val="none"/>
-      </w:rPr>
-    </w:lvl>
-    <w:lvl w:ilvl="8">
-      <w:start w:val="1"/>
-      <w:numFmt w:val="lowerRoman"/>
-      <w:lvlText w:val="%9."/>
-      <w:lvlJc w:val="right"/>
-      <w:pPr>
-        <w:ind w:left="6480" w:hanging="360"/>
-      </w:pPr>
-      <w:rPr>
-        <w:u w:val="none"/>
-      </w:rPr>
-    </w:lvl>
-  </w:abstractNum>
-  <w:abstractNum w:abstractNumId="50" w15:restartNumberingAfterBreak="0">
+  <w:abstractNum w:abstractNumId="45" w15:restartNumberingAfterBreak="0">
     <w:nsid w:val="6D26273A"/>
     <w:multiLevelType w:val="hybridMultilevel"/>
     <w:tmpl w:val="452ACC00"/>
@@ -29350,120 +28007,7 @@
       </w:rPr>
     </w:lvl>
   </w:abstractNum>
-  <w:abstractNum w:abstractNumId="51" w15:restartNumberingAfterBreak="0">
-    <w:nsid w:val="70AD7EC9"/>
-    <w:multiLevelType w:val="multilevel"/>
-    <w:tmpl w:val="8C16C3F6"/>
-    <w:lvl w:ilvl="0">
-      <w:start w:val="1"/>
-      <w:numFmt w:val="decimal"/>
-      <w:lvlText w:val="%1."/>
-      <w:lvlJc w:val="left"/>
-      <w:pPr>
-        <w:tabs>
-          <w:tab w:val="num" w:pos="720"/>
-        </w:tabs>
-        <w:ind w:left="720" w:hanging="360"/>
-      </w:pPr>
-    </w:lvl>
-    <w:lvl w:ilvl="1" w:tentative="1">
-      <w:start w:val="1"/>
-      <w:numFmt w:val="decimal"/>
-      <w:lvlText w:val="%2."/>
-      <w:lvlJc w:val="left"/>
-      <w:pPr>
-        <w:tabs>
-          <w:tab w:val="num" w:pos="1440"/>
-        </w:tabs>
-        <w:ind w:left="1440" w:hanging="360"/>
-      </w:pPr>
-    </w:lvl>
-    <w:lvl w:ilvl="2" w:tentative="1">
-      <w:start w:val="1"/>
-      <w:numFmt w:val="decimal"/>
-      <w:lvlText w:val="%3."/>
-      <w:lvlJc w:val="left"/>
-      <w:pPr>
-        <w:tabs>
-          <w:tab w:val="num" w:pos="2160"/>
-        </w:tabs>
-        <w:ind w:left="2160" w:hanging="360"/>
-      </w:pPr>
-    </w:lvl>
-    <w:lvl w:ilvl="3" w:tentative="1">
-      <w:start w:val="1"/>
-      <w:numFmt w:val="decimal"/>
-      <w:lvlText w:val="%4."/>
-      <w:lvlJc w:val="left"/>
-      <w:pPr>
-        <w:tabs>
-          <w:tab w:val="num" w:pos="2880"/>
-        </w:tabs>
-        <w:ind w:left="2880" w:hanging="360"/>
-      </w:pPr>
-    </w:lvl>
-    <w:lvl w:ilvl="4" w:tentative="1">
-      <w:start w:val="1"/>
-      <w:numFmt w:val="decimal"/>
-      <w:lvlText w:val="%5."/>
-      <w:lvlJc w:val="left"/>
-      <w:pPr>
-        <w:tabs>
-          <w:tab w:val="num" w:pos="3600"/>
-        </w:tabs>
-        <w:ind w:left="3600" w:hanging="360"/>
-      </w:pPr>
-    </w:lvl>
-    <w:lvl w:ilvl="5" w:tentative="1">
-      <w:start w:val="1"/>
-      <w:numFmt w:val="decimal"/>
-      <w:lvlText w:val="%6."/>
-      <w:lvlJc w:val="left"/>
-      <w:pPr>
-        <w:tabs>
-          <w:tab w:val="num" w:pos="4320"/>
-        </w:tabs>
-        <w:ind w:left="4320" w:hanging="360"/>
-      </w:pPr>
-    </w:lvl>
-    <w:lvl w:ilvl="6" w:tentative="1">
-      <w:start w:val="1"/>
-      <w:numFmt w:val="decimal"/>
-      <w:lvlText w:val="%7."/>
-      <w:lvlJc w:val="left"/>
-      <w:pPr>
-        <w:tabs>
-          <w:tab w:val="num" w:pos="5040"/>
-        </w:tabs>
-        <w:ind w:left="5040" w:hanging="360"/>
-      </w:pPr>
-    </w:lvl>
-    <w:lvl w:ilvl="7" w:tentative="1">
-      <w:start w:val="1"/>
-      <w:numFmt w:val="decimal"/>
-      <w:lvlText w:val="%8."/>
-      <w:lvlJc w:val="left"/>
-      <w:pPr>
-        <w:tabs>
-          <w:tab w:val="num" w:pos="5760"/>
-        </w:tabs>
-        <w:ind w:left="5760" w:hanging="360"/>
-      </w:pPr>
-    </w:lvl>
-    <w:lvl w:ilvl="8" w:tentative="1">
-      <w:start w:val="1"/>
-      <w:numFmt w:val="decimal"/>
-      <w:lvlText w:val="%9."/>
-      <w:lvlJc w:val="left"/>
-      <w:pPr>
-        <w:tabs>
-          <w:tab w:val="num" w:pos="6480"/>
-        </w:tabs>
-        <w:ind w:left="6480" w:hanging="360"/>
-      </w:pPr>
-    </w:lvl>
-  </w:abstractNum>
-  <w:abstractNum w:abstractNumId="52" w15:restartNumberingAfterBreak="0">
+  <w:abstractNum w:abstractNumId="46" w15:restartNumberingAfterBreak="0">
     <w:nsid w:val="719C2F71"/>
     <w:multiLevelType w:val="multilevel"/>
     <w:tmpl w:val="5E38F902"/>
@@ -29612,120 +28156,7 @@
       </w:rPr>
     </w:lvl>
   </w:abstractNum>
-  <w:abstractNum w:abstractNumId="53" w15:restartNumberingAfterBreak="0">
-    <w:nsid w:val="747E48E1"/>
-    <w:multiLevelType w:val="multilevel"/>
-    <w:tmpl w:val="4D426274"/>
-    <w:lvl w:ilvl="0">
-      <w:start w:val="1"/>
-      <w:numFmt w:val="decimal"/>
-      <w:lvlText w:val="%1."/>
-      <w:lvlJc w:val="left"/>
-      <w:pPr>
-        <w:tabs>
-          <w:tab w:val="num" w:pos="720"/>
-        </w:tabs>
-        <w:ind w:left="720" w:hanging="360"/>
-      </w:pPr>
-    </w:lvl>
-    <w:lvl w:ilvl="1" w:tentative="1">
-      <w:start w:val="1"/>
-      <w:numFmt w:val="decimal"/>
-      <w:lvlText w:val="%2."/>
-      <w:lvlJc w:val="left"/>
-      <w:pPr>
-        <w:tabs>
-          <w:tab w:val="num" w:pos="1440"/>
-        </w:tabs>
-        <w:ind w:left="1440" w:hanging="360"/>
-      </w:pPr>
-    </w:lvl>
-    <w:lvl w:ilvl="2" w:tentative="1">
-      <w:start w:val="1"/>
-      <w:numFmt w:val="decimal"/>
-      <w:lvlText w:val="%3."/>
-      <w:lvlJc w:val="left"/>
-      <w:pPr>
-        <w:tabs>
-          <w:tab w:val="num" w:pos="2160"/>
-        </w:tabs>
-        <w:ind w:left="2160" w:hanging="360"/>
-      </w:pPr>
-    </w:lvl>
-    <w:lvl w:ilvl="3" w:tentative="1">
-      <w:start w:val="1"/>
-      <w:numFmt w:val="decimal"/>
-      <w:lvlText w:val="%4."/>
-      <w:lvlJc w:val="left"/>
-      <w:pPr>
-        <w:tabs>
-          <w:tab w:val="num" w:pos="2880"/>
-        </w:tabs>
-        <w:ind w:left="2880" w:hanging="360"/>
-      </w:pPr>
-    </w:lvl>
-    <w:lvl w:ilvl="4" w:tentative="1">
-      <w:start w:val="1"/>
-      <w:numFmt w:val="decimal"/>
-      <w:lvlText w:val="%5."/>
-      <w:lvlJc w:val="left"/>
-      <w:pPr>
-        <w:tabs>
-          <w:tab w:val="num" w:pos="3600"/>
-        </w:tabs>
-        <w:ind w:left="3600" w:hanging="360"/>
-      </w:pPr>
-    </w:lvl>
-    <w:lvl w:ilvl="5" w:tentative="1">
-      <w:start w:val="1"/>
-      <w:numFmt w:val="decimal"/>
-      <w:lvlText w:val="%6."/>
-      <w:lvlJc w:val="left"/>
-      <w:pPr>
-        <w:tabs>
-          <w:tab w:val="num" w:pos="4320"/>
-        </w:tabs>
-        <w:ind w:left="4320" w:hanging="360"/>
-      </w:pPr>
-    </w:lvl>
-    <w:lvl w:ilvl="6" w:tentative="1">
-      <w:start w:val="1"/>
-      <w:numFmt w:val="decimal"/>
-      <w:lvlText w:val="%7."/>
-      <w:lvlJc w:val="left"/>
-      <w:pPr>
-        <w:tabs>
-          <w:tab w:val="num" w:pos="5040"/>
-        </w:tabs>
-        <w:ind w:left="5040" w:hanging="360"/>
-      </w:pPr>
-    </w:lvl>
-    <w:lvl w:ilvl="7" w:tentative="1">
-      <w:start w:val="1"/>
-      <w:numFmt w:val="decimal"/>
-      <w:lvlText w:val="%8."/>
-      <w:lvlJc w:val="left"/>
-      <w:pPr>
-        <w:tabs>
-          <w:tab w:val="num" w:pos="5760"/>
-        </w:tabs>
-        <w:ind w:left="5760" w:hanging="360"/>
-      </w:pPr>
-    </w:lvl>
-    <w:lvl w:ilvl="8" w:tentative="1">
-      <w:start w:val="1"/>
-      <w:numFmt w:val="decimal"/>
-      <w:lvlText w:val="%9."/>
-      <w:lvlJc w:val="left"/>
-      <w:pPr>
-        <w:tabs>
-          <w:tab w:val="num" w:pos="6480"/>
-        </w:tabs>
-        <w:ind w:left="6480" w:hanging="360"/>
-      </w:pPr>
-    </w:lvl>
-  </w:abstractNum>
-  <w:abstractNum w:abstractNumId="54" w15:restartNumberingAfterBreak="0">
+  <w:abstractNum w:abstractNumId="47" w15:restartNumberingAfterBreak="0">
     <w:nsid w:val="7B1F2A82"/>
     <w:multiLevelType w:val="multilevel"/>
     <w:tmpl w:val="D576C678"/>
@@ -29874,7 +28305,7 @@
       </w:rPr>
     </w:lvl>
   </w:abstractNum>
-  <w:abstractNum w:abstractNumId="55" w15:restartNumberingAfterBreak="0">
+  <w:abstractNum w:abstractNumId="48" w15:restartNumberingAfterBreak="0">
     <w:nsid w:val="7BAC4B2A"/>
     <w:multiLevelType w:val="multilevel"/>
     <w:tmpl w:val="9034ADC2"/>
@@ -30023,120 +28454,7 @@
       </w:rPr>
     </w:lvl>
   </w:abstractNum>
-  <w:abstractNum w:abstractNumId="56" w15:restartNumberingAfterBreak="0">
-    <w:nsid w:val="7D074713"/>
-    <w:multiLevelType w:val="multilevel"/>
-    <w:tmpl w:val="EBBAC60A"/>
-    <w:lvl w:ilvl="0">
-      <w:start w:val="1"/>
-      <w:numFmt w:val="decimal"/>
-      <w:lvlText w:val="%1."/>
-      <w:lvlJc w:val="left"/>
-      <w:pPr>
-        <w:tabs>
-          <w:tab w:val="num" w:pos="720"/>
-        </w:tabs>
-        <w:ind w:left="720" w:hanging="360"/>
-      </w:pPr>
-    </w:lvl>
-    <w:lvl w:ilvl="1" w:tentative="1">
-      <w:start w:val="1"/>
-      <w:numFmt w:val="decimal"/>
-      <w:lvlText w:val="%2."/>
-      <w:lvlJc w:val="left"/>
-      <w:pPr>
-        <w:tabs>
-          <w:tab w:val="num" w:pos="1440"/>
-        </w:tabs>
-        <w:ind w:left="1440" w:hanging="360"/>
-      </w:pPr>
-    </w:lvl>
-    <w:lvl w:ilvl="2" w:tentative="1">
-      <w:start w:val="1"/>
-      <w:numFmt w:val="decimal"/>
-      <w:lvlText w:val="%3."/>
-      <w:lvlJc w:val="left"/>
-      <w:pPr>
-        <w:tabs>
-          <w:tab w:val="num" w:pos="2160"/>
-        </w:tabs>
-        <w:ind w:left="2160" w:hanging="360"/>
-      </w:pPr>
-    </w:lvl>
-    <w:lvl w:ilvl="3" w:tentative="1">
-      <w:start w:val="1"/>
-      <w:numFmt w:val="decimal"/>
-      <w:lvlText w:val="%4."/>
-      <w:lvlJc w:val="left"/>
-      <w:pPr>
-        <w:tabs>
-          <w:tab w:val="num" w:pos="2880"/>
-        </w:tabs>
-        <w:ind w:left="2880" w:hanging="360"/>
-      </w:pPr>
-    </w:lvl>
-    <w:lvl w:ilvl="4" w:tentative="1">
-      <w:start w:val="1"/>
-      <w:numFmt w:val="decimal"/>
-      <w:lvlText w:val="%5."/>
-      <w:lvlJc w:val="left"/>
-      <w:pPr>
-        <w:tabs>
-          <w:tab w:val="num" w:pos="3600"/>
-        </w:tabs>
-        <w:ind w:left="3600" w:hanging="360"/>
-      </w:pPr>
-    </w:lvl>
-    <w:lvl w:ilvl="5" w:tentative="1">
-      <w:start w:val="1"/>
-      <w:numFmt w:val="decimal"/>
-      <w:lvlText w:val="%6."/>
-      <w:lvlJc w:val="left"/>
-      <w:pPr>
-        <w:tabs>
-          <w:tab w:val="num" w:pos="4320"/>
-        </w:tabs>
-        <w:ind w:left="4320" w:hanging="360"/>
-      </w:pPr>
-    </w:lvl>
-    <w:lvl w:ilvl="6" w:tentative="1">
-      <w:start w:val="1"/>
-      <w:numFmt w:val="decimal"/>
-      <w:lvlText w:val="%7."/>
-      <w:lvlJc w:val="left"/>
-      <w:pPr>
-        <w:tabs>
-          <w:tab w:val="num" w:pos="5040"/>
-        </w:tabs>
-        <w:ind w:left="5040" w:hanging="360"/>
-      </w:pPr>
-    </w:lvl>
-    <w:lvl w:ilvl="7" w:tentative="1">
-      <w:start w:val="1"/>
-      <w:numFmt w:val="decimal"/>
-      <w:lvlText w:val="%8."/>
-      <w:lvlJc w:val="left"/>
-      <w:pPr>
-        <w:tabs>
-          <w:tab w:val="num" w:pos="5760"/>
-        </w:tabs>
-        <w:ind w:left="5760" w:hanging="360"/>
-      </w:pPr>
-    </w:lvl>
-    <w:lvl w:ilvl="8" w:tentative="1">
-      <w:start w:val="1"/>
-      <w:numFmt w:val="decimal"/>
-      <w:lvlText w:val="%9."/>
-      <w:lvlJc w:val="left"/>
-      <w:pPr>
-        <w:tabs>
-          <w:tab w:val="num" w:pos="6480"/>
-        </w:tabs>
-        <w:ind w:left="6480" w:hanging="360"/>
-      </w:pPr>
-    </w:lvl>
-  </w:abstractNum>
-  <w:abstractNum w:abstractNumId="57" w15:restartNumberingAfterBreak="0">
+  <w:abstractNum w:abstractNumId="49" w15:restartNumberingAfterBreak="0">
     <w:nsid w:val="7D4931D4"/>
     <w:multiLevelType w:val="multilevel"/>
     <w:tmpl w:val="B87C2430"/>
@@ -30249,185 +28567,162 @@
       </w:rPr>
     </w:lvl>
   </w:abstractNum>
-  <w:num w:numId="1" w16cid:durableId="2136830612">
+  <w:num w:numId="1">
+    <w:abstractNumId w:val="40"/>
+  </w:num>
+  <w:num w:numId="2">
+    <w:abstractNumId w:val="37"/>
+  </w:num>
+  <w:num w:numId="3">
+    <w:abstractNumId w:val="32"/>
+  </w:num>
+  <w:num w:numId="4">
+    <w:abstractNumId w:val="2"/>
+  </w:num>
+  <w:num w:numId="5">
+    <w:abstractNumId w:val="45"/>
+  </w:num>
+  <w:num w:numId="6">
+    <w:abstractNumId w:val="23"/>
+  </w:num>
+  <w:num w:numId="7">
+    <w:abstractNumId w:val="49"/>
+  </w:num>
+  <w:num w:numId="8">
+    <w:abstractNumId w:val="41"/>
+  </w:num>
+  <w:num w:numId="9">
+    <w:abstractNumId w:val="10"/>
+  </w:num>
+  <w:num w:numId="10">
+    <w:abstractNumId w:val="9"/>
+  </w:num>
+  <w:num w:numId="11">
+    <w:abstractNumId w:val="43"/>
+  </w:num>
+  <w:num w:numId="12">
+    <w:abstractNumId w:val="34"/>
+  </w:num>
+  <w:num w:numId="13">
+    <w:abstractNumId w:val="44"/>
+  </w:num>
+  <w:num w:numId="14">
+    <w:abstractNumId w:val="7"/>
+  </w:num>
+  <w:num w:numId="15">
+    <w:abstractNumId w:val="38"/>
+  </w:num>
+  <w:num w:numId="16">
+    <w:abstractNumId w:val="29"/>
+  </w:num>
+  <w:num w:numId="17">
+    <w:abstractNumId w:val="24"/>
+  </w:num>
+  <w:num w:numId="18">
+    <w:abstractNumId w:val="5"/>
+  </w:num>
+  <w:num w:numId="19">
+    <w:abstractNumId w:val="31"/>
+  </w:num>
+  <w:num w:numId="20">
+    <w:abstractNumId w:val="17"/>
+  </w:num>
+  <w:num w:numId="21">
+    <w:abstractNumId w:val="11"/>
+  </w:num>
+  <w:num w:numId="22">
+    <w:abstractNumId w:val="46"/>
+  </w:num>
+  <w:num w:numId="23">
+    <w:abstractNumId w:val="15"/>
+  </w:num>
+  <w:num w:numId="24">
+    <w:abstractNumId w:val="19"/>
+  </w:num>
+  <w:num w:numId="25">
+    <w:abstractNumId w:val="1"/>
+  </w:num>
+  <w:num w:numId="26">
+    <w:abstractNumId w:val="25"/>
+  </w:num>
+  <w:num w:numId="27">
+    <w:abstractNumId w:val="26"/>
+  </w:num>
+  <w:num w:numId="28">
+    <w:abstractNumId w:val="18"/>
+  </w:num>
+  <w:num w:numId="29">
+    <w:abstractNumId w:val="0"/>
+  </w:num>
+  <w:num w:numId="30">
+    <w:abstractNumId w:val="20"/>
+  </w:num>
+  <w:num w:numId="31">
+    <w:abstractNumId w:val="12"/>
+  </w:num>
+  <w:num w:numId="32">
+    <w:abstractNumId w:val="16"/>
+  </w:num>
+  <w:num w:numId="33">
+    <w:abstractNumId w:val="48"/>
+  </w:num>
+  <w:num w:numId="34">
+    <w:abstractNumId w:val="47"/>
+  </w:num>
+  <w:num w:numId="35">
+    <w:abstractNumId w:val="36"/>
+  </w:num>
+  <w:num w:numId="36">
+    <w:abstractNumId w:val="14"/>
+  </w:num>
+  <w:num w:numId="37">
+    <w:abstractNumId w:val="39"/>
+  </w:num>
+  <w:num w:numId="38">
     <w:abstractNumId w:val="42"/>
   </w:num>
-  <w:num w:numId="2" w16cid:durableId="403844731">
-    <w:abstractNumId w:val="49"/>
+  <w:num w:numId="39">
+    <w:abstractNumId w:val="35"/>
   </w:num>
-  <w:num w:numId="3" w16cid:durableId="2088452628">
-    <w:abstractNumId w:val="39"/>
+  <w:num w:numId="40">
+    <w:abstractNumId w:val="27"/>
   </w:num>
-  <w:num w:numId="4" w16cid:durableId="1439985799">
-    <w:abstractNumId w:val="34"/>
+  <w:num w:numId="41">
+    <w:abstractNumId w:val="4"/>
   </w:num>
-  <w:num w:numId="5" w16cid:durableId="647787591">
-    <w:abstractNumId w:val="2"/>
+  <w:num w:numId="42">
+    <w:abstractNumId w:val="33"/>
   </w:num>
-  <w:num w:numId="6" w16cid:durableId="1778404773">
-    <w:abstractNumId w:val="50"/>
+  <w:num w:numId="43">
+    <w:abstractNumId w:val="13"/>
   </w:num>
-  <w:num w:numId="7" w16cid:durableId="530269202">
-    <w:abstractNumId w:val="24"/>
+  <w:num w:numId="44">
+    <w:abstractNumId w:val="22"/>
   </w:num>
-  <w:num w:numId="8" w16cid:durableId="1563296893">
-    <w:abstractNumId w:val="57"/>
-  </w:num>
-  <w:num w:numId="9" w16cid:durableId="962274574">
-    <w:abstractNumId w:val="43"/>
-  </w:num>
-  <w:num w:numId="10" w16cid:durableId="1338655258">
-    <w:abstractNumId w:val="11"/>
-  </w:num>
-  <w:num w:numId="11" w16cid:durableId="1610308883">
-    <w:abstractNumId w:val="10"/>
-  </w:num>
-  <w:num w:numId="12" w16cid:durableId="1228302622">
-    <w:abstractNumId w:val="45"/>
-  </w:num>
-  <w:num w:numId="13" w16cid:durableId="649217211">
-    <w:abstractNumId w:val="36"/>
-  </w:num>
-  <w:num w:numId="14" w16cid:durableId="112678185">
-    <w:abstractNumId w:val="47"/>
-  </w:num>
-  <w:num w:numId="15" w16cid:durableId="992022677">
+  <w:num w:numId="45">
     <w:abstractNumId w:val="8"/>
   </w:num>
-  <w:num w:numId="16" w16cid:durableId="1036467939">
-    <w:abstractNumId w:val="40"/>
+  <w:num w:numId="46">
+    <w:abstractNumId w:val="3"/>
   </w:num>
-  <w:num w:numId="17" w16cid:durableId="1676303017">
+  <w:num w:numId="47">
+    <w:abstractNumId w:val="28"/>
+  </w:num>
+  <w:num w:numId="48">
+    <w:abstractNumId w:val="6"/>
+  </w:num>
+  <w:num w:numId="49">
+    <w:abstractNumId w:val="21"/>
+  </w:num>
+  <w:num w:numId="50">
     <w:abstractNumId w:val="30"/>
   </w:num>
-  <w:num w:numId="18" w16cid:durableId="1289582920">
-    <w:abstractNumId w:val="25"/>
-  </w:num>
-  <w:num w:numId="19" w16cid:durableId="509177691">
-    <w:abstractNumId w:val="6"/>
-  </w:num>
-  <w:num w:numId="20" w16cid:durableId="332993053">
-    <w:abstractNumId w:val="33"/>
-  </w:num>
-  <w:num w:numId="21" w16cid:durableId="902522717">
-    <w:abstractNumId w:val="18"/>
-  </w:num>
-  <w:num w:numId="22" w16cid:durableId="32538375">
-    <w:abstractNumId w:val="12"/>
-  </w:num>
-  <w:num w:numId="23" w16cid:durableId="576285226">
-    <w:abstractNumId w:val="52"/>
-  </w:num>
-  <w:num w:numId="24" w16cid:durableId="1113940809">
-    <w:abstractNumId w:val="16"/>
-  </w:num>
-  <w:num w:numId="25" w16cid:durableId="41750945">
-    <w:abstractNumId w:val="20"/>
-  </w:num>
-  <w:num w:numId="26" w16cid:durableId="2031954551">
-    <w:abstractNumId w:val="1"/>
-  </w:num>
-  <w:num w:numId="27" w16cid:durableId="75709948">
-    <w:abstractNumId w:val="26"/>
-  </w:num>
-  <w:num w:numId="28" w16cid:durableId="254830327">
-    <w:abstractNumId w:val="27"/>
-  </w:num>
-  <w:num w:numId="29" w16cid:durableId="1618029537">
-    <w:abstractNumId w:val="19"/>
-  </w:num>
-  <w:num w:numId="30" w16cid:durableId="381637785">
-    <w:abstractNumId w:val="0"/>
-  </w:num>
-  <w:num w:numId="31" w16cid:durableId="455829878">
-    <w:abstractNumId w:val="21"/>
-  </w:num>
-  <w:num w:numId="32" w16cid:durableId="1280381836">
-    <w:abstractNumId w:val="13"/>
-  </w:num>
-  <w:num w:numId="33" w16cid:durableId="1865896454">
-    <w:abstractNumId w:val="17"/>
-  </w:num>
-  <w:num w:numId="34" w16cid:durableId="1302081415">
-    <w:abstractNumId w:val="55"/>
-  </w:num>
-  <w:num w:numId="35" w16cid:durableId="1308584000">
-    <w:abstractNumId w:val="54"/>
-  </w:num>
-  <w:num w:numId="36" w16cid:durableId="1008561541">
-    <w:abstractNumId w:val="38"/>
-  </w:num>
-  <w:num w:numId="37" w16cid:durableId="1845702284">
-    <w:abstractNumId w:val="15"/>
-  </w:num>
-  <w:num w:numId="38" w16cid:durableId="195853765">
-    <w:abstractNumId w:val="41"/>
-  </w:num>
-  <w:num w:numId="39" w16cid:durableId="548952877">
-    <w:abstractNumId w:val="44"/>
-  </w:num>
-  <w:num w:numId="40" w16cid:durableId="630018283">
-    <w:abstractNumId w:val="37"/>
-  </w:num>
-  <w:num w:numId="41" w16cid:durableId="1051156478">
-    <w:abstractNumId w:val="48"/>
-  </w:num>
-  <w:num w:numId="42" w16cid:durableId="1266037839">
-    <w:abstractNumId w:val="4"/>
-  </w:num>
-  <w:num w:numId="43" w16cid:durableId="828061545">
-    <w:abstractNumId w:val="51"/>
-  </w:num>
-  <w:num w:numId="44" w16cid:durableId="644775863">
-    <w:abstractNumId w:val="28"/>
-  </w:num>
-  <w:num w:numId="45" w16cid:durableId="568811912">
-    <w:abstractNumId w:val="5"/>
-  </w:num>
-  <w:num w:numId="46" w16cid:durableId="1862891086">
-    <w:abstractNumId w:val="35"/>
-  </w:num>
-  <w:num w:numId="47" w16cid:durableId="65880065">
-    <w:abstractNumId w:val="14"/>
-  </w:num>
-  <w:num w:numId="48" w16cid:durableId="1049526199">
-    <w:abstractNumId w:val="23"/>
-  </w:num>
-  <w:num w:numId="49" w16cid:durableId="1653943965">
-    <w:abstractNumId w:val="9"/>
-  </w:num>
-  <w:num w:numId="50" w16cid:durableId="1469208207">
-    <w:abstractNumId w:val="32"/>
-  </w:num>
-  <w:num w:numId="51" w16cid:durableId="1995260758">
-    <w:abstractNumId w:val="56"/>
-  </w:num>
-  <w:num w:numId="52" w16cid:durableId="779686928">
-    <w:abstractNumId w:val="46"/>
-  </w:num>
-  <w:num w:numId="53" w16cid:durableId="388892034">
-    <w:abstractNumId w:val="3"/>
-  </w:num>
-  <w:num w:numId="54" w16cid:durableId="911310368">
-    <w:abstractNumId w:val="29"/>
-  </w:num>
-  <w:num w:numId="55" w16cid:durableId="152185644">
-    <w:abstractNumId w:val="7"/>
-  </w:num>
-  <w:num w:numId="56" w16cid:durableId="1227953858">
-    <w:abstractNumId w:val="22"/>
-  </w:num>
-  <w:num w:numId="57" w16cid:durableId="1214122275">
-    <w:abstractNumId w:val="53"/>
-  </w:num>
-  <w:num w:numId="58" w16cid:durableId="1305625704">
-    <w:abstractNumId w:val="31"/>
-  </w:num>
+  <w:numIdMacAtCleanup w:val="50"/>
 </w:numbering>
 </file>
 
 <file path=word/styles.xml><?xml version="1.0" encoding="utf-8"?>
-<w:styles xmlns:mc="http://schemas.openxmlformats.org/markup-compatibility/2006" xmlns:r="http://schemas.openxmlformats.org/officeDocument/2006/relationships" xmlns:w="http://schemas.openxmlformats.org/wordprocessingml/2006/main" xmlns:w14="http://schemas.microsoft.com/office/word/2010/wordml" xmlns:w15="http://schemas.microsoft.com/office/word/2012/wordml" xmlns:w16cex="http://schemas.microsoft.com/office/word/2018/wordml/cex" xmlns:w16cid="http://schemas.microsoft.com/office/word/2016/wordml/cid" xmlns:w16="http://schemas.microsoft.com/office/word/2018/wordml" xmlns:w16du="http://schemas.microsoft.com/office/word/2023/wordml/word16du" xmlns:w16sdtdh="http://schemas.microsoft.com/office/word/2020/wordml/sdtdatahash" xmlns:w16sdtfl="http://schemas.microsoft.com/office/word/2024/wordml/sdtformatlock" xmlns:w16se="http://schemas.microsoft.com/office/word/2015/wordml/symex" mc:Ignorable="w14 w15 w16se w16cid w16 w16cex w16sdtdh w16sdtfl w16du">
+<w:styles xmlns:mc="http://schemas.openxmlformats.org/markup-compatibility/2006" xmlns:r="http://schemas.openxmlformats.org/officeDocument/2006/relationships" xmlns:w="http://schemas.openxmlformats.org/wordprocessingml/2006/main" xmlns:w14="http://schemas.microsoft.com/office/word/2010/wordml" xmlns:w15="http://schemas.microsoft.com/office/word/2012/wordml" xmlns:w16cex="http://schemas.microsoft.com/office/word/2018/wordml/cex" xmlns:w16cid="http://schemas.microsoft.com/office/word/2016/wordml/cid" xmlns:w16="http://schemas.microsoft.com/office/word/2018/wordml" xmlns:w16sdtdh="http://schemas.microsoft.com/office/word/2020/wordml/sdtdatahash" xmlns:w16se="http://schemas.microsoft.com/office/word/2015/wordml/symex" mc:Ignorable="w14 w15 w16se w16cid w16 w16cex w16sdtdh">
   <w:docDefaults>
     <w:rPrDefault>
       <w:rPr>
@@ -30834,7 +29129,7 @@
     <w:link w:val="Ttulo1Char"/>
     <w:uiPriority w:val="9"/>
     <w:qFormat/>
-    <w:rsid w:val="0060451D"/>
+    <w:rsid w:val="00A57460"/>
     <w:pPr>
       <w:keepNext/>
       <w:keepLines/>
@@ -30843,9 +29138,10 @@
       <w:outlineLvl w:val="0"/>
     </w:pPr>
     <w:rPr>
-      <w:rFonts w:ascii="Adobe Gothic Std B" w:eastAsiaTheme="majorEastAsia" w:hAnsi="Adobe Gothic Std B" w:cstheme="majorBidi"/>
+      <w:rFonts w:ascii="Arial" w:eastAsiaTheme="majorEastAsia" w:hAnsi="Arial" w:cstheme="majorBidi"/>
+      <w:b/>
       <w:color w:val="000000" w:themeColor="text1"/>
-      <w:sz w:val="48"/>
+      <w:sz w:val="32"/>
       <w:szCs w:val="40"/>
     </w:rPr>
   </w:style>
@@ -30857,7 +29153,7 @@
     <w:uiPriority w:val="9"/>
     <w:unhideWhenUsed/>
     <w:qFormat/>
-    <w:rsid w:val="0060451D"/>
+    <w:rsid w:val="00A57460"/>
     <w:pPr>
       <w:keepNext/>
       <w:keepLines/>
@@ -30867,8 +29163,7 @@
     </w:pPr>
     <w:rPr>
       <w:rFonts w:ascii="Amasis MT Pro Medium" w:eastAsiaTheme="majorEastAsia" w:hAnsi="Amasis MT Pro Medium" w:cstheme="majorBidi"/>
-      <w:b/>
-      <w:color w:val="AA54DA"/>
+      <w:color w:val="000000" w:themeColor="text1"/>
       <w:sz w:val="32"/>
       <w:szCs w:val="32"/>
     </w:rPr>
@@ -30881,7 +29176,7 @@
     <w:uiPriority w:val="9"/>
     <w:unhideWhenUsed/>
     <w:qFormat/>
-    <w:rsid w:val="0060451D"/>
+    <w:rsid w:val="00A57460"/>
     <w:pPr>
       <w:keepNext/>
       <w:keepLines/>
@@ -30892,8 +29187,7 @@
     <w:rPr>
       <w:rFonts w:ascii="72 Condensed" w:eastAsiaTheme="majorEastAsia" w:hAnsi="72 Condensed" w:cstheme="majorBidi"/>
       <w:b/>
-      <w:color w:val="404040" w:themeColor="text1" w:themeTint="BF"/>
-      <w:sz w:val="28"/>
+      <w:color w:val="000000" w:themeColor="text1"/>
       <w:szCs w:val="28"/>
     </w:rPr>
   </w:style>
@@ -30905,7 +29199,7 @@
     <w:uiPriority w:val="9"/>
     <w:unhideWhenUsed/>
     <w:qFormat/>
-    <w:rsid w:val="0060451D"/>
+    <w:rsid w:val="00A57460"/>
     <w:pPr>
       <w:keepNext/>
       <w:keepLines/>
@@ -30916,7 +29210,7 @@
       <w:rFonts w:eastAsiaTheme="majorEastAsia" w:cstheme="majorBidi"/>
       <w:b/>
       <w:iCs/>
-      <w:color w:val="480048"/>
+      <w:color w:val="000000" w:themeColor="text1"/>
     </w:rPr>
   </w:style>
   <w:style w:type="paragraph" w:styleId="Ttulo5">
@@ -31031,6 +29325,7 @@
   <w:style w:type="character" w:default="1" w:styleId="Fontepargpadro">
     <w:name w:val="Default Paragraph Font"/>
     <w:uiPriority w:val="1"/>
+    <w:semiHidden/>
     <w:unhideWhenUsed/>
   </w:style>
   <w:style w:type="table" w:default="1" w:styleId="Tabelanormal">
@@ -31059,11 +29354,12 @@
     <w:basedOn w:val="Fontepargpadro"/>
     <w:link w:val="Ttulo1"/>
     <w:uiPriority w:val="9"/>
-    <w:rsid w:val="0060451D"/>
+    <w:rsid w:val="00A57460"/>
     <w:rPr>
-      <w:rFonts w:ascii="Adobe Gothic Std B" w:eastAsiaTheme="majorEastAsia" w:hAnsi="Adobe Gothic Std B" w:cstheme="majorBidi"/>
+      <w:rFonts w:ascii="Arial" w:eastAsiaTheme="majorEastAsia" w:hAnsi="Arial" w:cstheme="majorBidi"/>
+      <w:b/>
       <w:color w:val="000000" w:themeColor="text1"/>
-      <w:sz w:val="48"/>
+      <w:sz w:val="32"/>
       <w:szCs w:val="40"/>
     </w:rPr>
   </w:style>
@@ -31072,11 +29368,10 @@
     <w:basedOn w:val="Fontepargpadro"/>
     <w:link w:val="Ttulo2"/>
     <w:uiPriority w:val="9"/>
-    <w:rsid w:val="0060451D"/>
+    <w:rsid w:val="00A57460"/>
     <w:rPr>
       <w:rFonts w:ascii="Amasis MT Pro Medium" w:eastAsiaTheme="majorEastAsia" w:hAnsi="Amasis MT Pro Medium" w:cstheme="majorBidi"/>
-      <w:b/>
-      <w:color w:val="AA54DA"/>
+      <w:color w:val="000000" w:themeColor="text1"/>
       <w:sz w:val="32"/>
       <w:szCs w:val="32"/>
     </w:rPr>
@@ -31086,12 +29381,11 @@
     <w:basedOn w:val="Fontepargpadro"/>
     <w:link w:val="Ttulo3"/>
     <w:uiPriority w:val="9"/>
-    <w:rsid w:val="0060451D"/>
+    <w:rsid w:val="00A57460"/>
     <w:rPr>
       <w:rFonts w:ascii="72 Condensed" w:eastAsiaTheme="majorEastAsia" w:hAnsi="72 Condensed" w:cstheme="majorBidi"/>
       <w:b/>
-      <w:color w:val="404040" w:themeColor="text1" w:themeTint="BF"/>
-      <w:sz w:val="28"/>
+      <w:color w:val="000000" w:themeColor="text1"/>
       <w:szCs w:val="28"/>
     </w:rPr>
   </w:style>
@@ -31100,12 +29394,12 @@
     <w:basedOn w:val="Fontepargpadro"/>
     <w:link w:val="Ttulo4"/>
     <w:uiPriority w:val="9"/>
-    <w:rsid w:val="0060451D"/>
+    <w:rsid w:val="00A57460"/>
     <w:rPr>
       <w:rFonts w:eastAsiaTheme="majorEastAsia" w:cstheme="majorBidi"/>
       <w:b/>
       <w:iCs/>
-      <w:color w:val="480048"/>
+      <w:color w:val="000000" w:themeColor="text1"/>
     </w:rPr>
   </w:style>
   <w:style w:type="character" w:customStyle="1" w:styleId="Ttulo5Char">
